--- a/deliverables/00_Course/Course_Glossary.docx
+++ b/deliverables/00_Course/Course_Glossary.docx
@@ -94,9 +94,9 @@
         <w:tblLayout w:type="fixed"/>
       </w:tblPr>
       <w:tblGrid>
-        <w:gridCol w:w="2417"/>
-        <w:gridCol w:w="6119"/>
-        <w:gridCol w:w="876"/>
+        <w:gridCol w:w="2370"/>
+        <w:gridCol w:w="5933"/>
+        <w:gridCol w:w="1109"/>
       </w:tblGrid>
       <w:tr>
         <w:trPr>
@@ -105,7 +105,7 @@
         </w:trPr>
         <w:tc>
           <w:tcPr>
-            <w:tcW w:type="dxa" w:w="2417"/>
+            <w:tcW w:type="dxa" w:w="2370"/>
             <w:tcBorders>
               <w:top w:val="single" w:color="D1D5DB" w:sz="4"/>
               <w:left w:val="single" w:color="D1D5DB" w:sz="4"/>
@@ -136,7 +136,7 @@
         </w:tc>
         <w:tc>
           <w:tcPr>
-            <w:tcW w:type="dxa" w:w="6119"/>
+            <w:tcW w:type="dxa" w:w="5933"/>
             <w:tcBorders>
               <w:top w:val="single" w:color="D1D5DB" w:sz="4"/>
               <w:left w:val="single" w:color="D1D5DB" w:sz="4"/>
@@ -167,7 +167,7 @@
         </w:tc>
         <w:tc>
           <w:tcPr>
-            <w:tcW w:type="dxa" w:w="876"/>
+            <w:tcW w:type="dxa" w:w="1109"/>
             <w:tcBorders>
               <w:top w:val="single" w:color="D1D5DB" w:sz="4"/>
               <w:left w:val="single" w:color="D1D5DB" w:sz="4"/>
@@ -203,7 +203,7 @@
         </w:trPr>
         <w:tc>
           <w:tcPr>
-            <w:tcW w:type="dxa" w:w="2417"/>
+            <w:tcW w:type="dxa" w:w="2370"/>
             <w:tcBorders>
               <w:top w:val="single" w:color="D1D5DB" w:sz="4"/>
               <w:left w:val="single" w:color="D1D5DB" w:sz="4"/>
@@ -233,7 +233,7 @@
         </w:tc>
         <w:tc>
           <w:tcPr>
-            <w:tcW w:type="dxa" w:w="6119"/>
+            <w:tcW w:type="dxa" w:w="5933"/>
             <w:tcBorders>
               <w:top w:val="single" w:color="D1D5DB" w:sz="4"/>
               <w:left w:val="single" w:color="D1D5DB" w:sz="4"/>
@@ -261,7 +261,7 @@
         </w:tc>
         <w:tc>
           <w:tcPr>
-            <w:tcW w:type="dxa" w:w="876"/>
+            <w:tcW w:type="dxa" w:w="1109"/>
             <w:tcBorders>
               <w:top w:val="single" w:color="D1D5DB" w:sz="4"/>
               <w:left w:val="single" w:color="D1D5DB" w:sz="4"/>
@@ -294,7 +294,7 @@
         </w:trPr>
         <w:tc>
           <w:tcPr>
-            <w:tcW w:type="dxa" w:w="2417"/>
+            <w:tcW w:type="dxa" w:w="2370"/>
             <w:tcBorders>
               <w:top w:val="single" w:color="D1D5DB" w:sz="4"/>
               <w:left w:val="single" w:color="D1D5DB" w:sz="4"/>
@@ -324,7 +324,7 @@
         </w:tc>
         <w:tc>
           <w:tcPr>
-            <w:tcW w:type="dxa" w:w="6119"/>
+            <w:tcW w:type="dxa" w:w="5933"/>
             <w:tcBorders>
               <w:top w:val="single" w:color="D1D5DB" w:sz="4"/>
               <w:left w:val="single" w:color="D1D5DB" w:sz="4"/>
@@ -352,7 +352,7 @@
         </w:tc>
         <w:tc>
           <w:tcPr>
-            <w:tcW w:type="dxa" w:w="876"/>
+            <w:tcW w:type="dxa" w:w="1109"/>
             <w:tcBorders>
               <w:top w:val="single" w:color="D1D5DB" w:sz="4"/>
               <w:left w:val="single" w:color="D1D5DB" w:sz="4"/>
@@ -385,14 +385,105 @@
         </w:trPr>
         <w:tc>
           <w:tcPr>
-            <w:tcW w:type="dxa" w:w="2417"/>
-            <w:tcBorders>
-              <w:top w:val="single" w:color="D1D5DB" w:sz="4"/>
-              <w:left w:val="single" w:color="D1D5DB" w:sz="4"/>
-              <w:bottom w:val="single" w:color="D1D5DB" w:sz="4"/>
-              <w:right w:val="single" w:color="D1D5DB" w:sz="4"/>
-            </w:tcBorders>
-            <w:shd w:fill="EEF0FF" w:color="auto" w:val="clear"/>
+            <w:tcW w:type="dxa" w:w="2370"/>
+            <w:tcBorders>
+              <w:top w:val="single" w:color="D1D5DB" w:sz="4"/>
+              <w:left w:val="single" w:color="D1D5DB" w:sz="4"/>
+              <w:bottom w:val="single" w:color="D1D5DB" w:sz="4"/>
+              <w:right w:val="single" w:color="D1D5DB" w:sz="4"/>
+            </w:tcBorders>
+            <w:shd w:fill="EEF0FF" w:color="auto" w:val="clear"/>
+            <w:tcMar>
+              <w:top w:type="dxa" w:w="40"/>
+              <w:left w:type="dxa" w:w="120"/>
+              <w:bottom w:type="dxa" w:w="40"/>
+              <w:right w:type="dxa" w:w="120"/>
+            </w:tcMar>
+            <w:vAlign w:val="top"/>
+          </w:tcPr>
+          <w:p>
+            <w:r>
+              <w:rPr>
+                <w:b/>
+                <w:bCs/>
+                <w:sz w:val="20"/>
+                <w:szCs w:val="20"/>
+              </w:rPr>
+              <w:t xml:space="preserve">ADA</w:t>
+            </w:r>
+          </w:p>
+        </w:tc>
+        <w:tc>
+          <w:tcPr>
+            <w:tcW w:type="dxa" w:w="5933"/>
+            <w:tcBorders>
+              <w:top w:val="single" w:color="D1D5DB" w:sz="4"/>
+              <w:left w:val="single" w:color="D1D5DB" w:sz="4"/>
+              <w:bottom w:val="single" w:color="D1D5DB" w:sz="4"/>
+              <w:right w:val="single" w:color="D1D5DB" w:sz="4"/>
+            </w:tcBorders>
+            <w:shd w:fill="EEF0FF" w:color="auto" w:val="clear"/>
+            <w:tcMar>
+              <w:top w:type="dxa" w:w="40"/>
+              <w:left w:type="dxa" w:w="120"/>
+              <w:bottom w:type="dxa" w:w="40"/>
+              <w:right w:type="dxa" w:w="120"/>
+            </w:tcMar>
+            <w:vAlign w:val="top"/>
+          </w:tcPr>
+          <w:p>
+            <w:r>
+              <w:rPr>
+                <w:sz w:val="20"/>
+                <w:szCs w:val="20"/>
+              </w:rPr>
+              <w:t xml:space="preserve">Adaptive discriminator augmentation: adjust data augmentation to reduce discriminator overfitting.</w:t>
+            </w:r>
+          </w:p>
+        </w:tc>
+        <w:tc>
+          <w:tcPr>
+            <w:tcW w:type="dxa" w:w="1109"/>
+            <w:tcBorders>
+              <w:top w:val="single" w:color="D1D5DB" w:sz="4"/>
+              <w:left w:val="single" w:color="D1D5DB" w:sz="4"/>
+              <w:bottom w:val="single" w:color="D1D5DB" w:sz="4"/>
+              <w:right w:val="single" w:color="D1D5DB" w:sz="4"/>
+            </w:tcBorders>
+            <w:shd w:fill="EEF0FF" w:color="auto" w:val="clear"/>
+            <w:tcMar>
+              <w:top w:type="dxa" w:w="40"/>
+              <w:left w:type="dxa" w:w="120"/>
+              <w:bottom w:type="dxa" w:w="40"/>
+              <w:right w:type="dxa" w:w="120"/>
+            </w:tcMar>
+            <w:vAlign w:val="top"/>
+          </w:tcPr>
+          <w:p>
+            <w:r>
+              <w:rPr>
+                <w:sz w:val="20"/>
+                <w:szCs w:val="20"/>
+              </w:rPr>
+              <w:t xml:space="preserve">3</w:t>
+            </w:r>
+          </w:p>
+        </w:tc>
+      </w:tr>
+      <w:tr>
+        <w:trPr>
+          <w:cantSplit/>
+        </w:trPr>
+        <w:tc>
+          <w:tcPr>
+            <w:tcW w:type="dxa" w:w="2370"/>
+            <w:tcBorders>
+              <w:top w:val="single" w:color="D1D5DB" w:sz="4"/>
+              <w:left w:val="single" w:color="D1D5DB" w:sz="4"/>
+              <w:bottom w:val="single" w:color="D1D5DB" w:sz="4"/>
+              <w:right w:val="single" w:color="D1D5DB" w:sz="4"/>
+            </w:tcBorders>
+            <w:shd w:fill="FFFFFF" w:color="auto" w:val="clear"/>
             <w:tcMar>
               <w:top w:type="dxa" w:w="40"/>
               <w:left w:type="dxa" w:w="120"/>
@@ -415,14 +506,14 @@
         </w:tc>
         <w:tc>
           <w:tcPr>
-            <w:tcW w:type="dxa" w:w="6119"/>
-            <w:tcBorders>
-              <w:top w:val="single" w:color="D1D5DB" w:sz="4"/>
-              <w:left w:val="single" w:color="D1D5DB" w:sz="4"/>
-              <w:bottom w:val="single" w:color="D1D5DB" w:sz="4"/>
-              <w:right w:val="single" w:color="D1D5DB" w:sz="4"/>
-            </w:tcBorders>
-            <w:shd w:fill="EEF0FF" w:color="auto" w:val="clear"/>
+            <w:tcW w:type="dxa" w:w="5933"/>
+            <w:tcBorders>
+              <w:top w:val="single" w:color="D1D5DB" w:sz="4"/>
+              <w:left w:val="single" w:color="D1D5DB" w:sz="4"/>
+              <w:bottom w:val="single" w:color="D1D5DB" w:sz="4"/>
+              <w:right w:val="single" w:color="D1D5DB" w:sz="4"/>
+            </w:tcBorders>
+            <w:shd w:fill="FFFFFF" w:color="auto" w:val="clear"/>
             <w:tcMar>
               <w:top w:type="dxa" w:w="40"/>
               <w:left w:type="dxa" w:w="120"/>
@@ -443,14 +534,14 @@
         </w:tc>
         <w:tc>
           <w:tcPr>
-            <w:tcW w:type="dxa" w:w="876"/>
-            <w:tcBorders>
-              <w:top w:val="single" w:color="D1D5DB" w:sz="4"/>
-              <w:left w:val="single" w:color="D1D5DB" w:sz="4"/>
-              <w:bottom w:val="single" w:color="D1D5DB" w:sz="4"/>
-              <w:right w:val="single" w:color="D1D5DB" w:sz="4"/>
-            </w:tcBorders>
-            <w:shd w:fill="EEF0FF" w:color="auto" w:val="clear"/>
+            <w:tcW w:type="dxa" w:w="1109"/>
+            <w:tcBorders>
+              <w:top w:val="single" w:color="D1D5DB" w:sz="4"/>
+              <w:left w:val="single" w:color="D1D5DB" w:sz="4"/>
+              <w:bottom w:val="single" w:color="D1D5DB" w:sz="4"/>
+              <w:right w:val="single" w:color="D1D5DB" w:sz="4"/>
+            </w:tcBorders>
+            <w:shd w:fill="FFFFFF" w:color="auto" w:val="clear"/>
             <w:tcMar>
               <w:top w:type="dxa" w:w="40"/>
               <w:left w:type="dxa" w:w="120"/>
@@ -476,14 +567,14 @@
         </w:trPr>
         <w:tc>
           <w:tcPr>
-            <w:tcW w:type="dxa" w:w="2417"/>
-            <w:tcBorders>
-              <w:top w:val="single" w:color="D1D5DB" w:sz="4"/>
-              <w:left w:val="single" w:color="D1D5DB" w:sz="4"/>
-              <w:bottom w:val="single" w:color="D1D5DB" w:sz="4"/>
-              <w:right w:val="single" w:color="D1D5DB" w:sz="4"/>
-            </w:tcBorders>
-            <w:shd w:fill="FFFFFF" w:color="auto" w:val="clear"/>
+            <w:tcW w:type="dxa" w:w="2370"/>
+            <w:tcBorders>
+              <w:top w:val="single" w:color="D1D5DB" w:sz="4"/>
+              <w:left w:val="single" w:color="D1D5DB" w:sz="4"/>
+              <w:bottom w:val="single" w:color="D1D5DB" w:sz="4"/>
+              <w:right w:val="single" w:color="D1D5DB" w:sz="4"/>
+            </w:tcBorders>
+            <w:shd w:fill="EEF0FF" w:color="auto" w:val="clear"/>
             <w:tcMar>
               <w:top w:type="dxa" w:w="40"/>
               <w:left w:type="dxa" w:w="120"/>
@@ -506,14 +597,14 @@
         </w:tc>
         <w:tc>
           <w:tcPr>
-            <w:tcW w:type="dxa" w:w="6119"/>
-            <w:tcBorders>
-              <w:top w:val="single" w:color="D1D5DB" w:sz="4"/>
-              <w:left w:val="single" w:color="D1D5DB" w:sz="4"/>
-              <w:bottom w:val="single" w:color="D1D5DB" w:sz="4"/>
-              <w:right w:val="single" w:color="D1D5DB" w:sz="4"/>
-            </w:tcBorders>
-            <w:shd w:fill="FFFFFF" w:color="auto" w:val="clear"/>
+            <w:tcW w:type="dxa" w:w="5933"/>
+            <w:tcBorders>
+              <w:top w:val="single" w:color="D1D5DB" w:sz="4"/>
+              <w:left w:val="single" w:color="D1D5DB" w:sz="4"/>
+              <w:bottom w:val="single" w:color="D1D5DB" w:sz="4"/>
+              <w:right w:val="single" w:color="D1D5DB" w:sz="4"/>
+            </w:tcBorders>
+            <w:shd w:fill="EEF0FF" w:color="auto" w:val="clear"/>
             <w:tcMar>
               <w:top w:type="dxa" w:w="40"/>
               <w:left w:type="dxa" w:w="120"/>
@@ -534,14 +625,14 @@
         </w:tc>
         <w:tc>
           <w:tcPr>
-            <w:tcW w:type="dxa" w:w="876"/>
-            <w:tcBorders>
-              <w:top w:val="single" w:color="D1D5DB" w:sz="4"/>
-              <w:left w:val="single" w:color="D1D5DB" w:sz="4"/>
-              <w:bottom w:val="single" w:color="D1D5DB" w:sz="4"/>
-              <w:right w:val="single" w:color="D1D5DB" w:sz="4"/>
-            </w:tcBorders>
-            <w:shd w:fill="FFFFFF" w:color="auto" w:val="clear"/>
+            <w:tcW w:type="dxa" w:w="1109"/>
+            <w:tcBorders>
+              <w:top w:val="single" w:color="D1D5DB" w:sz="4"/>
+              <w:left w:val="single" w:color="D1D5DB" w:sz="4"/>
+              <w:bottom w:val="single" w:color="D1D5DB" w:sz="4"/>
+              <w:right w:val="single" w:color="D1D5DB" w:sz="4"/>
+            </w:tcBorders>
+            <w:shd w:fill="EEF0FF" w:color="auto" w:val="clear"/>
             <w:tcMar>
               <w:top w:type="dxa" w:w="40"/>
               <w:left w:type="dxa" w:w="120"/>
@@ -567,14 +658,14 @@
         </w:trPr>
         <w:tc>
           <w:tcPr>
-            <w:tcW w:type="dxa" w:w="2417"/>
-            <w:tcBorders>
-              <w:top w:val="single" w:color="D1D5DB" w:sz="4"/>
-              <w:left w:val="single" w:color="D1D5DB" w:sz="4"/>
-              <w:bottom w:val="single" w:color="D1D5DB" w:sz="4"/>
-              <w:right w:val="single" w:color="D1D5DB" w:sz="4"/>
-            </w:tcBorders>
-            <w:shd w:fill="EEF0FF" w:color="auto" w:val="clear"/>
+            <w:tcW w:type="dxa" w:w="2370"/>
+            <w:tcBorders>
+              <w:top w:val="single" w:color="D1D5DB" w:sz="4"/>
+              <w:left w:val="single" w:color="D1D5DB" w:sz="4"/>
+              <w:bottom w:val="single" w:color="D1D5DB" w:sz="4"/>
+              <w:right w:val="single" w:color="D1D5DB" w:sz="4"/>
+            </w:tcBorders>
+            <w:shd w:fill="FFFFFF" w:color="auto" w:val="clear"/>
             <w:tcMar>
               <w:top w:type="dxa" w:w="40"/>
               <w:left w:type="dxa" w:w="120"/>
@@ -597,14 +688,14 @@
         </w:tc>
         <w:tc>
           <w:tcPr>
-            <w:tcW w:type="dxa" w:w="6119"/>
-            <w:tcBorders>
-              <w:top w:val="single" w:color="D1D5DB" w:sz="4"/>
-              <w:left w:val="single" w:color="D1D5DB" w:sz="4"/>
-              <w:bottom w:val="single" w:color="D1D5DB" w:sz="4"/>
-              <w:right w:val="single" w:color="D1D5DB" w:sz="4"/>
-            </w:tcBorders>
-            <w:shd w:fill="EEF0FF" w:color="auto" w:val="clear"/>
+            <w:tcW w:type="dxa" w:w="5933"/>
+            <w:tcBorders>
+              <w:top w:val="single" w:color="D1D5DB" w:sz="4"/>
+              <w:left w:val="single" w:color="D1D5DB" w:sz="4"/>
+              <w:bottom w:val="single" w:color="D1D5DB" w:sz="4"/>
+              <w:right w:val="single" w:color="D1D5DB" w:sz="4"/>
+            </w:tcBorders>
+            <w:shd w:fill="FFFFFF" w:color="auto" w:val="clear"/>
             <w:tcMar>
               <w:top w:type="dxa" w:w="40"/>
               <w:left w:type="dxa" w:w="120"/>
@@ -625,14 +716,14 @@
         </w:tc>
         <w:tc>
           <w:tcPr>
-            <w:tcW w:type="dxa" w:w="876"/>
-            <w:tcBorders>
-              <w:top w:val="single" w:color="D1D5DB" w:sz="4"/>
-              <w:left w:val="single" w:color="D1D5DB" w:sz="4"/>
-              <w:bottom w:val="single" w:color="D1D5DB" w:sz="4"/>
-              <w:right w:val="single" w:color="D1D5DB" w:sz="4"/>
-            </w:tcBorders>
-            <w:shd w:fill="EEF0FF" w:color="auto" w:val="clear"/>
+            <w:tcW w:type="dxa" w:w="1109"/>
+            <w:tcBorders>
+              <w:top w:val="single" w:color="D1D5DB" w:sz="4"/>
+              <w:left w:val="single" w:color="D1D5DB" w:sz="4"/>
+              <w:bottom w:val="single" w:color="D1D5DB" w:sz="4"/>
+              <w:right w:val="single" w:color="D1D5DB" w:sz="4"/>
+            </w:tcBorders>
+            <w:shd w:fill="FFFFFF" w:color="auto" w:val="clear"/>
             <w:tcMar>
               <w:top w:type="dxa" w:w="40"/>
               <w:left w:type="dxa" w:w="120"/>
@@ -658,14 +749,14 @@
         </w:trPr>
         <w:tc>
           <w:tcPr>
-            <w:tcW w:type="dxa" w:w="2417"/>
-            <w:tcBorders>
-              <w:top w:val="single" w:color="D1D5DB" w:sz="4"/>
-              <w:left w:val="single" w:color="D1D5DB" w:sz="4"/>
-              <w:bottom w:val="single" w:color="D1D5DB" w:sz="4"/>
-              <w:right w:val="single" w:color="D1D5DB" w:sz="4"/>
-            </w:tcBorders>
-            <w:shd w:fill="FFFFFF" w:color="auto" w:val="clear"/>
+            <w:tcW w:type="dxa" w:w="2370"/>
+            <w:tcBorders>
+              <w:top w:val="single" w:color="D1D5DB" w:sz="4"/>
+              <w:left w:val="single" w:color="D1D5DB" w:sz="4"/>
+              <w:bottom w:val="single" w:color="D1D5DB" w:sz="4"/>
+              <w:right w:val="single" w:color="D1D5DB" w:sz="4"/>
+            </w:tcBorders>
+            <w:shd w:fill="EEF0FF" w:color="auto" w:val="clear"/>
             <w:tcMar>
               <w:top w:type="dxa" w:w="40"/>
               <w:left w:type="dxa" w:w="120"/>
@@ -688,14 +779,14 @@
         </w:tc>
         <w:tc>
           <w:tcPr>
-            <w:tcW w:type="dxa" w:w="6119"/>
-            <w:tcBorders>
-              <w:top w:val="single" w:color="D1D5DB" w:sz="4"/>
-              <w:left w:val="single" w:color="D1D5DB" w:sz="4"/>
-              <w:bottom w:val="single" w:color="D1D5DB" w:sz="4"/>
-              <w:right w:val="single" w:color="D1D5DB" w:sz="4"/>
-            </w:tcBorders>
-            <w:shd w:fill="FFFFFF" w:color="auto" w:val="clear"/>
+            <w:tcW w:type="dxa" w:w="5933"/>
+            <w:tcBorders>
+              <w:top w:val="single" w:color="D1D5DB" w:sz="4"/>
+              <w:left w:val="single" w:color="D1D5DB" w:sz="4"/>
+              <w:bottom w:val="single" w:color="D1D5DB" w:sz="4"/>
+              <w:right w:val="single" w:color="D1D5DB" w:sz="4"/>
+            </w:tcBorders>
+            <w:shd w:fill="EEF0FF" w:color="auto" w:val="clear"/>
             <w:tcMar>
               <w:top w:type="dxa" w:w="40"/>
               <w:left w:type="dxa" w:w="120"/>
@@ -716,14 +807,14 @@
         </w:tc>
         <w:tc>
           <w:tcPr>
-            <w:tcW w:type="dxa" w:w="876"/>
-            <w:tcBorders>
-              <w:top w:val="single" w:color="D1D5DB" w:sz="4"/>
-              <w:left w:val="single" w:color="D1D5DB" w:sz="4"/>
-              <w:bottom w:val="single" w:color="D1D5DB" w:sz="4"/>
-              <w:right w:val="single" w:color="D1D5DB" w:sz="4"/>
-            </w:tcBorders>
-            <w:shd w:fill="FFFFFF" w:color="auto" w:val="clear"/>
+            <w:tcW w:type="dxa" w:w="1109"/>
+            <w:tcBorders>
+              <w:top w:val="single" w:color="D1D5DB" w:sz="4"/>
+              <w:left w:val="single" w:color="D1D5DB" w:sz="4"/>
+              <w:bottom w:val="single" w:color="D1D5DB" w:sz="4"/>
+              <w:right w:val="single" w:color="D1D5DB" w:sz="4"/>
+            </w:tcBorders>
+            <w:shd w:fill="EEF0FF" w:color="auto" w:val="clear"/>
             <w:tcMar>
               <w:top w:type="dxa" w:w="40"/>
               <w:left w:type="dxa" w:w="120"/>
@@ -749,14 +840,14 @@
         </w:trPr>
         <w:tc>
           <w:tcPr>
-            <w:tcW w:type="dxa" w:w="2417"/>
-            <w:tcBorders>
-              <w:top w:val="single" w:color="D1D5DB" w:sz="4"/>
-              <w:left w:val="single" w:color="D1D5DB" w:sz="4"/>
-              <w:bottom w:val="single" w:color="D1D5DB" w:sz="4"/>
-              <w:right w:val="single" w:color="D1D5DB" w:sz="4"/>
-            </w:tcBorders>
-            <w:shd w:fill="EEF0FF" w:color="auto" w:val="clear"/>
+            <w:tcW w:type="dxa" w:w="2370"/>
+            <w:tcBorders>
+              <w:top w:val="single" w:color="D1D5DB" w:sz="4"/>
+              <w:left w:val="single" w:color="D1D5DB" w:sz="4"/>
+              <w:bottom w:val="single" w:color="D1D5DB" w:sz="4"/>
+              <w:right w:val="single" w:color="D1D5DB" w:sz="4"/>
+            </w:tcBorders>
+            <w:shd w:fill="FFFFFF" w:color="auto" w:val="clear"/>
             <w:tcMar>
               <w:top w:type="dxa" w:w="40"/>
               <w:left w:type="dxa" w:w="120"/>
@@ -779,14 +870,14 @@
         </w:tc>
         <w:tc>
           <w:tcPr>
-            <w:tcW w:type="dxa" w:w="6119"/>
-            <w:tcBorders>
-              <w:top w:val="single" w:color="D1D5DB" w:sz="4"/>
-              <w:left w:val="single" w:color="D1D5DB" w:sz="4"/>
-              <w:bottom w:val="single" w:color="D1D5DB" w:sz="4"/>
-              <w:right w:val="single" w:color="D1D5DB" w:sz="4"/>
-            </w:tcBorders>
-            <w:shd w:fill="EEF0FF" w:color="auto" w:val="clear"/>
+            <w:tcW w:type="dxa" w:w="5933"/>
+            <w:tcBorders>
+              <w:top w:val="single" w:color="D1D5DB" w:sz="4"/>
+              <w:left w:val="single" w:color="D1D5DB" w:sz="4"/>
+              <w:bottom w:val="single" w:color="D1D5DB" w:sz="4"/>
+              <w:right w:val="single" w:color="D1D5DB" w:sz="4"/>
+            </w:tcBorders>
+            <w:shd w:fill="FFFFFF" w:color="auto" w:val="clear"/>
             <w:tcMar>
               <w:top w:type="dxa" w:w="40"/>
               <w:left w:type="dxa" w:w="120"/>
@@ -807,14 +898,14 @@
         </w:tc>
         <w:tc>
           <w:tcPr>
-            <w:tcW w:type="dxa" w:w="876"/>
-            <w:tcBorders>
-              <w:top w:val="single" w:color="D1D5DB" w:sz="4"/>
-              <w:left w:val="single" w:color="D1D5DB" w:sz="4"/>
-              <w:bottom w:val="single" w:color="D1D5DB" w:sz="4"/>
-              <w:right w:val="single" w:color="D1D5DB" w:sz="4"/>
-            </w:tcBorders>
-            <w:shd w:fill="EEF0FF" w:color="auto" w:val="clear"/>
+            <w:tcW w:type="dxa" w:w="1109"/>
+            <w:tcBorders>
+              <w:top w:val="single" w:color="D1D5DB" w:sz="4"/>
+              <w:left w:val="single" w:color="D1D5DB" w:sz="4"/>
+              <w:bottom w:val="single" w:color="D1D5DB" w:sz="4"/>
+              <w:right w:val="single" w:color="D1D5DB" w:sz="4"/>
+            </w:tcBorders>
+            <w:shd w:fill="FFFFFF" w:color="auto" w:val="clear"/>
             <w:tcMar>
               <w:top w:type="dxa" w:w="40"/>
               <w:left w:type="dxa" w:w="120"/>
@@ -840,7 +931,98 @@
         </w:trPr>
         <w:tc>
           <w:tcPr>
-            <w:tcW w:type="dxa" w:w="2417"/>
+            <w:tcW w:type="dxa" w:w="2370"/>
+            <w:tcBorders>
+              <w:top w:val="single" w:color="D1D5DB" w:sz="4"/>
+              <w:left w:val="single" w:color="D1D5DB" w:sz="4"/>
+              <w:bottom w:val="single" w:color="D1D5DB" w:sz="4"/>
+              <w:right w:val="single" w:color="D1D5DB" w:sz="4"/>
+            </w:tcBorders>
+            <w:shd w:fill="EEF0FF" w:color="auto" w:val="clear"/>
+            <w:tcMar>
+              <w:top w:type="dxa" w:w="40"/>
+              <w:left w:type="dxa" w:w="120"/>
+              <w:bottom w:type="dxa" w:w="40"/>
+              <w:right w:type="dxa" w:w="120"/>
+            </w:tcMar>
+            <w:vAlign w:val="top"/>
+          </w:tcPr>
+          <w:p>
+            <w:r>
+              <w:rPr>
+                <w:b/>
+                <w:bCs/>
+                <w:sz w:val="20"/>
+                <w:szCs w:val="20"/>
+              </w:rPr>
+              <w:t xml:space="preserve">Attention mask</w:t>
+            </w:r>
+          </w:p>
+        </w:tc>
+        <w:tc>
+          <w:tcPr>
+            <w:tcW w:type="dxa" w:w="5933"/>
+            <w:tcBorders>
+              <w:top w:val="single" w:color="D1D5DB" w:sz="4"/>
+              <w:left w:val="single" w:color="D1D5DB" w:sz="4"/>
+              <w:bottom w:val="single" w:color="D1D5DB" w:sz="4"/>
+              <w:right w:val="single" w:color="D1D5DB" w:sz="4"/>
+            </w:tcBorders>
+            <w:shd w:fill="EEF0FF" w:color="auto" w:val="clear"/>
+            <w:tcMar>
+              <w:top w:type="dxa" w:w="40"/>
+              <w:left w:type="dxa" w:w="120"/>
+              <w:bottom w:type="dxa" w:w="40"/>
+              <w:right w:type="dxa" w:w="120"/>
+            </w:tcMar>
+            <w:vAlign w:val="top"/>
+          </w:tcPr>
+          <w:p>
+            <w:r>
+              <w:rPr>
+                <w:sz w:val="20"/>
+                <w:szCs w:val="20"/>
+              </w:rPr>
+              <w:t xml:space="preserve">Rules marking which token pairs an attention operation may use; Boolean conventions vary by API.</w:t>
+            </w:r>
+          </w:p>
+        </w:tc>
+        <w:tc>
+          <w:tcPr>
+            <w:tcW w:type="dxa" w:w="1109"/>
+            <w:tcBorders>
+              <w:top w:val="single" w:color="D1D5DB" w:sz="4"/>
+              <w:left w:val="single" w:color="D1D5DB" w:sz="4"/>
+              <w:bottom w:val="single" w:color="D1D5DB" w:sz="4"/>
+              <w:right w:val="single" w:color="D1D5DB" w:sz="4"/>
+            </w:tcBorders>
+            <w:shd w:fill="EEF0FF" w:color="auto" w:val="clear"/>
+            <w:tcMar>
+              <w:top w:type="dxa" w:w="40"/>
+              <w:left w:type="dxa" w:w="120"/>
+              <w:bottom w:type="dxa" w:w="40"/>
+              <w:right w:type="dxa" w:w="120"/>
+            </w:tcMar>
+            <w:vAlign w:val="top"/>
+          </w:tcPr>
+          <w:p>
+            <w:r>
+              <w:rPr>
+                <w:sz w:val="20"/>
+                <w:szCs w:val="20"/>
+              </w:rPr>
+              <w:t xml:space="preserve">5, 6</w:t>
+            </w:r>
+          </w:p>
+        </w:tc>
+      </w:tr>
+      <w:tr>
+        <w:trPr>
+          <w:cantSplit/>
+        </w:trPr>
+        <w:tc>
+          <w:tcPr>
+            <w:tcW w:type="dxa" w:w="2370"/>
             <w:tcBorders>
               <w:top w:val="single" w:color="D1D5DB" w:sz="4"/>
               <w:left w:val="single" w:color="D1D5DB" w:sz="4"/>
@@ -870,7 +1052,7 @@
         </w:tc>
         <w:tc>
           <w:tcPr>
-            <w:tcW w:type="dxa" w:w="6119"/>
+            <w:tcW w:type="dxa" w:w="5933"/>
             <w:tcBorders>
               <w:top w:val="single" w:color="D1D5DB" w:sz="4"/>
               <w:left w:val="single" w:color="D1D5DB" w:sz="4"/>
@@ -898,7 +1080,7 @@
         </w:tc>
         <w:tc>
           <w:tcPr>
-            <w:tcW w:type="dxa" w:w="876"/>
+            <w:tcW w:type="dxa" w:w="1109"/>
             <w:tcBorders>
               <w:top w:val="single" w:color="D1D5DB" w:sz="4"/>
               <w:left w:val="single" w:color="D1D5DB" w:sz="4"/>
@@ -931,7 +1113,7 @@
         </w:trPr>
         <w:tc>
           <w:tcPr>
-            <w:tcW w:type="dxa" w:w="2417"/>
+            <w:tcW w:type="dxa" w:w="2370"/>
             <w:tcBorders>
               <w:top w:val="single" w:color="D1D5DB" w:sz="4"/>
               <w:left w:val="single" w:color="D1D5DB" w:sz="4"/>
@@ -961,7 +1143,7 @@
         </w:tc>
         <w:tc>
           <w:tcPr>
-            <w:tcW w:type="dxa" w:w="6119"/>
+            <w:tcW w:type="dxa" w:w="5933"/>
             <w:tcBorders>
               <w:top w:val="single" w:color="D1D5DB" w:sz="4"/>
               <w:left w:val="single" w:color="D1D5DB" w:sz="4"/>
@@ -989,7 +1171,7 @@
         </w:tc>
         <w:tc>
           <w:tcPr>
-            <w:tcW w:type="dxa" w:w="876"/>
+            <w:tcW w:type="dxa" w:w="1109"/>
             <w:tcBorders>
               <w:top w:val="single" w:color="D1D5DB" w:sz="4"/>
               <w:left w:val="single" w:color="D1D5DB" w:sz="4"/>
@@ -1022,7 +1204,7 @@
         </w:trPr>
         <w:tc>
           <w:tcPr>
-            <w:tcW w:type="dxa" w:w="2417"/>
+            <w:tcW w:type="dxa" w:w="2370"/>
             <w:tcBorders>
               <w:top w:val="single" w:color="D1D5DB" w:sz="4"/>
               <w:left w:val="single" w:color="D1D5DB" w:sz="4"/>
@@ -1052,7 +1234,7 @@
         </w:tc>
         <w:tc>
           <w:tcPr>
-            <w:tcW w:type="dxa" w:w="6119"/>
+            <w:tcW w:type="dxa" w:w="5933"/>
             <w:tcBorders>
               <w:top w:val="single" w:color="D1D5DB" w:sz="4"/>
               <w:left w:val="single" w:color="D1D5DB" w:sz="4"/>
@@ -1080,7 +1262,7 @@
         </w:tc>
         <w:tc>
           <w:tcPr>
-            <w:tcW w:type="dxa" w:w="876"/>
+            <w:tcW w:type="dxa" w:w="1109"/>
             <w:tcBorders>
               <w:top w:val="single" w:color="D1D5DB" w:sz="4"/>
               <w:left w:val="single" w:color="D1D5DB" w:sz="4"/>
@@ -1113,7 +1295,7 @@
         </w:trPr>
         <w:tc>
           <w:tcPr>
-            <w:tcW w:type="dxa" w:w="2417"/>
+            <w:tcW w:type="dxa" w:w="2370"/>
             <w:tcBorders>
               <w:top w:val="single" w:color="D1D5DB" w:sz="4"/>
               <w:left w:val="single" w:color="D1D5DB" w:sz="4"/>
@@ -1143,7 +1325,7 @@
         </w:tc>
         <w:tc>
           <w:tcPr>
-            <w:tcW w:type="dxa" w:w="6119"/>
+            <w:tcW w:type="dxa" w:w="5933"/>
             <w:tcBorders>
               <w:top w:val="single" w:color="D1D5DB" w:sz="4"/>
               <w:left w:val="single" w:color="D1D5DB" w:sz="4"/>
@@ -1171,7 +1353,7 @@
         </w:tc>
         <w:tc>
           <w:tcPr>
-            <w:tcW w:type="dxa" w:w="876"/>
+            <w:tcW w:type="dxa" w:w="1109"/>
             <w:tcBorders>
               <w:top w:val="single" w:color="D1D5DB" w:sz="4"/>
               <w:left w:val="single" w:color="D1D5DB" w:sz="4"/>
@@ -1204,7 +1386,7 @@
         </w:trPr>
         <w:tc>
           <w:tcPr>
-            <w:tcW w:type="dxa" w:w="2417"/>
+            <w:tcW w:type="dxa" w:w="2370"/>
             <w:tcBorders>
               <w:top w:val="single" w:color="D1D5DB" w:sz="4"/>
               <w:left w:val="single" w:color="D1D5DB" w:sz="4"/>
@@ -1234,7 +1416,7 @@
         </w:tc>
         <w:tc>
           <w:tcPr>
-            <w:tcW w:type="dxa" w:w="6119"/>
+            <w:tcW w:type="dxa" w:w="5933"/>
             <w:tcBorders>
               <w:top w:val="single" w:color="D1D5DB" w:sz="4"/>
               <w:left w:val="single" w:color="D1D5DB" w:sz="4"/>
@@ -1262,7 +1444,7 @@
         </w:tc>
         <w:tc>
           <w:tcPr>
-            <w:tcW w:type="dxa" w:w="876"/>
+            <w:tcW w:type="dxa" w:w="1109"/>
             <w:tcBorders>
               <w:top w:val="single" w:color="D1D5DB" w:sz="4"/>
               <w:left w:val="single" w:color="D1D5DB" w:sz="4"/>
@@ -1295,7 +1477,7 @@
         </w:trPr>
         <w:tc>
           <w:tcPr>
-            <w:tcW w:type="dxa" w:w="2417"/>
+            <w:tcW w:type="dxa" w:w="2370"/>
             <w:tcBorders>
               <w:top w:val="single" w:color="D1D5DB" w:sz="4"/>
               <w:left w:val="single" w:color="D1D5DB" w:sz="4"/>
@@ -1325,7 +1507,7 @@
         </w:tc>
         <w:tc>
           <w:tcPr>
-            <w:tcW w:type="dxa" w:w="6119"/>
+            <w:tcW w:type="dxa" w:w="5933"/>
             <w:tcBorders>
               <w:top w:val="single" w:color="D1D5DB" w:sz="4"/>
               <w:left w:val="single" w:color="D1D5DB" w:sz="4"/>
@@ -1353,7 +1535,7 @@
         </w:tc>
         <w:tc>
           <w:tcPr>
-            <w:tcW w:type="dxa" w:w="876"/>
+            <w:tcW w:type="dxa" w:w="1109"/>
             <w:tcBorders>
               <w:top w:val="single" w:color="D1D5DB" w:sz="4"/>
               <w:left w:val="single" w:color="D1D5DB" w:sz="4"/>
@@ -1386,7 +1568,7 @@
         </w:trPr>
         <w:tc>
           <w:tcPr>
-            <w:tcW w:type="dxa" w:w="2417"/>
+            <w:tcW w:type="dxa" w:w="2370"/>
             <w:tcBorders>
               <w:top w:val="single" w:color="D1D5DB" w:sz="4"/>
               <w:left w:val="single" w:color="D1D5DB" w:sz="4"/>
@@ -1416,7 +1598,7 @@
         </w:tc>
         <w:tc>
           <w:tcPr>
-            <w:tcW w:type="dxa" w:w="6119"/>
+            <w:tcW w:type="dxa" w:w="5933"/>
             <w:tcBorders>
               <w:top w:val="single" w:color="D1D5DB" w:sz="4"/>
               <w:left w:val="single" w:color="D1D5DB" w:sz="4"/>
@@ -1444,7 +1626,7 @@
         </w:tc>
         <w:tc>
           <w:tcPr>
-            <w:tcW w:type="dxa" w:w="876"/>
+            <w:tcW w:type="dxa" w:w="1109"/>
             <w:tcBorders>
               <w:top w:val="single" w:color="D1D5DB" w:sz="4"/>
               <w:left w:val="single" w:color="D1D5DB" w:sz="4"/>
@@ -1477,7 +1659,7 @@
         </w:trPr>
         <w:tc>
           <w:tcPr>
-            <w:tcW w:type="dxa" w:w="2417"/>
+            <w:tcW w:type="dxa" w:w="2370"/>
             <w:tcBorders>
               <w:top w:val="single" w:color="D1D5DB" w:sz="4"/>
               <w:left w:val="single" w:color="D1D5DB" w:sz="4"/>
@@ -1507,7 +1689,7 @@
         </w:tc>
         <w:tc>
           <w:tcPr>
-            <w:tcW w:type="dxa" w:w="6119"/>
+            <w:tcW w:type="dxa" w:w="5933"/>
             <w:tcBorders>
               <w:top w:val="single" w:color="D1D5DB" w:sz="4"/>
               <w:left w:val="single" w:color="D1D5DB" w:sz="4"/>
@@ -1535,7 +1717,7 @@
         </w:tc>
         <w:tc>
           <w:tcPr>
-            <w:tcW w:type="dxa" w:w="876"/>
+            <w:tcW w:type="dxa" w:w="1109"/>
             <w:tcBorders>
               <w:top w:val="single" w:color="D1D5DB" w:sz="4"/>
               <w:left w:val="single" w:color="D1D5DB" w:sz="4"/>
@@ -1568,7 +1750,7 @@
         </w:trPr>
         <w:tc>
           <w:tcPr>
-            <w:tcW w:type="dxa" w:w="2417"/>
+            <w:tcW w:type="dxa" w:w="2370"/>
             <w:tcBorders>
               <w:top w:val="single" w:color="D1D5DB" w:sz="4"/>
               <w:left w:val="single" w:color="D1D5DB" w:sz="4"/>
@@ -1598,7 +1780,7 @@
         </w:tc>
         <w:tc>
           <w:tcPr>
-            <w:tcW w:type="dxa" w:w="6119"/>
+            <w:tcW w:type="dxa" w:w="5933"/>
             <w:tcBorders>
               <w:top w:val="single" w:color="D1D5DB" w:sz="4"/>
               <w:left w:val="single" w:color="D1D5DB" w:sz="4"/>
@@ -1626,7 +1808,7 @@
         </w:tc>
         <w:tc>
           <w:tcPr>
-            <w:tcW w:type="dxa" w:w="876"/>
+            <w:tcW w:type="dxa" w:w="1109"/>
             <w:tcBorders>
               <w:top w:val="single" w:color="D1D5DB" w:sz="4"/>
               <w:left w:val="single" w:color="D1D5DB" w:sz="4"/>
@@ -1659,7 +1841,7 @@
         </w:trPr>
         <w:tc>
           <w:tcPr>
-            <w:tcW w:type="dxa" w:w="2417"/>
+            <w:tcW w:type="dxa" w:w="2370"/>
             <w:tcBorders>
               <w:top w:val="single" w:color="D1D5DB" w:sz="4"/>
               <w:left w:val="single" w:color="D1D5DB" w:sz="4"/>
@@ -1689,7 +1871,7 @@
         </w:tc>
         <w:tc>
           <w:tcPr>
-            <w:tcW w:type="dxa" w:w="6119"/>
+            <w:tcW w:type="dxa" w:w="5933"/>
             <w:tcBorders>
               <w:top w:val="single" w:color="D1D5DB" w:sz="4"/>
               <w:left w:val="single" w:color="D1D5DB" w:sz="4"/>
@@ -1717,7 +1899,7 @@
         </w:tc>
         <w:tc>
           <w:tcPr>
-            <w:tcW w:type="dxa" w:w="876"/>
+            <w:tcW w:type="dxa" w:w="1109"/>
             <w:tcBorders>
               <w:top w:val="single" w:color="D1D5DB" w:sz="4"/>
               <w:left w:val="single" w:color="D1D5DB" w:sz="4"/>
@@ -1750,14 +1932,105 @@
         </w:trPr>
         <w:tc>
           <w:tcPr>
-            <w:tcW w:type="dxa" w:w="2417"/>
-            <w:tcBorders>
-              <w:top w:val="single" w:color="D1D5DB" w:sz="4"/>
-              <w:left w:val="single" w:color="D1D5DB" w:sz="4"/>
-              <w:bottom w:val="single" w:color="D1D5DB" w:sz="4"/>
-              <w:right w:val="single" w:color="D1D5DB" w:sz="4"/>
-            </w:tcBorders>
-            <w:shd w:fill="FFFFFF" w:color="auto" w:val="clear"/>
+            <w:tcW w:type="dxa" w:w="2370"/>
+            <w:tcBorders>
+              <w:top w:val="single" w:color="D1D5DB" w:sz="4"/>
+              <w:left w:val="single" w:color="D1D5DB" w:sz="4"/>
+              <w:bottom w:val="single" w:color="D1D5DB" w:sz="4"/>
+              <w:right w:val="single" w:color="D1D5DB" w:sz="4"/>
+            </w:tcBorders>
+            <w:shd w:fill="FFFFFF" w:color="auto" w:val="clear"/>
+            <w:tcMar>
+              <w:top w:type="dxa" w:w="40"/>
+              <w:left w:type="dxa" w:w="120"/>
+              <w:bottom w:type="dxa" w:w="40"/>
+              <w:right w:type="dxa" w:w="120"/>
+            </w:tcMar>
+            <w:vAlign w:val="top"/>
+          </w:tcPr>
+          <w:p>
+            <w:r>
+              <w:rPr>
+                <w:b/>
+                <w:bCs/>
+                <w:sz w:val="20"/>
+                <w:szCs w:val="20"/>
+              </w:rPr>
+              <w:t xml:space="preserve">Cited-quote support</w:t>
+            </w:r>
+          </w:p>
+        </w:tc>
+        <w:tc>
+          <w:tcPr>
+            <w:tcW w:type="dxa" w:w="5933"/>
+            <w:tcBorders>
+              <w:top w:val="single" w:color="D1D5DB" w:sz="4"/>
+              <w:left w:val="single" w:color="D1D5DB" w:sz="4"/>
+              <w:bottom w:val="single" w:color="D1D5DB" w:sz="4"/>
+              <w:right w:val="single" w:color="D1D5DB" w:sz="4"/>
+            </w:tcBorders>
+            <w:shd w:fill="FFFFFF" w:color="auto" w:val="clear"/>
+            <w:tcMar>
+              <w:top w:type="dxa" w:w="40"/>
+              <w:left w:type="dxa" w:w="120"/>
+              <w:bottom w:type="dxa" w:w="40"/>
+              <w:right w:type="dxa" w:w="120"/>
+            </w:tcMar>
+            <w:vAlign w:val="top"/>
+          </w:tcPr>
+          <w:p>
+            <w:r>
+              <w:rPr>
+                <w:sz w:val="20"/>
+                <w:szCs w:val="20"/>
+              </w:rPr>
+              <w:t xml:space="preserve">Verbatim segment equality against the particular cited passage; it does not establish complete sentences, entailment or source truth.</w:t>
+            </w:r>
+          </w:p>
+        </w:tc>
+        <w:tc>
+          <w:tcPr>
+            <w:tcW w:type="dxa" w:w="1109"/>
+            <w:tcBorders>
+              <w:top w:val="single" w:color="D1D5DB" w:sz="4"/>
+              <w:left w:val="single" w:color="D1D5DB" w:sz="4"/>
+              <w:bottom w:val="single" w:color="D1D5DB" w:sz="4"/>
+              <w:right w:val="single" w:color="D1D5DB" w:sz="4"/>
+            </w:tcBorders>
+            <w:shd w:fill="FFFFFF" w:color="auto" w:val="clear"/>
+            <w:tcMar>
+              <w:top w:type="dxa" w:w="40"/>
+              <w:left w:type="dxa" w:w="120"/>
+              <w:bottom w:type="dxa" w:w="40"/>
+              <w:right w:type="dxa" w:w="120"/>
+            </w:tcMar>
+            <w:vAlign w:val="top"/>
+          </w:tcPr>
+          <w:p>
+            <w:r>
+              <w:rPr>
+                <w:sz w:val="20"/>
+                <w:szCs w:val="20"/>
+              </w:rPr>
+              <w:t xml:space="preserve">12</w:t>
+            </w:r>
+          </w:p>
+        </w:tc>
+      </w:tr>
+      <w:tr>
+        <w:trPr>
+          <w:cantSplit/>
+        </w:trPr>
+        <w:tc>
+          <w:tcPr>
+            <w:tcW w:type="dxa" w:w="2370"/>
+            <w:tcBorders>
+              <w:top w:val="single" w:color="D1D5DB" w:sz="4"/>
+              <w:left w:val="single" w:color="D1D5DB" w:sz="4"/>
+              <w:bottom w:val="single" w:color="D1D5DB" w:sz="4"/>
+              <w:right w:val="single" w:color="D1D5DB" w:sz="4"/>
+            </w:tcBorders>
+            <w:shd w:fill="EEF0FF" w:color="auto" w:val="clear"/>
             <w:tcMar>
               <w:top w:type="dxa" w:w="40"/>
               <w:left w:type="dxa" w:w="120"/>
@@ -1780,14 +2053,14 @@
         </w:tc>
         <w:tc>
           <w:tcPr>
-            <w:tcW w:type="dxa" w:w="6119"/>
-            <w:tcBorders>
-              <w:top w:val="single" w:color="D1D5DB" w:sz="4"/>
-              <w:left w:val="single" w:color="D1D5DB" w:sz="4"/>
-              <w:bottom w:val="single" w:color="D1D5DB" w:sz="4"/>
-              <w:right w:val="single" w:color="D1D5DB" w:sz="4"/>
-            </w:tcBorders>
-            <w:shd w:fill="FFFFFF" w:color="auto" w:val="clear"/>
+            <w:tcW w:type="dxa" w:w="5933"/>
+            <w:tcBorders>
+              <w:top w:val="single" w:color="D1D5DB" w:sz="4"/>
+              <w:left w:val="single" w:color="D1D5DB" w:sz="4"/>
+              <w:bottom w:val="single" w:color="D1D5DB" w:sz="4"/>
+              <w:right w:val="single" w:color="D1D5DB" w:sz="4"/>
+            </w:tcBorders>
+            <w:shd w:fill="EEF0FF" w:color="auto" w:val="clear"/>
             <w:tcMar>
               <w:top w:type="dxa" w:w="40"/>
               <w:left w:type="dxa" w:w="120"/>
@@ -1808,14 +2081,14 @@
         </w:tc>
         <w:tc>
           <w:tcPr>
-            <w:tcW w:type="dxa" w:w="876"/>
-            <w:tcBorders>
-              <w:top w:val="single" w:color="D1D5DB" w:sz="4"/>
-              <w:left w:val="single" w:color="D1D5DB" w:sz="4"/>
-              <w:bottom w:val="single" w:color="D1D5DB" w:sz="4"/>
-              <w:right w:val="single" w:color="D1D5DB" w:sz="4"/>
-            </w:tcBorders>
-            <w:shd w:fill="FFFFFF" w:color="auto" w:val="clear"/>
+            <w:tcW w:type="dxa" w:w="1109"/>
+            <w:tcBorders>
+              <w:top w:val="single" w:color="D1D5DB" w:sz="4"/>
+              <w:left w:val="single" w:color="D1D5DB" w:sz="4"/>
+              <w:bottom w:val="single" w:color="D1D5DB" w:sz="4"/>
+              <w:right w:val="single" w:color="D1D5DB" w:sz="4"/>
+            </w:tcBorders>
+            <w:shd w:fill="EEF0FF" w:color="auto" w:val="clear"/>
             <w:tcMar>
               <w:top w:type="dxa" w:w="40"/>
               <w:left w:type="dxa" w:w="120"/>
@@ -1841,7 +2114,98 @@
         </w:trPr>
         <w:tc>
           <w:tcPr>
-            <w:tcW w:type="dxa" w:w="2417"/>
+            <w:tcW w:type="dxa" w:w="2370"/>
+            <w:tcBorders>
+              <w:top w:val="single" w:color="D1D5DB" w:sz="4"/>
+              <w:left w:val="single" w:color="D1D5DB" w:sz="4"/>
+              <w:bottom w:val="single" w:color="D1D5DB" w:sz="4"/>
+              <w:right w:val="single" w:color="D1D5DB" w:sz="4"/>
+            </w:tcBorders>
+            <w:shd w:fill="FFFFFF" w:color="auto" w:val="clear"/>
+            <w:tcMar>
+              <w:top w:type="dxa" w:w="40"/>
+              <w:left w:type="dxa" w:w="120"/>
+              <w:bottom w:type="dxa" w:w="40"/>
+              <w:right w:type="dxa" w:w="120"/>
+            </w:tcMar>
+            <w:vAlign w:val="top"/>
+          </w:tcPr>
+          <w:p>
+            <w:r>
+              <w:rPr>
+                <w:b/>
+                <w:bCs/>
+                <w:sz w:val="20"/>
+                <w:szCs w:val="20"/>
+              </w:rPr>
+              <w:t xml:space="preserve">Cold measurement</w:t>
+            </w:r>
+          </w:p>
+        </w:tc>
+        <w:tc>
+          <w:tcPr>
+            <w:tcW w:type="dxa" w:w="5933"/>
+            <w:tcBorders>
+              <w:top w:val="single" w:color="D1D5DB" w:sz="4"/>
+              <w:left w:val="single" w:color="D1D5DB" w:sz="4"/>
+              <w:bottom w:val="single" w:color="D1D5DB" w:sz="4"/>
+              <w:right w:val="single" w:color="D1D5DB" w:sz="4"/>
+            </w:tcBorders>
+            <w:shd w:fill="FFFFFF" w:color="auto" w:val="clear"/>
+            <w:tcMar>
+              <w:top w:type="dxa" w:w="40"/>
+              <w:left w:type="dxa" w:w="120"/>
+              <w:bottom w:type="dxa" w:w="40"/>
+              <w:right w:type="dxa" w:w="120"/>
+            </w:tcMar>
+            <w:vAlign w:val="top"/>
+          </w:tcPr>
+          <w:p>
+            <w:r>
+              <w:rPr>
+                <w:sz w:val="20"/>
+                <w:szCs w:val="20"/>
+              </w:rPr>
+              <w:t xml:space="preserve">A measurement including specified initialisation work; state which downloads or setup it includes.</w:t>
+            </w:r>
+          </w:p>
+        </w:tc>
+        <w:tc>
+          <w:tcPr>
+            <w:tcW w:type="dxa" w:w="1109"/>
+            <w:tcBorders>
+              <w:top w:val="single" w:color="D1D5DB" w:sz="4"/>
+              <w:left w:val="single" w:color="D1D5DB" w:sz="4"/>
+              <w:bottom w:val="single" w:color="D1D5DB" w:sz="4"/>
+              <w:right w:val="single" w:color="D1D5DB" w:sz="4"/>
+            </w:tcBorders>
+            <w:shd w:fill="FFFFFF" w:color="auto" w:val="clear"/>
+            <w:tcMar>
+              <w:top w:type="dxa" w:w="40"/>
+              <w:left w:type="dxa" w:w="120"/>
+              <w:bottom w:type="dxa" w:w="40"/>
+              <w:right w:type="dxa" w:w="120"/>
+            </w:tcMar>
+            <w:vAlign w:val="top"/>
+          </w:tcPr>
+          <w:p>
+            <w:r>
+              <w:rPr>
+                <w:sz w:val="20"/>
+                <w:szCs w:val="20"/>
+              </w:rPr>
+              <w:t xml:space="preserve">11</w:t>
+            </w:r>
+          </w:p>
+        </w:tc>
+      </w:tr>
+      <w:tr>
+        <w:trPr>
+          <w:cantSplit/>
+        </w:trPr>
+        <w:tc>
+          <w:tcPr>
+            <w:tcW w:type="dxa" w:w="2370"/>
             <w:tcBorders>
               <w:top w:val="single" w:color="D1D5DB" w:sz="4"/>
               <w:left w:val="single" w:color="D1D5DB" w:sz="4"/>
@@ -1871,7 +2235,7 @@
         </w:tc>
         <w:tc>
           <w:tcPr>
-            <w:tcW w:type="dxa" w:w="6119"/>
+            <w:tcW w:type="dxa" w:w="5933"/>
             <w:tcBorders>
               <w:top w:val="single" w:color="D1D5DB" w:sz="4"/>
               <w:left w:val="single" w:color="D1D5DB" w:sz="4"/>
@@ -1899,7 +2263,7 @@
         </w:tc>
         <w:tc>
           <w:tcPr>
-            <w:tcW w:type="dxa" w:w="876"/>
+            <w:tcW w:type="dxa" w:w="1109"/>
             <w:tcBorders>
               <w:top w:val="single" w:color="D1D5DB" w:sz="4"/>
               <w:left w:val="single" w:color="D1D5DB" w:sz="4"/>
@@ -1932,7 +2296,7 @@
         </w:trPr>
         <w:tc>
           <w:tcPr>
-            <w:tcW w:type="dxa" w:w="2417"/>
+            <w:tcW w:type="dxa" w:w="2370"/>
             <w:tcBorders>
               <w:top w:val="single" w:color="D1D5DB" w:sz="4"/>
               <w:left w:val="single" w:color="D1D5DB" w:sz="4"/>
@@ -1962,7 +2326,7 @@
         </w:tc>
         <w:tc>
           <w:tcPr>
-            <w:tcW w:type="dxa" w:w="6119"/>
+            <w:tcW w:type="dxa" w:w="5933"/>
             <w:tcBorders>
               <w:top w:val="single" w:color="D1D5DB" w:sz="4"/>
               <w:left w:val="single" w:color="D1D5DB" w:sz="4"/>
@@ -1990,7 +2354,7 @@
         </w:tc>
         <w:tc>
           <w:tcPr>
-            <w:tcW w:type="dxa" w:w="876"/>
+            <w:tcW w:type="dxa" w:w="1109"/>
             <w:tcBorders>
               <w:top w:val="single" w:color="D1D5DB" w:sz="4"/>
               <w:left w:val="single" w:color="D1D5DB" w:sz="4"/>
@@ -2023,7 +2387,7 @@
         </w:trPr>
         <w:tc>
           <w:tcPr>
-            <w:tcW w:type="dxa" w:w="2417"/>
+            <w:tcW w:type="dxa" w:w="2370"/>
             <w:tcBorders>
               <w:top w:val="single" w:color="D1D5DB" w:sz="4"/>
               <w:left w:val="single" w:color="D1D5DB" w:sz="4"/>
@@ -2053,7 +2417,7 @@
         </w:tc>
         <w:tc>
           <w:tcPr>
-            <w:tcW w:type="dxa" w:w="6119"/>
+            <w:tcW w:type="dxa" w:w="5933"/>
             <w:tcBorders>
               <w:top w:val="single" w:color="D1D5DB" w:sz="4"/>
               <w:left w:val="single" w:color="D1D5DB" w:sz="4"/>
@@ -2081,7 +2445,7 @@
         </w:tc>
         <w:tc>
           <w:tcPr>
-            <w:tcW w:type="dxa" w:w="876"/>
+            <w:tcW w:type="dxa" w:w="1109"/>
             <w:tcBorders>
               <w:top w:val="single" w:color="D1D5DB" w:sz="4"/>
               <w:left w:val="single" w:color="D1D5DB" w:sz="4"/>
@@ -2114,14 +2478,105 @@
         </w:trPr>
         <w:tc>
           <w:tcPr>
-            <w:tcW w:type="dxa" w:w="2417"/>
-            <w:tcBorders>
-              <w:top w:val="single" w:color="D1D5DB" w:sz="4"/>
-              <w:left w:val="single" w:color="D1D5DB" w:sz="4"/>
-              <w:bottom w:val="single" w:color="D1D5DB" w:sz="4"/>
-              <w:right w:val="single" w:color="D1D5DB" w:sz="4"/>
-            </w:tcBorders>
-            <w:shd w:fill="FFFFFF" w:color="auto" w:val="clear"/>
+            <w:tcW w:type="dxa" w:w="2370"/>
+            <w:tcBorders>
+              <w:top w:val="single" w:color="D1D5DB" w:sz="4"/>
+              <w:left w:val="single" w:color="D1D5DB" w:sz="4"/>
+              <w:bottom w:val="single" w:color="D1D5DB" w:sz="4"/>
+              <w:right w:val="single" w:color="D1D5DB" w:sz="4"/>
+            </w:tcBorders>
+            <w:shd w:fill="FFFFFF" w:color="auto" w:val="clear"/>
+            <w:tcMar>
+              <w:top w:type="dxa" w:w="40"/>
+              <w:left w:type="dxa" w:w="120"/>
+              <w:bottom w:type="dxa" w:w="40"/>
+              <w:right w:type="dxa" w:w="120"/>
+            </w:tcMar>
+            <w:vAlign w:val="top"/>
+          </w:tcPr>
+          <w:p>
+            <w:r>
+              <w:rPr>
+                <w:b/>
+                <w:bCs/>
+                <w:sz w:val="20"/>
+                <w:szCs w:val="20"/>
+              </w:rPr>
+              <w:t xml:space="preserve">Critic</w:t>
+            </w:r>
+          </w:p>
+        </w:tc>
+        <w:tc>
+          <w:tcPr>
+            <w:tcW w:type="dxa" w:w="5933"/>
+            <w:tcBorders>
+              <w:top w:val="single" w:color="D1D5DB" w:sz="4"/>
+              <w:left w:val="single" w:color="D1D5DB" w:sz="4"/>
+              <w:bottom w:val="single" w:color="D1D5DB" w:sz="4"/>
+              <w:right w:val="single" w:color="D1D5DB" w:sz="4"/>
+            </w:tcBorders>
+            <w:shd w:fill="FFFFFF" w:color="auto" w:val="clear"/>
+            <w:tcMar>
+              <w:top w:type="dxa" w:w="40"/>
+              <w:left w:type="dxa" w:w="120"/>
+              <w:bottom w:type="dxa" w:w="40"/>
+              <w:right w:type="dxa" w:w="120"/>
+            </w:tcMar>
+            <w:vAlign w:val="top"/>
+          </w:tcPr>
+          <w:p>
+            <w:r>
+              <w:rPr>
+                <w:sz w:val="20"/>
+                <w:szCs w:val="20"/>
+              </w:rPr>
+              <w:t xml:space="preserve">A learned unrestricted score, used instead of a probability-valued discriminator.</w:t>
+            </w:r>
+          </w:p>
+        </w:tc>
+        <w:tc>
+          <w:tcPr>
+            <w:tcW w:type="dxa" w:w="1109"/>
+            <w:tcBorders>
+              <w:top w:val="single" w:color="D1D5DB" w:sz="4"/>
+              <w:left w:val="single" w:color="D1D5DB" w:sz="4"/>
+              <w:bottom w:val="single" w:color="D1D5DB" w:sz="4"/>
+              <w:right w:val="single" w:color="D1D5DB" w:sz="4"/>
+            </w:tcBorders>
+            <w:shd w:fill="FFFFFF" w:color="auto" w:val="clear"/>
+            <w:tcMar>
+              <w:top w:type="dxa" w:w="40"/>
+              <w:left w:type="dxa" w:w="120"/>
+              <w:bottom w:type="dxa" w:w="40"/>
+              <w:right w:type="dxa" w:w="120"/>
+            </w:tcMar>
+            <w:vAlign w:val="top"/>
+          </w:tcPr>
+          <w:p>
+            <w:r>
+              <w:rPr>
+                <w:sz w:val="20"/>
+                <w:szCs w:val="20"/>
+              </w:rPr>
+              <w:t xml:space="preserve">3</w:t>
+            </w:r>
+          </w:p>
+        </w:tc>
+      </w:tr>
+      <w:tr>
+        <w:trPr>
+          <w:cantSplit/>
+        </w:trPr>
+        <w:tc>
+          <w:tcPr>
+            <w:tcW w:type="dxa" w:w="2370"/>
+            <w:tcBorders>
+              <w:top w:val="single" w:color="D1D5DB" w:sz="4"/>
+              <w:left w:val="single" w:color="D1D5DB" w:sz="4"/>
+              <w:bottom w:val="single" w:color="D1D5DB" w:sz="4"/>
+              <w:right w:val="single" w:color="D1D5DB" w:sz="4"/>
+            </w:tcBorders>
+            <w:shd w:fill="EEF0FF" w:color="auto" w:val="clear"/>
             <w:tcMar>
               <w:top w:type="dxa" w:w="40"/>
               <w:left w:type="dxa" w:w="120"/>
@@ -2144,14 +2599,14 @@
         </w:tc>
         <w:tc>
           <w:tcPr>
-            <w:tcW w:type="dxa" w:w="6119"/>
-            <w:tcBorders>
-              <w:top w:val="single" w:color="D1D5DB" w:sz="4"/>
-              <w:left w:val="single" w:color="D1D5DB" w:sz="4"/>
-              <w:bottom w:val="single" w:color="D1D5DB" w:sz="4"/>
-              <w:right w:val="single" w:color="D1D5DB" w:sz="4"/>
-            </w:tcBorders>
-            <w:shd w:fill="FFFFFF" w:color="auto" w:val="clear"/>
+            <w:tcW w:type="dxa" w:w="5933"/>
+            <w:tcBorders>
+              <w:top w:val="single" w:color="D1D5DB" w:sz="4"/>
+              <w:left w:val="single" w:color="D1D5DB" w:sz="4"/>
+              <w:bottom w:val="single" w:color="D1D5DB" w:sz="4"/>
+              <w:right w:val="single" w:color="D1D5DB" w:sz="4"/>
+            </w:tcBorders>
+            <w:shd w:fill="EEF0FF" w:color="auto" w:val="clear"/>
             <w:tcMar>
               <w:top w:type="dxa" w:w="40"/>
               <w:left w:type="dxa" w:w="120"/>
@@ -2172,14 +2627,14 @@
         </w:tc>
         <w:tc>
           <w:tcPr>
-            <w:tcW w:type="dxa" w:w="876"/>
-            <w:tcBorders>
-              <w:top w:val="single" w:color="D1D5DB" w:sz="4"/>
-              <w:left w:val="single" w:color="D1D5DB" w:sz="4"/>
-              <w:bottom w:val="single" w:color="D1D5DB" w:sz="4"/>
-              <w:right w:val="single" w:color="D1D5DB" w:sz="4"/>
-            </w:tcBorders>
-            <w:shd w:fill="FFFFFF" w:color="auto" w:val="clear"/>
+            <w:tcW w:type="dxa" w:w="1109"/>
+            <w:tcBorders>
+              <w:top w:val="single" w:color="D1D5DB" w:sz="4"/>
+              <w:left w:val="single" w:color="D1D5DB" w:sz="4"/>
+              <w:bottom w:val="single" w:color="D1D5DB" w:sz="4"/>
+              <w:right w:val="single" w:color="D1D5DB" w:sz="4"/>
+            </w:tcBorders>
+            <w:shd w:fill="EEF0FF" w:color="auto" w:val="clear"/>
             <w:tcMar>
               <w:top w:type="dxa" w:w="40"/>
               <w:left w:type="dxa" w:w="120"/>
@@ -2205,14 +2660,14 @@
         </w:trPr>
         <w:tc>
           <w:tcPr>
-            <w:tcW w:type="dxa" w:w="2417"/>
-            <w:tcBorders>
-              <w:top w:val="single" w:color="D1D5DB" w:sz="4"/>
-              <w:left w:val="single" w:color="D1D5DB" w:sz="4"/>
-              <w:bottom w:val="single" w:color="D1D5DB" w:sz="4"/>
-              <w:right w:val="single" w:color="D1D5DB" w:sz="4"/>
-            </w:tcBorders>
-            <w:shd w:fill="EEF0FF" w:color="auto" w:val="clear"/>
+            <w:tcW w:type="dxa" w:w="2370"/>
+            <w:tcBorders>
+              <w:top w:val="single" w:color="D1D5DB" w:sz="4"/>
+              <w:left w:val="single" w:color="D1D5DB" w:sz="4"/>
+              <w:bottom w:val="single" w:color="D1D5DB" w:sz="4"/>
+              <w:right w:val="single" w:color="D1D5DB" w:sz="4"/>
+            </w:tcBorders>
+            <w:shd w:fill="FFFFFF" w:color="auto" w:val="clear"/>
             <w:tcMar>
               <w:top w:type="dxa" w:w="40"/>
               <w:left w:type="dxa" w:w="120"/>
@@ -2235,14 +2690,14 @@
         </w:tc>
         <w:tc>
           <w:tcPr>
-            <w:tcW w:type="dxa" w:w="6119"/>
-            <w:tcBorders>
-              <w:top w:val="single" w:color="D1D5DB" w:sz="4"/>
-              <w:left w:val="single" w:color="D1D5DB" w:sz="4"/>
-              <w:bottom w:val="single" w:color="D1D5DB" w:sz="4"/>
-              <w:right w:val="single" w:color="D1D5DB" w:sz="4"/>
-            </w:tcBorders>
-            <w:shd w:fill="EEF0FF" w:color="auto" w:val="clear"/>
+            <w:tcW w:type="dxa" w:w="5933"/>
+            <w:tcBorders>
+              <w:top w:val="single" w:color="D1D5DB" w:sz="4"/>
+              <w:left w:val="single" w:color="D1D5DB" w:sz="4"/>
+              <w:bottom w:val="single" w:color="D1D5DB" w:sz="4"/>
+              <w:right w:val="single" w:color="D1D5DB" w:sz="4"/>
+            </w:tcBorders>
+            <w:shd w:fill="FFFFFF" w:color="auto" w:val="clear"/>
             <w:tcMar>
               <w:top w:type="dxa" w:w="40"/>
               <w:left w:type="dxa" w:w="120"/>
@@ -2263,14 +2718,14 @@
         </w:tc>
         <w:tc>
           <w:tcPr>
-            <w:tcW w:type="dxa" w:w="876"/>
-            <w:tcBorders>
-              <w:top w:val="single" w:color="D1D5DB" w:sz="4"/>
-              <w:left w:val="single" w:color="D1D5DB" w:sz="4"/>
-              <w:bottom w:val="single" w:color="D1D5DB" w:sz="4"/>
-              <w:right w:val="single" w:color="D1D5DB" w:sz="4"/>
-            </w:tcBorders>
-            <w:shd w:fill="EEF0FF" w:color="auto" w:val="clear"/>
+            <w:tcW w:type="dxa" w:w="1109"/>
+            <w:tcBorders>
+              <w:top w:val="single" w:color="D1D5DB" w:sz="4"/>
+              <w:left w:val="single" w:color="D1D5DB" w:sz="4"/>
+              <w:bottom w:val="single" w:color="D1D5DB" w:sz="4"/>
+              <w:right w:val="single" w:color="D1D5DB" w:sz="4"/>
+            </w:tcBorders>
+            <w:shd w:fill="FFFFFF" w:color="auto" w:val="clear"/>
             <w:tcMar>
               <w:top w:type="dxa" w:w="40"/>
               <w:left w:type="dxa" w:w="120"/>
@@ -2296,14 +2751,14 @@
         </w:trPr>
         <w:tc>
           <w:tcPr>
-            <w:tcW w:type="dxa" w:w="2417"/>
-            <w:tcBorders>
-              <w:top w:val="single" w:color="D1D5DB" w:sz="4"/>
-              <w:left w:val="single" w:color="D1D5DB" w:sz="4"/>
-              <w:bottom w:val="single" w:color="D1D5DB" w:sz="4"/>
-              <w:right w:val="single" w:color="D1D5DB" w:sz="4"/>
-            </w:tcBorders>
-            <w:shd w:fill="FFFFFF" w:color="auto" w:val="clear"/>
+            <w:tcW w:type="dxa" w:w="2370"/>
+            <w:tcBorders>
+              <w:top w:val="single" w:color="D1D5DB" w:sz="4"/>
+              <w:left w:val="single" w:color="D1D5DB" w:sz="4"/>
+              <w:bottom w:val="single" w:color="D1D5DB" w:sz="4"/>
+              <w:right w:val="single" w:color="D1D5DB" w:sz="4"/>
+            </w:tcBorders>
+            <w:shd w:fill="EEF0FF" w:color="auto" w:val="clear"/>
             <w:tcMar>
               <w:top w:type="dxa" w:w="40"/>
               <w:left w:type="dxa" w:w="120"/>
@@ -2326,14 +2781,14 @@
         </w:tc>
         <w:tc>
           <w:tcPr>
-            <w:tcW w:type="dxa" w:w="6119"/>
-            <w:tcBorders>
-              <w:top w:val="single" w:color="D1D5DB" w:sz="4"/>
-              <w:left w:val="single" w:color="D1D5DB" w:sz="4"/>
-              <w:bottom w:val="single" w:color="D1D5DB" w:sz="4"/>
-              <w:right w:val="single" w:color="D1D5DB" w:sz="4"/>
-            </w:tcBorders>
-            <w:shd w:fill="FFFFFF" w:color="auto" w:val="clear"/>
+            <w:tcW w:type="dxa" w:w="5933"/>
+            <w:tcBorders>
+              <w:top w:val="single" w:color="D1D5DB" w:sz="4"/>
+              <w:left w:val="single" w:color="D1D5DB" w:sz="4"/>
+              <w:bottom w:val="single" w:color="D1D5DB" w:sz="4"/>
+              <w:right w:val="single" w:color="D1D5DB" w:sz="4"/>
+            </w:tcBorders>
+            <w:shd w:fill="EEF0FF" w:color="auto" w:val="clear"/>
             <w:tcMar>
               <w:top w:type="dxa" w:w="40"/>
               <w:left w:type="dxa" w:w="120"/>
@@ -2354,14 +2809,14 @@
         </w:tc>
         <w:tc>
           <w:tcPr>
-            <w:tcW w:type="dxa" w:w="876"/>
-            <w:tcBorders>
-              <w:top w:val="single" w:color="D1D5DB" w:sz="4"/>
-              <w:left w:val="single" w:color="D1D5DB" w:sz="4"/>
-              <w:bottom w:val="single" w:color="D1D5DB" w:sz="4"/>
-              <w:right w:val="single" w:color="D1D5DB" w:sz="4"/>
-            </w:tcBorders>
-            <w:shd w:fill="FFFFFF" w:color="auto" w:val="clear"/>
+            <w:tcW w:type="dxa" w:w="1109"/>
+            <w:tcBorders>
+              <w:top w:val="single" w:color="D1D5DB" w:sz="4"/>
+              <w:left w:val="single" w:color="D1D5DB" w:sz="4"/>
+              <w:bottom w:val="single" w:color="D1D5DB" w:sz="4"/>
+              <w:right w:val="single" w:color="D1D5DB" w:sz="4"/>
+            </w:tcBorders>
+            <w:shd w:fill="EEF0FF" w:color="auto" w:val="clear"/>
             <w:tcMar>
               <w:top w:type="dxa" w:w="40"/>
               <w:left w:type="dxa" w:w="120"/>
@@ -2387,14 +2842,14 @@
         </w:trPr>
         <w:tc>
           <w:tcPr>
-            <w:tcW w:type="dxa" w:w="2417"/>
-            <w:tcBorders>
-              <w:top w:val="single" w:color="D1D5DB" w:sz="4"/>
-              <w:left w:val="single" w:color="D1D5DB" w:sz="4"/>
-              <w:bottom w:val="single" w:color="D1D5DB" w:sz="4"/>
-              <w:right w:val="single" w:color="D1D5DB" w:sz="4"/>
-            </w:tcBorders>
-            <w:shd w:fill="EEF0FF" w:color="auto" w:val="clear"/>
+            <w:tcW w:type="dxa" w:w="2370"/>
+            <w:tcBorders>
+              <w:top w:val="single" w:color="D1D5DB" w:sz="4"/>
+              <w:left w:val="single" w:color="D1D5DB" w:sz="4"/>
+              <w:bottom w:val="single" w:color="D1D5DB" w:sz="4"/>
+              <w:right w:val="single" w:color="D1D5DB" w:sz="4"/>
+            </w:tcBorders>
+            <w:shd w:fill="FFFFFF" w:color="auto" w:val="clear"/>
             <w:tcMar>
               <w:top w:type="dxa" w:w="40"/>
               <w:left w:type="dxa" w:w="120"/>
@@ -2417,14 +2872,14 @@
         </w:tc>
         <w:tc>
           <w:tcPr>
-            <w:tcW w:type="dxa" w:w="6119"/>
-            <w:tcBorders>
-              <w:top w:val="single" w:color="D1D5DB" w:sz="4"/>
-              <w:left w:val="single" w:color="D1D5DB" w:sz="4"/>
-              <w:bottom w:val="single" w:color="D1D5DB" w:sz="4"/>
-              <w:right w:val="single" w:color="D1D5DB" w:sz="4"/>
-            </w:tcBorders>
-            <w:shd w:fill="EEF0FF" w:color="auto" w:val="clear"/>
+            <w:tcW w:type="dxa" w:w="5933"/>
+            <w:tcBorders>
+              <w:top w:val="single" w:color="D1D5DB" w:sz="4"/>
+              <w:left w:val="single" w:color="D1D5DB" w:sz="4"/>
+              <w:bottom w:val="single" w:color="D1D5DB" w:sz="4"/>
+              <w:right w:val="single" w:color="D1D5DB" w:sz="4"/>
+            </w:tcBorders>
+            <w:shd w:fill="FFFFFF" w:color="auto" w:val="clear"/>
             <w:tcMar>
               <w:top w:type="dxa" w:w="40"/>
               <w:left w:type="dxa" w:w="120"/>
@@ -2445,14 +2900,14 @@
         </w:tc>
         <w:tc>
           <w:tcPr>
-            <w:tcW w:type="dxa" w:w="876"/>
-            <w:tcBorders>
-              <w:top w:val="single" w:color="D1D5DB" w:sz="4"/>
-              <w:left w:val="single" w:color="D1D5DB" w:sz="4"/>
-              <w:bottom w:val="single" w:color="D1D5DB" w:sz="4"/>
-              <w:right w:val="single" w:color="D1D5DB" w:sz="4"/>
-            </w:tcBorders>
-            <w:shd w:fill="EEF0FF" w:color="auto" w:val="clear"/>
+            <w:tcW w:type="dxa" w:w="1109"/>
+            <w:tcBorders>
+              <w:top w:val="single" w:color="D1D5DB" w:sz="4"/>
+              <w:left w:val="single" w:color="D1D5DB" w:sz="4"/>
+              <w:bottom w:val="single" w:color="D1D5DB" w:sz="4"/>
+              <w:right w:val="single" w:color="D1D5DB" w:sz="4"/>
+            </w:tcBorders>
+            <w:shd w:fill="FFFFFF" w:color="auto" w:val="clear"/>
             <w:tcMar>
               <w:top w:type="dxa" w:w="40"/>
               <w:left w:type="dxa" w:w="120"/>
@@ -2478,14 +2933,14 @@
         </w:trPr>
         <w:tc>
           <w:tcPr>
-            <w:tcW w:type="dxa" w:w="2417"/>
-            <w:tcBorders>
-              <w:top w:val="single" w:color="D1D5DB" w:sz="4"/>
-              <w:left w:val="single" w:color="D1D5DB" w:sz="4"/>
-              <w:bottom w:val="single" w:color="D1D5DB" w:sz="4"/>
-              <w:right w:val="single" w:color="D1D5DB" w:sz="4"/>
-            </w:tcBorders>
-            <w:shd w:fill="FFFFFF" w:color="auto" w:val="clear"/>
+            <w:tcW w:type="dxa" w:w="2370"/>
+            <w:tcBorders>
+              <w:top w:val="single" w:color="D1D5DB" w:sz="4"/>
+              <w:left w:val="single" w:color="D1D5DB" w:sz="4"/>
+              <w:bottom w:val="single" w:color="D1D5DB" w:sz="4"/>
+              <w:right w:val="single" w:color="D1D5DB" w:sz="4"/>
+            </w:tcBorders>
+            <w:shd w:fill="EEF0FF" w:color="auto" w:val="clear"/>
             <w:tcMar>
               <w:top w:type="dxa" w:w="40"/>
               <w:left w:type="dxa" w:w="120"/>
@@ -2508,14 +2963,14 @@
         </w:tc>
         <w:tc>
           <w:tcPr>
-            <w:tcW w:type="dxa" w:w="6119"/>
-            <w:tcBorders>
-              <w:top w:val="single" w:color="D1D5DB" w:sz="4"/>
-              <w:left w:val="single" w:color="D1D5DB" w:sz="4"/>
-              <w:bottom w:val="single" w:color="D1D5DB" w:sz="4"/>
-              <w:right w:val="single" w:color="D1D5DB" w:sz="4"/>
-            </w:tcBorders>
-            <w:shd w:fill="FFFFFF" w:color="auto" w:val="clear"/>
+            <w:tcW w:type="dxa" w:w="5933"/>
+            <w:tcBorders>
+              <w:top w:val="single" w:color="D1D5DB" w:sz="4"/>
+              <w:left w:val="single" w:color="D1D5DB" w:sz="4"/>
+              <w:bottom w:val="single" w:color="D1D5DB" w:sz="4"/>
+              <w:right w:val="single" w:color="D1D5DB" w:sz="4"/>
+            </w:tcBorders>
+            <w:shd w:fill="EEF0FF" w:color="auto" w:val="clear"/>
             <w:tcMar>
               <w:top w:type="dxa" w:w="40"/>
               <w:left w:type="dxa" w:w="120"/>
@@ -2536,14 +2991,14 @@
         </w:tc>
         <w:tc>
           <w:tcPr>
-            <w:tcW w:type="dxa" w:w="876"/>
-            <w:tcBorders>
-              <w:top w:val="single" w:color="D1D5DB" w:sz="4"/>
-              <w:left w:val="single" w:color="D1D5DB" w:sz="4"/>
-              <w:bottom w:val="single" w:color="D1D5DB" w:sz="4"/>
-              <w:right w:val="single" w:color="D1D5DB" w:sz="4"/>
-            </w:tcBorders>
-            <w:shd w:fill="FFFFFF" w:color="auto" w:val="clear"/>
+            <w:tcW w:type="dxa" w:w="1109"/>
+            <w:tcBorders>
+              <w:top w:val="single" w:color="D1D5DB" w:sz="4"/>
+              <w:left w:val="single" w:color="D1D5DB" w:sz="4"/>
+              <w:bottom w:val="single" w:color="D1D5DB" w:sz="4"/>
+              <w:right w:val="single" w:color="D1D5DB" w:sz="4"/>
+            </w:tcBorders>
+            <w:shd w:fill="EEF0FF" w:color="auto" w:val="clear"/>
             <w:tcMar>
               <w:top w:type="dxa" w:w="40"/>
               <w:left w:type="dxa" w:w="120"/>
@@ -2569,14 +3024,14 @@
         </w:trPr>
         <w:tc>
           <w:tcPr>
-            <w:tcW w:type="dxa" w:w="2417"/>
-            <w:tcBorders>
-              <w:top w:val="single" w:color="D1D5DB" w:sz="4"/>
-              <w:left w:val="single" w:color="D1D5DB" w:sz="4"/>
-              <w:bottom w:val="single" w:color="D1D5DB" w:sz="4"/>
-              <w:right w:val="single" w:color="D1D5DB" w:sz="4"/>
-            </w:tcBorders>
-            <w:shd w:fill="EEF0FF" w:color="auto" w:val="clear"/>
+            <w:tcW w:type="dxa" w:w="2370"/>
+            <w:tcBorders>
+              <w:top w:val="single" w:color="D1D5DB" w:sz="4"/>
+              <w:left w:val="single" w:color="D1D5DB" w:sz="4"/>
+              <w:bottom w:val="single" w:color="D1D5DB" w:sz="4"/>
+              <w:right w:val="single" w:color="D1D5DB" w:sz="4"/>
+            </w:tcBorders>
+            <w:shd w:fill="FFFFFF" w:color="auto" w:val="clear"/>
             <w:tcMar>
               <w:top w:type="dxa" w:w="40"/>
               <w:left w:type="dxa" w:w="120"/>
@@ -2599,14 +3054,14 @@
         </w:tc>
         <w:tc>
           <w:tcPr>
-            <w:tcW w:type="dxa" w:w="6119"/>
-            <w:tcBorders>
-              <w:top w:val="single" w:color="D1D5DB" w:sz="4"/>
-              <w:left w:val="single" w:color="D1D5DB" w:sz="4"/>
-              <w:bottom w:val="single" w:color="D1D5DB" w:sz="4"/>
-              <w:right w:val="single" w:color="D1D5DB" w:sz="4"/>
-            </w:tcBorders>
-            <w:shd w:fill="EEF0FF" w:color="auto" w:val="clear"/>
+            <w:tcW w:type="dxa" w:w="5933"/>
+            <w:tcBorders>
+              <w:top w:val="single" w:color="D1D5DB" w:sz="4"/>
+              <w:left w:val="single" w:color="D1D5DB" w:sz="4"/>
+              <w:bottom w:val="single" w:color="D1D5DB" w:sz="4"/>
+              <w:right w:val="single" w:color="D1D5DB" w:sz="4"/>
+            </w:tcBorders>
+            <w:shd w:fill="FFFFFF" w:color="auto" w:val="clear"/>
             <w:tcMar>
               <w:top w:type="dxa" w:w="40"/>
               <w:left w:type="dxa" w:w="120"/>
@@ -2627,14 +3082,14 @@
         </w:tc>
         <w:tc>
           <w:tcPr>
-            <w:tcW w:type="dxa" w:w="876"/>
-            <w:tcBorders>
-              <w:top w:val="single" w:color="D1D5DB" w:sz="4"/>
-              <w:left w:val="single" w:color="D1D5DB" w:sz="4"/>
-              <w:bottom w:val="single" w:color="D1D5DB" w:sz="4"/>
-              <w:right w:val="single" w:color="D1D5DB" w:sz="4"/>
-            </w:tcBorders>
-            <w:shd w:fill="EEF0FF" w:color="auto" w:val="clear"/>
+            <w:tcW w:type="dxa" w:w="1109"/>
+            <w:tcBorders>
+              <w:top w:val="single" w:color="D1D5DB" w:sz="4"/>
+              <w:left w:val="single" w:color="D1D5DB" w:sz="4"/>
+              <w:bottom w:val="single" w:color="D1D5DB" w:sz="4"/>
+              <w:right w:val="single" w:color="D1D5DB" w:sz="4"/>
+            </w:tcBorders>
+            <w:shd w:fill="FFFFFF" w:color="auto" w:val="clear"/>
             <w:tcMar>
               <w:top w:type="dxa" w:w="40"/>
               <w:left w:type="dxa" w:w="120"/>
@@ -2660,14 +3115,14 @@
         </w:trPr>
         <w:tc>
           <w:tcPr>
-            <w:tcW w:type="dxa" w:w="2417"/>
-            <w:tcBorders>
-              <w:top w:val="single" w:color="D1D5DB" w:sz="4"/>
-              <w:left w:val="single" w:color="D1D5DB" w:sz="4"/>
-              <w:bottom w:val="single" w:color="D1D5DB" w:sz="4"/>
-              <w:right w:val="single" w:color="D1D5DB" w:sz="4"/>
-            </w:tcBorders>
-            <w:shd w:fill="FFFFFF" w:color="auto" w:val="clear"/>
+            <w:tcW w:type="dxa" w:w="2370"/>
+            <w:tcBorders>
+              <w:top w:val="single" w:color="D1D5DB" w:sz="4"/>
+              <w:left w:val="single" w:color="D1D5DB" w:sz="4"/>
+              <w:bottom w:val="single" w:color="D1D5DB" w:sz="4"/>
+              <w:right w:val="single" w:color="D1D5DB" w:sz="4"/>
+            </w:tcBorders>
+            <w:shd w:fill="EEF0FF" w:color="auto" w:val="clear"/>
             <w:tcMar>
               <w:top w:type="dxa" w:w="40"/>
               <w:left w:type="dxa" w:w="120"/>
@@ -2690,14 +3145,14 @@
         </w:tc>
         <w:tc>
           <w:tcPr>
-            <w:tcW w:type="dxa" w:w="6119"/>
-            <w:tcBorders>
-              <w:top w:val="single" w:color="D1D5DB" w:sz="4"/>
-              <w:left w:val="single" w:color="D1D5DB" w:sz="4"/>
-              <w:bottom w:val="single" w:color="D1D5DB" w:sz="4"/>
-              <w:right w:val="single" w:color="D1D5DB" w:sz="4"/>
-            </w:tcBorders>
-            <w:shd w:fill="FFFFFF" w:color="auto" w:val="clear"/>
+            <w:tcW w:type="dxa" w:w="5933"/>
+            <w:tcBorders>
+              <w:top w:val="single" w:color="D1D5DB" w:sz="4"/>
+              <w:left w:val="single" w:color="D1D5DB" w:sz="4"/>
+              <w:bottom w:val="single" w:color="D1D5DB" w:sz="4"/>
+              <w:right w:val="single" w:color="D1D5DB" w:sz="4"/>
+            </w:tcBorders>
+            <w:shd w:fill="EEF0FF" w:color="auto" w:val="clear"/>
             <w:tcMar>
               <w:top w:type="dxa" w:w="40"/>
               <w:left w:type="dxa" w:w="120"/>
@@ -2718,14 +3173,14 @@
         </w:tc>
         <w:tc>
           <w:tcPr>
-            <w:tcW w:type="dxa" w:w="876"/>
-            <w:tcBorders>
-              <w:top w:val="single" w:color="D1D5DB" w:sz="4"/>
-              <w:left w:val="single" w:color="D1D5DB" w:sz="4"/>
-              <w:bottom w:val="single" w:color="D1D5DB" w:sz="4"/>
-              <w:right w:val="single" w:color="D1D5DB" w:sz="4"/>
-            </w:tcBorders>
-            <w:shd w:fill="FFFFFF" w:color="auto" w:val="clear"/>
+            <w:tcW w:type="dxa" w:w="1109"/>
+            <w:tcBorders>
+              <w:top w:val="single" w:color="D1D5DB" w:sz="4"/>
+              <w:left w:val="single" w:color="D1D5DB" w:sz="4"/>
+              <w:bottom w:val="single" w:color="D1D5DB" w:sz="4"/>
+              <w:right w:val="single" w:color="D1D5DB" w:sz="4"/>
+            </w:tcBorders>
+            <w:shd w:fill="EEF0FF" w:color="auto" w:val="clear"/>
             <w:tcMar>
               <w:top w:type="dxa" w:w="40"/>
               <w:left w:type="dxa" w:w="120"/>
@@ -2751,14 +3206,14 @@
         </w:trPr>
         <w:tc>
           <w:tcPr>
-            <w:tcW w:type="dxa" w:w="2417"/>
-            <w:tcBorders>
-              <w:top w:val="single" w:color="D1D5DB" w:sz="4"/>
-              <w:left w:val="single" w:color="D1D5DB" w:sz="4"/>
-              <w:bottom w:val="single" w:color="D1D5DB" w:sz="4"/>
-              <w:right w:val="single" w:color="D1D5DB" w:sz="4"/>
-            </w:tcBorders>
-            <w:shd w:fill="EEF0FF" w:color="auto" w:val="clear"/>
+            <w:tcW w:type="dxa" w:w="2370"/>
+            <w:tcBorders>
+              <w:top w:val="single" w:color="D1D5DB" w:sz="4"/>
+              <w:left w:val="single" w:color="D1D5DB" w:sz="4"/>
+              <w:bottom w:val="single" w:color="D1D5DB" w:sz="4"/>
+              <w:right w:val="single" w:color="D1D5DB" w:sz="4"/>
+            </w:tcBorders>
+            <w:shd w:fill="FFFFFF" w:color="auto" w:val="clear"/>
             <w:tcMar>
               <w:top w:type="dxa" w:w="40"/>
               <w:left w:type="dxa" w:w="120"/>
@@ -2781,42 +3236,42 @@
         </w:tc>
         <w:tc>
           <w:tcPr>
-            <w:tcW w:type="dxa" w:w="6119"/>
-            <w:tcBorders>
-              <w:top w:val="single" w:color="D1D5DB" w:sz="4"/>
-              <w:left w:val="single" w:color="D1D5DB" w:sz="4"/>
-              <w:bottom w:val="single" w:color="D1D5DB" w:sz="4"/>
-              <w:right w:val="single" w:color="D1D5DB" w:sz="4"/>
-            </w:tcBorders>
-            <w:shd w:fill="EEF0FF" w:color="auto" w:val="clear"/>
-            <w:tcMar>
-              <w:top w:type="dxa" w:w="40"/>
-              <w:left w:type="dxa" w:w="120"/>
-              <w:bottom w:type="dxa" w:w="40"/>
-              <w:right w:type="dxa" w:w="120"/>
-            </w:tcMar>
-            <w:vAlign w:val="top"/>
-          </w:tcPr>
-          <w:p>
-            <w:r>
-              <w:rPr>
-                <w:sz w:val="20"/>
-                <w:szCs w:val="20"/>
-              </w:rPr>
-              <w:t xml:space="preserve">A lower bound on data log-likelihood; its negative balances reconstruction and KL at beta = 1.</w:t>
-            </w:r>
-          </w:p>
-        </w:tc>
-        <w:tc>
-          <w:tcPr>
-            <w:tcW w:type="dxa" w:w="876"/>
-            <w:tcBorders>
-              <w:top w:val="single" w:color="D1D5DB" w:sz="4"/>
-              <w:left w:val="single" w:color="D1D5DB" w:sz="4"/>
-              <w:bottom w:val="single" w:color="D1D5DB" w:sz="4"/>
-              <w:right w:val="single" w:color="D1D5DB" w:sz="4"/>
-            </w:tcBorders>
-            <w:shd w:fill="EEF0FF" w:color="auto" w:val="clear"/>
+            <w:tcW w:type="dxa" w:w="5933"/>
+            <w:tcBorders>
+              <w:top w:val="single" w:color="D1D5DB" w:sz="4"/>
+              <w:left w:val="single" w:color="D1D5DB" w:sz="4"/>
+              <w:bottom w:val="single" w:color="D1D5DB" w:sz="4"/>
+              <w:right w:val="single" w:color="D1D5DB" w:sz="4"/>
+            </w:tcBorders>
+            <w:shd w:fill="FFFFFF" w:color="auto" w:val="clear"/>
+            <w:tcMar>
+              <w:top w:type="dxa" w:w="40"/>
+              <w:left w:type="dxa" w:w="120"/>
+              <w:bottom w:type="dxa" w:w="40"/>
+              <w:right w:type="dxa" w:w="120"/>
+            </w:tcMar>
+            <w:vAlign w:val="top"/>
+          </w:tcPr>
+          <w:p>
+            <w:r>
+              <w:rPr>
+                <w:sz w:val="20"/>
+                <w:szCs w:val="20"/>
+              </w:rPr>
+              <w:t xml:space="preserve">A lower bound on data log-likelihood; its negative balances reconstruction and KL at β = 1.</w:t>
+            </w:r>
+          </w:p>
+        </w:tc>
+        <w:tc>
+          <w:tcPr>
+            <w:tcW w:type="dxa" w:w="1109"/>
+            <w:tcBorders>
+              <w:top w:val="single" w:color="D1D5DB" w:sz="4"/>
+              <w:left w:val="single" w:color="D1D5DB" w:sz="4"/>
+              <w:bottom w:val="single" w:color="D1D5DB" w:sz="4"/>
+              <w:right w:val="single" w:color="D1D5DB" w:sz="4"/>
+            </w:tcBorders>
+            <w:shd w:fill="FFFFFF" w:color="auto" w:val="clear"/>
             <w:tcMar>
               <w:top w:type="dxa" w:w="40"/>
               <w:left w:type="dxa" w:w="120"/>
@@ -2842,7 +3297,98 @@
         </w:trPr>
         <w:tc>
           <w:tcPr>
-            <w:tcW w:type="dxa" w:w="2417"/>
+            <w:tcW w:type="dxa" w:w="2370"/>
+            <w:tcBorders>
+              <w:top w:val="single" w:color="D1D5DB" w:sz="4"/>
+              <w:left w:val="single" w:color="D1D5DB" w:sz="4"/>
+              <w:bottom w:val="single" w:color="D1D5DB" w:sz="4"/>
+              <w:right w:val="single" w:color="D1D5DB" w:sz="4"/>
+            </w:tcBorders>
+            <w:shd w:fill="EEF0FF" w:color="auto" w:val="clear"/>
+            <w:tcMar>
+              <w:top w:type="dxa" w:w="40"/>
+              <w:left w:type="dxa" w:w="120"/>
+              <w:bottom w:type="dxa" w:w="40"/>
+              <w:right w:type="dxa" w:w="120"/>
+            </w:tcMar>
+            <w:vAlign w:val="top"/>
+          </w:tcPr>
+          <w:p>
+            <w:r>
+              <w:rPr>
+                <w:b/>
+                <w:bCs/>
+                <w:sz w:val="20"/>
+                <w:szCs w:val="20"/>
+              </w:rPr>
+              <w:t xml:space="preserve">EMA</w:t>
+            </w:r>
+          </w:p>
+        </w:tc>
+        <w:tc>
+          <w:tcPr>
+            <w:tcW w:type="dxa" w:w="5933"/>
+            <w:tcBorders>
+              <w:top w:val="single" w:color="D1D5DB" w:sz="4"/>
+              <w:left w:val="single" w:color="D1D5DB" w:sz="4"/>
+              <w:bottom w:val="single" w:color="D1D5DB" w:sz="4"/>
+              <w:right w:val="single" w:color="D1D5DB" w:sz="4"/>
+            </w:tcBorders>
+            <w:shd w:fill="EEF0FF" w:color="auto" w:val="clear"/>
+            <w:tcMar>
+              <w:top w:type="dxa" w:w="40"/>
+              <w:left w:type="dxa" w:w="120"/>
+              <w:bottom w:type="dxa" w:w="40"/>
+              <w:right w:type="dxa" w:w="120"/>
+            </w:tcMar>
+            <w:vAlign w:val="top"/>
+          </w:tcPr>
+          <w:p>
+            <w:r>
+              <w:rPr>
+                <w:sz w:val="20"/>
+                <w:szCs w:val="20"/>
+              </w:rPr>
+              <w:t xml:space="preserve">Exponential moving average: a weighted average of recent model weights.</w:t>
+            </w:r>
+          </w:p>
+        </w:tc>
+        <w:tc>
+          <w:tcPr>
+            <w:tcW w:type="dxa" w:w="1109"/>
+            <w:tcBorders>
+              <w:top w:val="single" w:color="D1D5DB" w:sz="4"/>
+              <w:left w:val="single" w:color="D1D5DB" w:sz="4"/>
+              <w:bottom w:val="single" w:color="D1D5DB" w:sz="4"/>
+              <w:right w:val="single" w:color="D1D5DB" w:sz="4"/>
+            </w:tcBorders>
+            <w:shd w:fill="EEF0FF" w:color="auto" w:val="clear"/>
+            <w:tcMar>
+              <w:top w:type="dxa" w:w="40"/>
+              <w:left w:type="dxa" w:w="120"/>
+              <w:bottom w:type="dxa" w:w="40"/>
+              <w:right w:type="dxa" w:w="120"/>
+            </w:tcMar>
+            <w:vAlign w:val="top"/>
+          </w:tcPr>
+          <w:p>
+            <w:r>
+              <w:rPr>
+                <w:sz w:val="20"/>
+                <w:szCs w:val="20"/>
+              </w:rPr>
+              <w:t xml:space="preserve">3</w:t>
+            </w:r>
+          </w:p>
+        </w:tc>
+      </w:tr>
+      <w:tr>
+        <w:trPr>
+          <w:cantSplit/>
+        </w:trPr>
+        <w:tc>
+          <w:tcPr>
+            <w:tcW w:type="dxa" w:w="2370"/>
             <w:tcBorders>
               <w:top w:val="single" w:color="D1D5DB" w:sz="4"/>
               <w:left w:val="single" w:color="D1D5DB" w:sz="4"/>
@@ -2872,7 +3418,7 @@
         </w:tc>
         <w:tc>
           <w:tcPr>
-            <w:tcW w:type="dxa" w:w="6119"/>
+            <w:tcW w:type="dxa" w:w="5933"/>
             <w:tcBorders>
               <w:top w:val="single" w:color="D1D5DB" w:sz="4"/>
               <w:left w:val="single" w:color="D1D5DB" w:sz="4"/>
@@ -2900,7 +3446,7 @@
         </w:tc>
         <w:tc>
           <w:tcPr>
-            <w:tcW w:type="dxa" w:w="876"/>
+            <w:tcW w:type="dxa" w:w="1109"/>
             <w:tcBorders>
               <w:top w:val="single" w:color="D1D5DB" w:sz="4"/>
               <w:left w:val="single" w:color="D1D5DB" w:sz="4"/>
@@ -2933,7 +3479,7 @@
         </w:trPr>
         <w:tc>
           <w:tcPr>
-            <w:tcW w:type="dxa" w:w="2417"/>
+            <w:tcW w:type="dxa" w:w="2370"/>
             <w:tcBorders>
               <w:top w:val="single" w:color="D1D5DB" w:sz="4"/>
               <w:left w:val="single" w:color="D1D5DB" w:sz="4"/>
@@ -2963,7 +3509,7 @@
         </w:tc>
         <w:tc>
           <w:tcPr>
-            <w:tcW w:type="dxa" w:w="6119"/>
+            <w:tcW w:type="dxa" w:w="5933"/>
             <w:tcBorders>
               <w:top w:val="single" w:color="D1D5DB" w:sz="4"/>
               <w:left w:val="single" w:color="D1D5DB" w:sz="4"/>
@@ -2991,7 +3537,7 @@
         </w:tc>
         <w:tc>
           <w:tcPr>
-            <w:tcW w:type="dxa" w:w="876"/>
+            <w:tcW w:type="dxa" w:w="1109"/>
             <w:tcBorders>
               <w:top w:val="single" w:color="D1D5DB" w:sz="4"/>
               <w:left w:val="single" w:color="D1D5DB" w:sz="4"/>
@@ -3024,7 +3570,7 @@
         </w:trPr>
         <w:tc>
           <w:tcPr>
-            <w:tcW w:type="dxa" w:w="2417"/>
+            <w:tcW w:type="dxa" w:w="2370"/>
             <w:tcBorders>
               <w:top w:val="single" w:color="D1D5DB" w:sz="4"/>
               <w:left w:val="single" w:color="D1D5DB" w:sz="4"/>
@@ -3054,7 +3600,7 @@
         </w:tc>
         <w:tc>
           <w:tcPr>
-            <w:tcW w:type="dxa" w:w="6119"/>
+            <w:tcW w:type="dxa" w:w="5933"/>
             <w:tcBorders>
               <w:top w:val="single" w:color="D1D5DB" w:sz="4"/>
               <w:left w:val="single" w:color="D1D5DB" w:sz="4"/>
@@ -3082,7 +3628,7 @@
         </w:tc>
         <w:tc>
           <w:tcPr>
-            <w:tcW w:type="dxa" w:w="876"/>
+            <w:tcW w:type="dxa" w:w="1109"/>
             <w:tcBorders>
               <w:top w:val="single" w:color="D1D5DB" w:sz="4"/>
               <w:left w:val="single" w:color="D1D5DB" w:sz="4"/>
@@ -3115,7 +3661,7 @@
         </w:trPr>
         <w:tc>
           <w:tcPr>
-            <w:tcW w:type="dxa" w:w="2417"/>
+            <w:tcW w:type="dxa" w:w="2370"/>
             <w:tcBorders>
               <w:top w:val="single" w:color="D1D5DB" w:sz="4"/>
               <w:left w:val="single" w:color="D1D5DB" w:sz="4"/>
@@ -3145,7 +3691,7 @@
         </w:tc>
         <w:tc>
           <w:tcPr>
-            <w:tcW w:type="dxa" w:w="6119"/>
+            <w:tcW w:type="dxa" w:w="5933"/>
             <w:tcBorders>
               <w:top w:val="single" w:color="D1D5DB" w:sz="4"/>
               <w:left w:val="single" w:color="D1D5DB" w:sz="4"/>
@@ -3173,7 +3719,7 @@
         </w:tc>
         <w:tc>
           <w:tcPr>
-            <w:tcW w:type="dxa" w:w="876"/>
+            <w:tcW w:type="dxa" w:w="1109"/>
             <w:tcBorders>
               <w:top w:val="single" w:color="D1D5DB" w:sz="4"/>
               <w:left w:val="single" w:color="D1D5DB" w:sz="4"/>
@@ -3206,7 +3752,7 @@
         </w:trPr>
         <w:tc>
           <w:tcPr>
-            <w:tcW w:type="dxa" w:w="2417"/>
+            <w:tcW w:type="dxa" w:w="2370"/>
             <w:tcBorders>
               <w:top w:val="single" w:color="D1D5DB" w:sz="4"/>
               <w:left w:val="single" w:color="D1D5DB" w:sz="4"/>
@@ -3236,7 +3782,7 @@
         </w:tc>
         <w:tc>
           <w:tcPr>
-            <w:tcW w:type="dxa" w:w="6119"/>
+            <w:tcW w:type="dxa" w:w="5933"/>
             <w:tcBorders>
               <w:top w:val="single" w:color="D1D5DB" w:sz="4"/>
               <w:left w:val="single" w:color="D1D5DB" w:sz="4"/>
@@ -3264,7 +3810,7 @@
         </w:tc>
         <w:tc>
           <w:tcPr>
-            <w:tcW w:type="dxa" w:w="876"/>
+            <w:tcW w:type="dxa" w:w="1109"/>
             <w:tcBorders>
               <w:top w:val="single" w:color="D1D5DB" w:sz="4"/>
               <w:left w:val="single" w:color="D1D5DB" w:sz="4"/>
@@ -3297,7 +3843,7 @@
         </w:trPr>
         <w:tc>
           <w:tcPr>
-            <w:tcW w:type="dxa" w:w="2417"/>
+            <w:tcW w:type="dxa" w:w="2370"/>
             <w:tcBorders>
               <w:top w:val="single" w:color="D1D5DB" w:sz="4"/>
               <w:left w:val="single" w:color="D1D5DB" w:sz="4"/>
@@ -3327,7 +3873,7 @@
         </w:tc>
         <w:tc>
           <w:tcPr>
-            <w:tcW w:type="dxa" w:w="6119"/>
+            <w:tcW w:type="dxa" w:w="5933"/>
             <w:tcBorders>
               <w:top w:val="single" w:color="D1D5DB" w:sz="4"/>
               <w:left w:val="single" w:color="D1D5DB" w:sz="4"/>
@@ -3355,7 +3901,7 @@
         </w:tc>
         <w:tc>
           <w:tcPr>
-            <w:tcW w:type="dxa" w:w="876"/>
+            <w:tcW w:type="dxa" w:w="1109"/>
             <w:tcBorders>
               <w:top w:val="single" w:color="D1D5DB" w:sz="4"/>
               <w:left w:val="single" w:color="D1D5DB" w:sz="4"/>
@@ -3388,7 +3934,7 @@
         </w:trPr>
         <w:tc>
           <w:tcPr>
-            <w:tcW w:type="dxa" w:w="2417"/>
+            <w:tcW w:type="dxa" w:w="2370"/>
             <w:tcBorders>
               <w:top w:val="single" w:color="D1D5DB" w:sz="4"/>
               <w:left w:val="single" w:color="D1D5DB" w:sz="4"/>
@@ -3418,7 +3964,7 @@
         </w:tc>
         <w:tc>
           <w:tcPr>
-            <w:tcW w:type="dxa" w:w="6119"/>
+            <w:tcW w:type="dxa" w:w="5933"/>
             <w:tcBorders>
               <w:top w:val="single" w:color="D1D5DB" w:sz="4"/>
               <w:left w:val="single" w:color="D1D5DB" w:sz="4"/>
@@ -3446,7 +3992,7 @@
         </w:tc>
         <w:tc>
           <w:tcPr>
-            <w:tcW w:type="dxa" w:w="876"/>
+            <w:tcW w:type="dxa" w:w="1109"/>
             <w:tcBorders>
               <w:top w:val="single" w:color="D1D5DB" w:sz="4"/>
               <w:left w:val="single" w:color="D1D5DB" w:sz="4"/>
@@ -3479,7 +4025,7 @@
         </w:trPr>
         <w:tc>
           <w:tcPr>
-            <w:tcW w:type="dxa" w:w="2417"/>
+            <w:tcW w:type="dxa" w:w="2370"/>
             <w:tcBorders>
               <w:top w:val="single" w:color="D1D5DB" w:sz="4"/>
               <w:left w:val="single" w:color="D1D5DB" w:sz="4"/>
@@ -3509,7 +4055,7 @@
         </w:tc>
         <w:tc>
           <w:tcPr>
-            <w:tcW w:type="dxa" w:w="6119"/>
+            <w:tcW w:type="dxa" w:w="5933"/>
             <w:tcBorders>
               <w:top w:val="single" w:color="D1D5DB" w:sz="4"/>
               <w:left w:val="single" w:color="D1D5DB" w:sz="4"/>
@@ -3537,7 +4083,7 @@
         </w:tc>
         <w:tc>
           <w:tcPr>
-            <w:tcW w:type="dxa" w:w="876"/>
+            <w:tcW w:type="dxa" w:w="1109"/>
             <w:tcBorders>
               <w:top w:val="single" w:color="D1D5DB" w:sz="4"/>
               <w:left w:val="single" w:color="D1D5DB" w:sz="4"/>
@@ -3570,7 +4116,7 @@
         </w:trPr>
         <w:tc>
           <w:tcPr>
-            <w:tcW w:type="dxa" w:w="2417"/>
+            <w:tcW w:type="dxa" w:w="2370"/>
             <w:tcBorders>
               <w:top w:val="single" w:color="D1D5DB" w:sz="4"/>
               <w:left w:val="single" w:color="D1D5DB" w:sz="4"/>
@@ -3600,7 +4146,7 @@
         </w:tc>
         <w:tc>
           <w:tcPr>
-            <w:tcW w:type="dxa" w:w="6119"/>
+            <w:tcW w:type="dxa" w:w="5933"/>
             <w:tcBorders>
               <w:top w:val="single" w:color="D1D5DB" w:sz="4"/>
               <w:left w:val="single" w:color="D1D5DB" w:sz="4"/>
@@ -3628,7 +4174,7 @@
         </w:tc>
         <w:tc>
           <w:tcPr>
-            <w:tcW w:type="dxa" w:w="876"/>
+            <w:tcW w:type="dxa" w:w="1109"/>
             <w:tcBorders>
               <w:top w:val="single" w:color="D1D5DB" w:sz="4"/>
               <w:left w:val="single" w:color="D1D5DB" w:sz="4"/>
@@ -3661,7 +4207,7 @@
         </w:trPr>
         <w:tc>
           <w:tcPr>
-            <w:tcW w:type="dxa" w:w="2417"/>
+            <w:tcW w:type="dxa" w:w="2370"/>
             <w:tcBorders>
               <w:top w:val="single" w:color="D1D5DB" w:sz="4"/>
               <w:left w:val="single" w:color="D1D5DB" w:sz="4"/>
@@ -3691,7 +4237,7 @@
         </w:tc>
         <w:tc>
           <w:tcPr>
-            <w:tcW w:type="dxa" w:w="6119"/>
+            <w:tcW w:type="dxa" w:w="5933"/>
             <w:tcBorders>
               <w:top w:val="single" w:color="D1D5DB" w:sz="4"/>
               <w:left w:val="single" w:color="D1D5DB" w:sz="4"/>
@@ -3719,7 +4265,7 @@
         </w:tc>
         <w:tc>
           <w:tcPr>
-            <w:tcW w:type="dxa" w:w="876"/>
+            <w:tcW w:type="dxa" w:w="1109"/>
             <w:tcBorders>
               <w:top w:val="single" w:color="D1D5DB" w:sz="4"/>
               <w:left w:val="single" w:color="D1D5DB" w:sz="4"/>
@@ -3752,7 +4298,7 @@
         </w:trPr>
         <w:tc>
           <w:tcPr>
-            <w:tcW w:type="dxa" w:w="2417"/>
+            <w:tcW w:type="dxa" w:w="2370"/>
             <w:tcBorders>
               <w:top w:val="single" w:color="D1D5DB" w:sz="4"/>
               <w:left w:val="single" w:color="D1D5DB" w:sz="4"/>
@@ -3782,7 +4328,7 @@
         </w:tc>
         <w:tc>
           <w:tcPr>
-            <w:tcW w:type="dxa" w:w="6119"/>
+            <w:tcW w:type="dxa" w:w="5933"/>
             <w:tcBorders>
               <w:top w:val="single" w:color="D1D5DB" w:sz="4"/>
               <w:left w:val="single" w:color="D1D5DB" w:sz="4"/>
@@ -3810,7 +4356,7 @@
         </w:tc>
         <w:tc>
           <w:tcPr>
-            <w:tcW w:type="dxa" w:w="876"/>
+            <w:tcW w:type="dxa" w:w="1109"/>
             <w:tcBorders>
               <w:top w:val="single" w:color="D1D5DB" w:sz="4"/>
               <w:left w:val="single" w:color="D1D5DB" w:sz="4"/>
@@ -3843,7 +4389,7 @@
         </w:trPr>
         <w:tc>
           <w:tcPr>
-            <w:tcW w:type="dxa" w:w="2417"/>
+            <w:tcW w:type="dxa" w:w="2370"/>
             <w:tcBorders>
               <w:top w:val="single" w:color="D1D5DB" w:sz="4"/>
               <w:left w:val="single" w:color="D1D5DB" w:sz="4"/>
@@ -3873,7 +4419,7 @@
         </w:tc>
         <w:tc>
           <w:tcPr>
-            <w:tcW w:type="dxa" w:w="6119"/>
+            <w:tcW w:type="dxa" w:w="5933"/>
             <w:tcBorders>
               <w:top w:val="single" w:color="D1D5DB" w:sz="4"/>
               <w:left w:val="single" w:color="D1D5DB" w:sz="4"/>
@@ -3901,7 +4447,7 @@
         </w:tc>
         <w:tc>
           <w:tcPr>
-            <w:tcW w:type="dxa" w:w="876"/>
+            <w:tcW w:type="dxa" w:w="1109"/>
             <w:tcBorders>
               <w:top w:val="single" w:color="D1D5DB" w:sz="4"/>
               <w:left w:val="single" w:color="D1D5DB" w:sz="4"/>
@@ -3934,7 +4480,189 @@
         </w:trPr>
         <w:tc>
           <w:tcPr>
-            <w:tcW w:type="dxa" w:w="2417"/>
+            <w:tcW w:type="dxa" w:w="2370"/>
+            <w:tcBorders>
+              <w:top w:val="single" w:color="D1D5DB" w:sz="4"/>
+              <w:left w:val="single" w:color="D1D5DB" w:sz="4"/>
+              <w:bottom w:val="single" w:color="D1D5DB" w:sz="4"/>
+              <w:right w:val="single" w:color="D1D5DB" w:sz="4"/>
+            </w:tcBorders>
+            <w:shd w:fill="FFFFFF" w:color="auto" w:val="clear"/>
+            <w:tcMar>
+              <w:top w:type="dxa" w:w="40"/>
+              <w:left w:type="dxa" w:w="120"/>
+              <w:bottom w:type="dxa" w:w="40"/>
+              <w:right w:type="dxa" w:w="120"/>
+            </w:tcMar>
+            <w:vAlign w:val="top"/>
+          </w:tcPr>
+          <w:p>
+            <w:r>
+              <w:rPr>
+                <w:b/>
+                <w:bCs/>
+                <w:sz w:val="20"/>
+                <w:szCs w:val="20"/>
+              </w:rPr>
+              <w:t xml:space="preserve">Generative precision</w:t>
+            </w:r>
+          </w:p>
+        </w:tc>
+        <w:tc>
+          <w:tcPr>
+            <w:tcW w:type="dxa" w:w="5933"/>
+            <w:tcBorders>
+              <w:top w:val="single" w:color="D1D5DB" w:sz="4"/>
+              <w:left w:val="single" w:color="D1D5DB" w:sz="4"/>
+              <w:bottom w:val="single" w:color="D1D5DB" w:sz="4"/>
+              <w:right w:val="single" w:color="D1D5DB" w:sz="4"/>
+            </w:tcBorders>
+            <w:shd w:fill="FFFFFF" w:color="auto" w:val="clear"/>
+            <w:tcMar>
+              <w:top w:type="dxa" w:w="40"/>
+              <w:left w:type="dxa" w:w="120"/>
+              <w:bottom w:type="dxa" w:w="40"/>
+              <w:right w:type="dxa" w:w="120"/>
+            </w:tcMar>
+            <w:vAlign w:val="top"/>
+          </w:tcPr>
+          <w:p>
+            <w:r>
+              <w:rPr>
+                <w:sz w:val="20"/>
+                <w:szCs w:val="20"/>
+              </w:rPr>
+              <w:t xml:space="preserve">How much generated data lies in the real-data region of a chosen feature space.</w:t>
+            </w:r>
+          </w:p>
+        </w:tc>
+        <w:tc>
+          <w:tcPr>
+            <w:tcW w:type="dxa" w:w="1109"/>
+            <w:tcBorders>
+              <w:top w:val="single" w:color="D1D5DB" w:sz="4"/>
+              <w:left w:val="single" w:color="D1D5DB" w:sz="4"/>
+              <w:bottom w:val="single" w:color="D1D5DB" w:sz="4"/>
+              <w:right w:val="single" w:color="D1D5DB" w:sz="4"/>
+            </w:tcBorders>
+            <w:shd w:fill="FFFFFF" w:color="auto" w:val="clear"/>
+            <w:tcMar>
+              <w:top w:type="dxa" w:w="40"/>
+              <w:left w:type="dxa" w:w="120"/>
+              <w:bottom w:type="dxa" w:w="40"/>
+              <w:right w:type="dxa" w:w="120"/>
+            </w:tcMar>
+            <w:vAlign w:val="top"/>
+          </w:tcPr>
+          <w:p>
+            <w:r>
+              <w:rPr>
+                <w:sz w:val="20"/>
+                <w:szCs w:val="20"/>
+              </w:rPr>
+              <w:t xml:space="preserve">3</w:t>
+            </w:r>
+          </w:p>
+        </w:tc>
+      </w:tr>
+      <w:tr>
+        <w:trPr>
+          <w:cantSplit/>
+        </w:trPr>
+        <w:tc>
+          <w:tcPr>
+            <w:tcW w:type="dxa" w:w="2370"/>
+            <w:tcBorders>
+              <w:top w:val="single" w:color="D1D5DB" w:sz="4"/>
+              <w:left w:val="single" w:color="D1D5DB" w:sz="4"/>
+              <w:bottom w:val="single" w:color="D1D5DB" w:sz="4"/>
+              <w:right w:val="single" w:color="D1D5DB" w:sz="4"/>
+            </w:tcBorders>
+            <w:shd w:fill="EEF0FF" w:color="auto" w:val="clear"/>
+            <w:tcMar>
+              <w:top w:type="dxa" w:w="40"/>
+              <w:left w:type="dxa" w:w="120"/>
+              <w:bottom w:type="dxa" w:w="40"/>
+              <w:right w:type="dxa" w:w="120"/>
+            </w:tcMar>
+            <w:vAlign w:val="top"/>
+          </w:tcPr>
+          <w:p>
+            <w:r>
+              <w:rPr>
+                <w:b/>
+                <w:bCs/>
+                <w:sz w:val="20"/>
+                <w:szCs w:val="20"/>
+              </w:rPr>
+              <w:t xml:space="preserve">Generative recall</w:t>
+            </w:r>
+          </w:p>
+        </w:tc>
+        <w:tc>
+          <w:tcPr>
+            <w:tcW w:type="dxa" w:w="5933"/>
+            <w:tcBorders>
+              <w:top w:val="single" w:color="D1D5DB" w:sz="4"/>
+              <w:left w:val="single" w:color="D1D5DB" w:sz="4"/>
+              <w:bottom w:val="single" w:color="D1D5DB" w:sz="4"/>
+              <w:right w:val="single" w:color="D1D5DB" w:sz="4"/>
+            </w:tcBorders>
+            <w:shd w:fill="EEF0FF" w:color="auto" w:val="clear"/>
+            <w:tcMar>
+              <w:top w:type="dxa" w:w="40"/>
+              <w:left w:type="dxa" w:w="120"/>
+              <w:bottom w:type="dxa" w:w="40"/>
+              <w:right w:type="dxa" w:w="120"/>
+            </w:tcMar>
+            <w:vAlign w:val="top"/>
+          </w:tcPr>
+          <w:p>
+            <w:r>
+              <w:rPr>
+                <w:sz w:val="20"/>
+                <w:szCs w:val="20"/>
+              </w:rPr>
+              <w:t xml:space="preserve">How much real-data variety is covered by generated data in a chosen feature space.</w:t>
+            </w:r>
+          </w:p>
+        </w:tc>
+        <w:tc>
+          <w:tcPr>
+            <w:tcW w:type="dxa" w:w="1109"/>
+            <w:tcBorders>
+              <w:top w:val="single" w:color="D1D5DB" w:sz="4"/>
+              <w:left w:val="single" w:color="D1D5DB" w:sz="4"/>
+              <w:bottom w:val="single" w:color="D1D5DB" w:sz="4"/>
+              <w:right w:val="single" w:color="D1D5DB" w:sz="4"/>
+            </w:tcBorders>
+            <w:shd w:fill="EEF0FF" w:color="auto" w:val="clear"/>
+            <w:tcMar>
+              <w:top w:type="dxa" w:w="40"/>
+              <w:left w:type="dxa" w:w="120"/>
+              <w:bottom w:type="dxa" w:w="40"/>
+              <w:right w:type="dxa" w:w="120"/>
+            </w:tcMar>
+            <w:vAlign w:val="top"/>
+          </w:tcPr>
+          <w:p>
+            <w:r>
+              <w:rPr>
+                <w:sz w:val="20"/>
+                <w:szCs w:val="20"/>
+              </w:rPr>
+              <w:t xml:space="preserve">3</w:t>
+            </w:r>
+          </w:p>
+        </w:tc>
+      </w:tr>
+      <w:tr>
+        <w:trPr>
+          <w:cantSplit/>
+        </w:trPr>
+        <w:tc>
+          <w:tcPr>
+            <w:tcW w:type="dxa" w:w="2370"/>
             <w:tcBorders>
               <w:top w:val="single" w:color="D1D5DB" w:sz="4"/>
               <w:left w:val="single" w:color="D1D5DB" w:sz="4"/>
@@ -3964,7 +4692,7 @@
         </w:tc>
         <w:tc>
           <w:tcPr>
-            <w:tcW w:type="dxa" w:w="6119"/>
+            <w:tcW w:type="dxa" w:w="5933"/>
             <w:tcBorders>
               <w:top w:val="single" w:color="D1D5DB" w:sz="4"/>
               <w:left w:val="single" w:color="D1D5DB" w:sz="4"/>
@@ -3992,7 +4720,7 @@
         </w:tc>
         <w:tc>
           <w:tcPr>
-            <w:tcW w:type="dxa" w:w="876"/>
+            <w:tcW w:type="dxa" w:w="1109"/>
             <w:tcBorders>
               <w:top w:val="single" w:color="D1D5DB" w:sz="4"/>
               <w:left w:val="single" w:color="D1D5DB" w:sz="4"/>
@@ -4025,7 +4753,7 @@
         </w:trPr>
         <w:tc>
           <w:tcPr>
-            <w:tcW w:type="dxa" w:w="2417"/>
+            <w:tcW w:type="dxa" w:w="2370"/>
             <w:tcBorders>
               <w:top w:val="single" w:color="D1D5DB" w:sz="4"/>
               <w:left w:val="single" w:color="D1D5DB" w:sz="4"/>
@@ -4055,7 +4783,7 @@
         </w:tc>
         <w:tc>
           <w:tcPr>
-            <w:tcW w:type="dxa" w:w="6119"/>
+            <w:tcW w:type="dxa" w:w="5933"/>
             <w:tcBorders>
               <w:top w:val="single" w:color="D1D5DB" w:sz="4"/>
               <w:left w:val="single" w:color="D1D5DB" w:sz="4"/>
@@ -4083,7 +4811,7 @@
         </w:tc>
         <w:tc>
           <w:tcPr>
-            <w:tcW w:type="dxa" w:w="876"/>
+            <w:tcW w:type="dxa" w:w="1109"/>
             <w:tcBorders>
               <w:top w:val="single" w:color="D1D5DB" w:sz="4"/>
               <w:left w:val="single" w:color="D1D5DB" w:sz="4"/>
@@ -4116,7 +4844,7 @@
         </w:trPr>
         <w:tc>
           <w:tcPr>
-            <w:tcW w:type="dxa" w:w="2417"/>
+            <w:tcW w:type="dxa" w:w="2370"/>
             <w:tcBorders>
               <w:top w:val="single" w:color="D1D5DB" w:sz="4"/>
               <w:left w:val="single" w:color="D1D5DB" w:sz="4"/>
@@ -4146,7 +4874,7 @@
         </w:tc>
         <w:tc>
           <w:tcPr>
-            <w:tcW w:type="dxa" w:w="6119"/>
+            <w:tcW w:type="dxa" w:w="5933"/>
             <w:tcBorders>
               <w:top w:val="single" w:color="D1D5DB" w:sz="4"/>
               <w:left w:val="single" w:color="D1D5DB" w:sz="4"/>
@@ -4174,7 +4902,7 @@
         </w:tc>
         <w:tc>
           <w:tcPr>
-            <w:tcW w:type="dxa" w:w="876"/>
+            <w:tcW w:type="dxa" w:w="1109"/>
             <w:tcBorders>
               <w:top w:val="single" w:color="D1D5DB" w:sz="4"/>
               <w:left w:val="single" w:color="D1D5DB" w:sz="4"/>
@@ -4207,7 +4935,7 @@
         </w:trPr>
         <w:tc>
           <w:tcPr>
-            <w:tcW w:type="dxa" w:w="2417"/>
+            <w:tcW w:type="dxa" w:w="2370"/>
             <w:tcBorders>
               <w:top w:val="single" w:color="D1D5DB" w:sz="4"/>
               <w:left w:val="single" w:color="D1D5DB" w:sz="4"/>
@@ -4237,7 +4965,7 @@
         </w:tc>
         <w:tc>
           <w:tcPr>
-            <w:tcW w:type="dxa" w:w="6119"/>
+            <w:tcW w:type="dxa" w:w="5933"/>
             <w:tcBorders>
               <w:top w:val="single" w:color="D1D5DB" w:sz="4"/>
               <w:left w:val="single" w:color="D1D5DB" w:sz="4"/>
@@ -4265,7 +4993,7 @@
         </w:tc>
         <w:tc>
           <w:tcPr>
-            <w:tcW w:type="dxa" w:w="876"/>
+            <w:tcW w:type="dxa" w:w="1109"/>
             <w:tcBorders>
               <w:top w:val="single" w:color="D1D5DB" w:sz="4"/>
               <w:left w:val="single" w:color="D1D5DB" w:sz="4"/>
@@ -4298,7 +5026,7 @@
         </w:trPr>
         <w:tc>
           <w:tcPr>
-            <w:tcW w:type="dxa" w:w="2417"/>
+            <w:tcW w:type="dxa" w:w="2370"/>
             <w:tcBorders>
               <w:top w:val="single" w:color="D1D5DB" w:sz="4"/>
               <w:left w:val="single" w:color="D1D5DB" w:sz="4"/>
@@ -4328,7 +5056,7 @@
         </w:tc>
         <w:tc>
           <w:tcPr>
-            <w:tcW w:type="dxa" w:w="6119"/>
+            <w:tcW w:type="dxa" w:w="5933"/>
             <w:tcBorders>
               <w:top w:val="single" w:color="D1D5DB" w:sz="4"/>
               <w:left w:val="single" w:color="D1D5DB" w:sz="4"/>
@@ -4356,7 +5084,7 @@
         </w:tc>
         <w:tc>
           <w:tcPr>
-            <w:tcW w:type="dxa" w:w="876"/>
+            <w:tcW w:type="dxa" w:w="1109"/>
             <w:tcBorders>
               <w:top w:val="single" w:color="D1D5DB" w:sz="4"/>
               <w:left w:val="single" w:color="D1D5DB" w:sz="4"/>
@@ -4389,7 +5117,7 @@
         </w:trPr>
         <w:tc>
           <w:tcPr>
-            <w:tcW w:type="dxa" w:w="2417"/>
+            <w:tcW w:type="dxa" w:w="2370"/>
             <w:tcBorders>
               <w:top w:val="single" w:color="D1D5DB" w:sz="4"/>
               <w:left w:val="single" w:color="D1D5DB" w:sz="4"/>
@@ -4419,7 +5147,7 @@
         </w:tc>
         <w:tc>
           <w:tcPr>
-            <w:tcW w:type="dxa" w:w="6119"/>
+            <w:tcW w:type="dxa" w:w="5933"/>
             <w:tcBorders>
               <w:top w:val="single" w:color="D1D5DB" w:sz="4"/>
               <w:left w:val="single" w:color="D1D5DB" w:sz="4"/>
@@ -4447,7 +5175,7 @@
         </w:tc>
         <w:tc>
           <w:tcPr>
-            <w:tcW w:type="dxa" w:w="876"/>
+            <w:tcW w:type="dxa" w:w="1109"/>
             <w:tcBorders>
               <w:top w:val="single" w:color="D1D5DB" w:sz="4"/>
               <w:left w:val="single" w:color="D1D5DB" w:sz="4"/>
@@ -4480,14 +5208,105 @@
         </w:trPr>
         <w:tc>
           <w:tcPr>
-            <w:tcW w:type="dxa" w:w="2417"/>
-            <w:tcBorders>
-              <w:top w:val="single" w:color="D1D5DB" w:sz="4"/>
-              <w:left w:val="single" w:color="D1D5DB" w:sz="4"/>
-              <w:bottom w:val="single" w:color="D1D5DB" w:sz="4"/>
-              <w:right w:val="single" w:color="D1D5DB" w:sz="4"/>
-            </w:tcBorders>
-            <w:shd w:fill="FFFFFF" w:color="auto" w:val="clear"/>
+            <w:tcW w:type="dxa" w:w="2370"/>
+            <w:tcBorders>
+              <w:top w:val="single" w:color="D1D5DB" w:sz="4"/>
+              <w:left w:val="single" w:color="D1D5DB" w:sz="4"/>
+              <w:bottom w:val="single" w:color="D1D5DB" w:sz="4"/>
+              <w:right w:val="single" w:color="D1D5DB" w:sz="4"/>
+            </w:tcBorders>
+            <w:shd w:fill="FFFFFF" w:color="auto" w:val="clear"/>
+            <w:tcMar>
+              <w:top w:type="dxa" w:w="40"/>
+              <w:left w:type="dxa" w:w="120"/>
+              <w:bottom w:type="dxa" w:w="40"/>
+              <w:right w:type="dxa" w:w="120"/>
+            </w:tcMar>
+            <w:vAlign w:val="top"/>
+          </w:tcPr>
+          <w:p>
+            <w:r>
+              <w:rPr>
+                <w:b/>
+                <w:bCs/>
+                <w:sz w:val="20"/>
+                <w:szCs w:val="20"/>
+              </w:rPr>
+              <w:t xml:space="preserve">HTTP 422</w:t>
+            </w:r>
+          </w:p>
+        </w:tc>
+        <w:tc>
+          <w:tcPr>
+            <w:tcW w:type="dxa" w:w="5933"/>
+            <w:tcBorders>
+              <w:top w:val="single" w:color="D1D5DB" w:sz="4"/>
+              <w:left w:val="single" w:color="D1D5DB" w:sz="4"/>
+              <w:bottom w:val="single" w:color="D1D5DB" w:sz="4"/>
+              <w:right w:val="single" w:color="D1D5DB" w:sz="4"/>
+            </w:tcBorders>
+            <w:shd w:fill="FFFFFF" w:color="auto" w:val="clear"/>
+            <w:tcMar>
+              <w:top w:type="dxa" w:w="40"/>
+              <w:left w:type="dxa" w:w="120"/>
+              <w:bottom w:type="dxa" w:w="40"/>
+              <w:right w:type="dxa" w:w="120"/>
+            </w:tcMar>
+            <w:vAlign w:val="top"/>
+          </w:tcPr>
+          <w:p>
+            <w:r>
+              <w:rPr>
+                <w:sz w:val="20"/>
+                <w:szCs w:val="20"/>
+              </w:rPr>
+              <w:t xml:space="preserve">The response used here when request validation fails before generation.</w:t>
+            </w:r>
+          </w:p>
+        </w:tc>
+        <w:tc>
+          <w:tcPr>
+            <w:tcW w:type="dxa" w:w="1109"/>
+            <w:tcBorders>
+              <w:top w:val="single" w:color="D1D5DB" w:sz="4"/>
+              <w:left w:val="single" w:color="D1D5DB" w:sz="4"/>
+              <w:bottom w:val="single" w:color="D1D5DB" w:sz="4"/>
+              <w:right w:val="single" w:color="D1D5DB" w:sz="4"/>
+            </w:tcBorders>
+            <w:shd w:fill="FFFFFF" w:color="auto" w:val="clear"/>
+            <w:tcMar>
+              <w:top w:type="dxa" w:w="40"/>
+              <w:left w:type="dxa" w:w="120"/>
+              <w:bottom w:type="dxa" w:w="40"/>
+              <w:right w:type="dxa" w:w="120"/>
+            </w:tcMar>
+            <w:vAlign w:val="top"/>
+          </w:tcPr>
+          <w:p>
+            <w:r>
+              <w:rPr>
+                <w:sz w:val="20"/>
+                <w:szCs w:val="20"/>
+              </w:rPr>
+              <w:t xml:space="preserve">11</w:t>
+            </w:r>
+          </w:p>
+        </w:tc>
+      </w:tr>
+      <w:tr>
+        <w:trPr>
+          <w:cantSplit/>
+        </w:trPr>
+        <w:tc>
+          <w:tcPr>
+            <w:tcW w:type="dxa" w:w="2370"/>
+            <w:tcBorders>
+              <w:top w:val="single" w:color="D1D5DB" w:sz="4"/>
+              <w:left w:val="single" w:color="D1D5DB" w:sz="4"/>
+              <w:bottom w:val="single" w:color="D1D5DB" w:sz="4"/>
+              <w:right w:val="single" w:color="D1D5DB" w:sz="4"/>
+            </w:tcBorders>
+            <w:shd w:fill="EEF0FF" w:color="auto" w:val="clear"/>
             <w:tcMar>
               <w:top w:type="dxa" w:w="40"/>
               <w:left w:type="dxa" w:w="120"/>
@@ -4510,14 +5329,14 @@
         </w:tc>
         <w:tc>
           <w:tcPr>
-            <w:tcW w:type="dxa" w:w="6119"/>
-            <w:tcBorders>
-              <w:top w:val="single" w:color="D1D5DB" w:sz="4"/>
-              <w:left w:val="single" w:color="D1D5DB" w:sz="4"/>
-              <w:bottom w:val="single" w:color="D1D5DB" w:sz="4"/>
-              <w:right w:val="single" w:color="D1D5DB" w:sz="4"/>
-            </w:tcBorders>
-            <w:shd w:fill="FFFFFF" w:color="auto" w:val="clear"/>
+            <w:tcW w:type="dxa" w:w="5933"/>
+            <w:tcBorders>
+              <w:top w:val="single" w:color="D1D5DB" w:sz="4"/>
+              <w:left w:val="single" w:color="D1D5DB" w:sz="4"/>
+              <w:bottom w:val="single" w:color="D1D5DB" w:sz="4"/>
+              <w:right w:val="single" w:color="D1D5DB" w:sz="4"/>
+            </w:tcBorders>
+            <w:shd w:fill="EEF0FF" w:color="auto" w:val="clear"/>
             <w:tcMar>
               <w:top w:type="dxa" w:w="40"/>
               <w:left w:type="dxa" w:w="120"/>
@@ -4538,14 +5357,14 @@
         </w:tc>
         <w:tc>
           <w:tcPr>
-            <w:tcW w:type="dxa" w:w="876"/>
-            <w:tcBorders>
-              <w:top w:val="single" w:color="D1D5DB" w:sz="4"/>
-              <w:left w:val="single" w:color="D1D5DB" w:sz="4"/>
-              <w:bottom w:val="single" w:color="D1D5DB" w:sz="4"/>
-              <w:right w:val="single" w:color="D1D5DB" w:sz="4"/>
-            </w:tcBorders>
-            <w:shd w:fill="FFFFFF" w:color="auto" w:val="clear"/>
+            <w:tcW w:type="dxa" w:w="1109"/>
+            <w:tcBorders>
+              <w:top w:val="single" w:color="D1D5DB" w:sz="4"/>
+              <w:left w:val="single" w:color="D1D5DB" w:sz="4"/>
+              <w:bottom w:val="single" w:color="D1D5DB" w:sz="4"/>
+              <w:right w:val="single" w:color="D1D5DB" w:sz="4"/>
+            </w:tcBorders>
+            <w:shd w:fill="EEF0FF" w:color="auto" w:val="clear"/>
             <w:tcMar>
               <w:top w:type="dxa" w:w="40"/>
               <w:left w:type="dxa" w:w="120"/>
@@ -4571,14 +5390,14 @@
         </w:trPr>
         <w:tc>
           <w:tcPr>
-            <w:tcW w:type="dxa" w:w="2417"/>
-            <w:tcBorders>
-              <w:top w:val="single" w:color="D1D5DB" w:sz="4"/>
-              <w:left w:val="single" w:color="D1D5DB" w:sz="4"/>
-              <w:bottom w:val="single" w:color="D1D5DB" w:sz="4"/>
-              <w:right w:val="single" w:color="D1D5DB" w:sz="4"/>
-            </w:tcBorders>
-            <w:shd w:fill="EEF0FF" w:color="auto" w:val="clear"/>
+            <w:tcW w:type="dxa" w:w="2370"/>
+            <w:tcBorders>
+              <w:top w:val="single" w:color="D1D5DB" w:sz="4"/>
+              <w:left w:val="single" w:color="D1D5DB" w:sz="4"/>
+              <w:bottom w:val="single" w:color="D1D5DB" w:sz="4"/>
+              <w:right w:val="single" w:color="D1D5DB" w:sz="4"/>
+            </w:tcBorders>
+            <w:shd w:fill="FFFFFF" w:color="auto" w:val="clear"/>
             <w:tcMar>
               <w:top w:type="dxa" w:w="40"/>
               <w:left w:type="dxa" w:w="120"/>
@@ -4601,14 +5420,14 @@
         </w:tc>
         <w:tc>
           <w:tcPr>
-            <w:tcW w:type="dxa" w:w="6119"/>
-            <w:tcBorders>
-              <w:top w:val="single" w:color="D1D5DB" w:sz="4"/>
-              <w:left w:val="single" w:color="D1D5DB" w:sz="4"/>
-              <w:bottom w:val="single" w:color="D1D5DB" w:sz="4"/>
-              <w:right w:val="single" w:color="D1D5DB" w:sz="4"/>
-            </w:tcBorders>
-            <w:shd w:fill="EEF0FF" w:color="auto" w:val="clear"/>
+            <w:tcW w:type="dxa" w:w="5933"/>
+            <w:tcBorders>
+              <w:top w:val="single" w:color="D1D5DB" w:sz="4"/>
+              <w:left w:val="single" w:color="D1D5DB" w:sz="4"/>
+              <w:bottom w:val="single" w:color="D1D5DB" w:sz="4"/>
+              <w:right w:val="single" w:color="D1D5DB" w:sz="4"/>
+            </w:tcBorders>
+            <w:shd w:fill="FFFFFF" w:color="auto" w:val="clear"/>
             <w:tcMar>
               <w:top w:type="dxa" w:w="40"/>
               <w:left w:type="dxa" w:w="120"/>
@@ -4629,14 +5448,14 @@
         </w:tc>
         <w:tc>
           <w:tcPr>
-            <w:tcW w:type="dxa" w:w="876"/>
-            <w:tcBorders>
-              <w:top w:val="single" w:color="D1D5DB" w:sz="4"/>
-              <w:left w:val="single" w:color="D1D5DB" w:sz="4"/>
-              <w:bottom w:val="single" w:color="D1D5DB" w:sz="4"/>
-              <w:right w:val="single" w:color="D1D5DB" w:sz="4"/>
-            </w:tcBorders>
-            <w:shd w:fill="EEF0FF" w:color="auto" w:val="clear"/>
+            <w:tcW w:type="dxa" w:w="1109"/>
+            <w:tcBorders>
+              <w:top w:val="single" w:color="D1D5DB" w:sz="4"/>
+              <w:left w:val="single" w:color="D1D5DB" w:sz="4"/>
+              <w:bottom w:val="single" w:color="D1D5DB" w:sz="4"/>
+              <w:right w:val="single" w:color="D1D5DB" w:sz="4"/>
+            </w:tcBorders>
+            <w:shd w:fill="FFFFFF" w:color="auto" w:val="clear"/>
             <w:tcMar>
               <w:top w:type="dxa" w:w="40"/>
               <w:left w:type="dxa" w:w="120"/>
@@ -4662,14 +5481,14 @@
         </w:trPr>
         <w:tc>
           <w:tcPr>
-            <w:tcW w:type="dxa" w:w="2417"/>
-            <w:tcBorders>
-              <w:top w:val="single" w:color="D1D5DB" w:sz="4"/>
-              <w:left w:val="single" w:color="D1D5DB" w:sz="4"/>
-              <w:bottom w:val="single" w:color="D1D5DB" w:sz="4"/>
-              <w:right w:val="single" w:color="D1D5DB" w:sz="4"/>
-            </w:tcBorders>
-            <w:shd w:fill="FFFFFF" w:color="auto" w:val="clear"/>
+            <w:tcW w:type="dxa" w:w="2370"/>
+            <w:tcBorders>
+              <w:top w:val="single" w:color="D1D5DB" w:sz="4"/>
+              <w:left w:val="single" w:color="D1D5DB" w:sz="4"/>
+              <w:bottom w:val="single" w:color="D1D5DB" w:sz="4"/>
+              <w:right w:val="single" w:color="D1D5DB" w:sz="4"/>
+            </w:tcBorders>
+            <w:shd w:fill="EEF0FF" w:color="auto" w:val="clear"/>
             <w:tcMar>
               <w:top w:type="dxa" w:w="40"/>
               <w:left w:type="dxa" w:w="120"/>
@@ -4692,14 +5511,14 @@
         </w:tc>
         <w:tc>
           <w:tcPr>
-            <w:tcW w:type="dxa" w:w="6119"/>
-            <w:tcBorders>
-              <w:top w:val="single" w:color="D1D5DB" w:sz="4"/>
-              <w:left w:val="single" w:color="D1D5DB" w:sz="4"/>
-              <w:bottom w:val="single" w:color="D1D5DB" w:sz="4"/>
-              <w:right w:val="single" w:color="D1D5DB" w:sz="4"/>
-            </w:tcBorders>
-            <w:shd w:fill="FFFFFF" w:color="auto" w:val="clear"/>
+            <w:tcW w:type="dxa" w:w="5933"/>
+            <w:tcBorders>
+              <w:top w:val="single" w:color="D1D5DB" w:sz="4"/>
+              <w:left w:val="single" w:color="D1D5DB" w:sz="4"/>
+              <w:bottom w:val="single" w:color="D1D5DB" w:sz="4"/>
+              <w:right w:val="single" w:color="D1D5DB" w:sz="4"/>
+            </w:tcBorders>
+            <w:shd w:fill="EEF0FF" w:color="auto" w:val="clear"/>
             <w:tcMar>
               <w:top w:type="dxa" w:w="40"/>
               <w:left w:type="dxa" w:w="120"/>
@@ -4720,14 +5539,14 @@
         </w:tc>
         <w:tc>
           <w:tcPr>
-            <w:tcW w:type="dxa" w:w="876"/>
-            <w:tcBorders>
-              <w:top w:val="single" w:color="D1D5DB" w:sz="4"/>
-              <w:left w:val="single" w:color="D1D5DB" w:sz="4"/>
-              <w:bottom w:val="single" w:color="D1D5DB" w:sz="4"/>
-              <w:right w:val="single" w:color="D1D5DB" w:sz="4"/>
-            </w:tcBorders>
-            <w:shd w:fill="FFFFFF" w:color="auto" w:val="clear"/>
+            <w:tcW w:type="dxa" w:w="1109"/>
+            <w:tcBorders>
+              <w:top w:val="single" w:color="D1D5DB" w:sz="4"/>
+              <w:left w:val="single" w:color="D1D5DB" w:sz="4"/>
+              <w:bottom w:val="single" w:color="D1D5DB" w:sz="4"/>
+              <w:right w:val="single" w:color="D1D5DB" w:sz="4"/>
+            </w:tcBorders>
+            <w:shd w:fill="EEF0FF" w:color="auto" w:val="clear"/>
             <w:tcMar>
               <w:top w:type="dxa" w:w="40"/>
               <w:left w:type="dxa" w:w="120"/>
@@ -4753,14 +5572,14 @@
         </w:trPr>
         <w:tc>
           <w:tcPr>
-            <w:tcW w:type="dxa" w:w="2417"/>
-            <w:tcBorders>
-              <w:top w:val="single" w:color="D1D5DB" w:sz="4"/>
-              <w:left w:val="single" w:color="D1D5DB" w:sz="4"/>
-              <w:bottom w:val="single" w:color="D1D5DB" w:sz="4"/>
-              <w:right w:val="single" w:color="D1D5DB" w:sz="4"/>
-            </w:tcBorders>
-            <w:shd w:fill="EEF0FF" w:color="auto" w:val="clear"/>
+            <w:tcW w:type="dxa" w:w="2370"/>
+            <w:tcBorders>
+              <w:top w:val="single" w:color="D1D5DB" w:sz="4"/>
+              <w:left w:val="single" w:color="D1D5DB" w:sz="4"/>
+              <w:bottom w:val="single" w:color="D1D5DB" w:sz="4"/>
+              <w:right w:val="single" w:color="D1D5DB" w:sz="4"/>
+            </w:tcBorders>
+            <w:shd w:fill="FFFFFF" w:color="auto" w:val="clear"/>
             <w:tcMar>
               <w:top w:type="dxa" w:w="40"/>
               <w:left w:type="dxa" w:w="120"/>
@@ -4783,14 +5602,14 @@
         </w:tc>
         <w:tc>
           <w:tcPr>
-            <w:tcW w:type="dxa" w:w="6119"/>
-            <w:tcBorders>
-              <w:top w:val="single" w:color="D1D5DB" w:sz="4"/>
-              <w:left w:val="single" w:color="D1D5DB" w:sz="4"/>
-              <w:bottom w:val="single" w:color="D1D5DB" w:sz="4"/>
-              <w:right w:val="single" w:color="D1D5DB" w:sz="4"/>
-            </w:tcBorders>
-            <w:shd w:fill="EEF0FF" w:color="auto" w:val="clear"/>
+            <w:tcW w:type="dxa" w:w="5933"/>
+            <w:tcBorders>
+              <w:top w:val="single" w:color="D1D5DB" w:sz="4"/>
+              <w:left w:val="single" w:color="D1D5DB" w:sz="4"/>
+              <w:bottom w:val="single" w:color="D1D5DB" w:sz="4"/>
+              <w:right w:val="single" w:color="D1D5DB" w:sz="4"/>
+            </w:tcBorders>
+            <w:shd w:fill="FFFFFF" w:color="auto" w:val="clear"/>
             <w:tcMar>
               <w:top w:type="dxa" w:w="40"/>
               <w:left w:type="dxa" w:w="120"/>
@@ -4811,14 +5630,14 @@
         </w:tc>
         <w:tc>
           <w:tcPr>
-            <w:tcW w:type="dxa" w:w="876"/>
-            <w:tcBorders>
-              <w:top w:val="single" w:color="D1D5DB" w:sz="4"/>
-              <w:left w:val="single" w:color="D1D5DB" w:sz="4"/>
-              <w:bottom w:val="single" w:color="D1D5DB" w:sz="4"/>
-              <w:right w:val="single" w:color="D1D5DB" w:sz="4"/>
-            </w:tcBorders>
-            <w:shd w:fill="EEF0FF" w:color="auto" w:val="clear"/>
+            <w:tcW w:type="dxa" w:w="1109"/>
+            <w:tcBorders>
+              <w:top w:val="single" w:color="D1D5DB" w:sz="4"/>
+              <w:left w:val="single" w:color="D1D5DB" w:sz="4"/>
+              <w:bottom w:val="single" w:color="D1D5DB" w:sz="4"/>
+              <w:right w:val="single" w:color="D1D5DB" w:sz="4"/>
+            </w:tcBorders>
+            <w:shd w:fill="FFFFFF" w:color="auto" w:val="clear"/>
             <w:tcMar>
               <w:top w:type="dxa" w:w="40"/>
               <w:left w:type="dxa" w:w="120"/>
@@ -4844,14 +5663,14 @@
         </w:trPr>
         <w:tc>
           <w:tcPr>
-            <w:tcW w:type="dxa" w:w="2417"/>
-            <w:tcBorders>
-              <w:top w:val="single" w:color="D1D5DB" w:sz="4"/>
-              <w:left w:val="single" w:color="D1D5DB" w:sz="4"/>
-              <w:bottom w:val="single" w:color="D1D5DB" w:sz="4"/>
-              <w:right w:val="single" w:color="D1D5DB" w:sz="4"/>
-            </w:tcBorders>
-            <w:shd w:fill="FFFFFF" w:color="auto" w:val="clear"/>
+            <w:tcW w:type="dxa" w:w="2370"/>
+            <w:tcBorders>
+              <w:top w:val="single" w:color="D1D5DB" w:sz="4"/>
+              <w:left w:val="single" w:color="D1D5DB" w:sz="4"/>
+              <w:bottom w:val="single" w:color="D1D5DB" w:sz="4"/>
+              <w:right w:val="single" w:color="D1D5DB" w:sz="4"/>
+            </w:tcBorders>
+            <w:shd w:fill="EEF0FF" w:color="auto" w:val="clear"/>
             <w:tcMar>
               <w:top w:type="dxa" w:w="40"/>
               <w:left w:type="dxa" w:w="120"/>
@@ -4874,14 +5693,14 @@
         </w:tc>
         <w:tc>
           <w:tcPr>
-            <w:tcW w:type="dxa" w:w="6119"/>
-            <w:tcBorders>
-              <w:top w:val="single" w:color="D1D5DB" w:sz="4"/>
-              <w:left w:val="single" w:color="D1D5DB" w:sz="4"/>
-              <w:bottom w:val="single" w:color="D1D5DB" w:sz="4"/>
-              <w:right w:val="single" w:color="D1D5DB" w:sz="4"/>
-            </w:tcBorders>
-            <w:shd w:fill="FFFFFF" w:color="auto" w:val="clear"/>
+            <w:tcW w:type="dxa" w:w="5933"/>
+            <w:tcBorders>
+              <w:top w:val="single" w:color="D1D5DB" w:sz="4"/>
+              <w:left w:val="single" w:color="D1D5DB" w:sz="4"/>
+              <w:bottom w:val="single" w:color="D1D5DB" w:sz="4"/>
+              <w:right w:val="single" w:color="D1D5DB" w:sz="4"/>
+            </w:tcBorders>
+            <w:shd w:fill="EEF0FF" w:color="auto" w:val="clear"/>
             <w:tcMar>
               <w:top w:type="dxa" w:w="40"/>
               <w:left w:type="dxa" w:w="120"/>
@@ -4902,14 +5721,14 @@
         </w:tc>
         <w:tc>
           <w:tcPr>
-            <w:tcW w:type="dxa" w:w="876"/>
-            <w:tcBorders>
-              <w:top w:val="single" w:color="D1D5DB" w:sz="4"/>
-              <w:left w:val="single" w:color="D1D5DB" w:sz="4"/>
-              <w:bottom w:val="single" w:color="D1D5DB" w:sz="4"/>
-              <w:right w:val="single" w:color="D1D5DB" w:sz="4"/>
-            </w:tcBorders>
-            <w:shd w:fill="FFFFFF" w:color="auto" w:val="clear"/>
+            <w:tcW w:type="dxa" w:w="1109"/>
+            <w:tcBorders>
+              <w:top w:val="single" w:color="D1D5DB" w:sz="4"/>
+              <w:left w:val="single" w:color="D1D5DB" w:sz="4"/>
+              <w:bottom w:val="single" w:color="D1D5DB" w:sz="4"/>
+              <w:right w:val="single" w:color="D1D5DB" w:sz="4"/>
+            </w:tcBorders>
+            <w:shd w:fill="EEF0FF" w:color="auto" w:val="clear"/>
             <w:tcMar>
               <w:top w:type="dxa" w:w="40"/>
               <w:left w:type="dxa" w:w="120"/>
@@ -4935,7 +5754,98 @@
         </w:trPr>
         <w:tc>
           <w:tcPr>
-            <w:tcW w:type="dxa" w:w="2417"/>
+            <w:tcW w:type="dxa" w:w="2370"/>
+            <w:tcBorders>
+              <w:top w:val="single" w:color="D1D5DB" w:sz="4"/>
+              <w:left w:val="single" w:color="D1D5DB" w:sz="4"/>
+              <w:bottom w:val="single" w:color="D1D5DB" w:sz="4"/>
+              <w:right w:val="single" w:color="D1D5DB" w:sz="4"/>
+            </w:tcBorders>
+            <w:shd w:fill="FFFFFF" w:color="auto" w:val="clear"/>
+            <w:tcMar>
+              <w:top w:type="dxa" w:w="40"/>
+              <w:left w:type="dxa" w:w="120"/>
+              <w:bottom w:type="dxa" w:w="40"/>
+              <w:right w:type="dxa" w:w="120"/>
+            </w:tcMar>
+            <w:vAlign w:val="top"/>
+          </w:tcPr>
+          <w:p>
+            <w:r>
+              <w:rPr>
+                <w:b/>
+                <w:bCs/>
+                <w:sz w:val="20"/>
+                <w:szCs w:val="20"/>
+              </w:rPr>
+              <w:t xml:space="preserve">KID</w:t>
+            </w:r>
+          </w:p>
+        </w:tc>
+        <w:tc>
+          <w:tcPr>
+            <w:tcW w:type="dxa" w:w="5933"/>
+            <w:tcBorders>
+              <w:top w:val="single" w:color="D1D5DB" w:sz="4"/>
+              <w:left w:val="single" w:color="D1D5DB" w:sz="4"/>
+              <w:bottom w:val="single" w:color="D1D5DB" w:sz="4"/>
+              <w:right w:val="single" w:color="D1D5DB" w:sz="4"/>
+            </w:tcBorders>
+            <w:shd w:fill="FFFFFF" w:color="auto" w:val="clear"/>
+            <w:tcMar>
+              <w:top w:type="dxa" w:w="40"/>
+              <w:left w:type="dxa" w:w="120"/>
+              <w:bottom w:type="dxa" w:w="40"/>
+              <w:right w:type="dxa" w:w="120"/>
+            </w:tcMar>
+            <w:vAlign w:val="top"/>
+          </w:tcPr>
+          <w:p>
+            <w:r>
+              <w:rPr>
+                <w:sz w:val="20"/>
+                <w:szCs w:val="20"/>
+              </w:rPr>
+              <w:t xml:space="preserve">Kernel inception distance: compare real and generated feature distributions using a kernel statistic.</w:t>
+            </w:r>
+          </w:p>
+        </w:tc>
+        <w:tc>
+          <w:tcPr>
+            <w:tcW w:type="dxa" w:w="1109"/>
+            <w:tcBorders>
+              <w:top w:val="single" w:color="D1D5DB" w:sz="4"/>
+              <w:left w:val="single" w:color="D1D5DB" w:sz="4"/>
+              <w:bottom w:val="single" w:color="D1D5DB" w:sz="4"/>
+              <w:right w:val="single" w:color="D1D5DB" w:sz="4"/>
+            </w:tcBorders>
+            <w:shd w:fill="FFFFFF" w:color="auto" w:val="clear"/>
+            <w:tcMar>
+              <w:top w:type="dxa" w:w="40"/>
+              <w:left w:type="dxa" w:w="120"/>
+              <w:bottom w:type="dxa" w:w="40"/>
+              <w:right w:type="dxa" w:w="120"/>
+            </w:tcMar>
+            <w:vAlign w:val="top"/>
+          </w:tcPr>
+          <w:p>
+            <w:r>
+              <w:rPr>
+                <w:sz w:val="20"/>
+                <w:szCs w:val="20"/>
+              </w:rPr>
+              <w:t xml:space="preserve">3</w:t>
+            </w:r>
+          </w:p>
+        </w:tc>
+      </w:tr>
+      <w:tr>
+        <w:trPr>
+          <w:cantSplit/>
+        </w:trPr>
+        <w:tc>
+          <w:tcPr>
+            <w:tcW w:type="dxa" w:w="2370"/>
             <w:tcBorders>
               <w:top w:val="single" w:color="D1D5DB" w:sz="4"/>
               <w:left w:val="single" w:color="D1D5DB" w:sz="4"/>
@@ -4965,7 +5875,7 @@
         </w:tc>
         <w:tc>
           <w:tcPr>
-            <w:tcW w:type="dxa" w:w="6119"/>
+            <w:tcW w:type="dxa" w:w="5933"/>
             <w:tcBorders>
               <w:top w:val="single" w:color="D1D5DB" w:sz="4"/>
               <w:left w:val="single" w:color="D1D5DB" w:sz="4"/>
@@ -4993,7 +5903,7 @@
         </w:tc>
         <w:tc>
           <w:tcPr>
-            <w:tcW w:type="dxa" w:w="876"/>
+            <w:tcW w:type="dxa" w:w="1109"/>
             <w:tcBorders>
               <w:top w:val="single" w:color="D1D5DB" w:sz="4"/>
               <w:left w:val="single" w:color="D1D5DB" w:sz="4"/>
@@ -5026,7 +5936,7 @@
         </w:trPr>
         <w:tc>
           <w:tcPr>
-            <w:tcW w:type="dxa" w:w="2417"/>
+            <w:tcW w:type="dxa" w:w="2370"/>
             <w:tcBorders>
               <w:top w:val="single" w:color="D1D5DB" w:sz="4"/>
               <w:left w:val="single" w:color="D1D5DB" w:sz="4"/>
@@ -5056,7 +5966,7 @@
         </w:tc>
         <w:tc>
           <w:tcPr>
-            <w:tcW w:type="dxa" w:w="6119"/>
+            <w:tcW w:type="dxa" w:w="5933"/>
             <w:tcBorders>
               <w:top w:val="single" w:color="D1D5DB" w:sz="4"/>
               <w:left w:val="single" w:color="D1D5DB" w:sz="4"/>
@@ -5084,7 +5994,7 @@
         </w:tc>
         <w:tc>
           <w:tcPr>
-            <w:tcW w:type="dxa" w:w="876"/>
+            <w:tcW w:type="dxa" w:w="1109"/>
             <w:tcBorders>
               <w:top w:val="single" w:color="D1D5DB" w:sz="4"/>
               <w:left w:val="single" w:color="D1D5DB" w:sz="4"/>
@@ -5117,7 +6027,7 @@
         </w:trPr>
         <w:tc>
           <w:tcPr>
-            <w:tcW w:type="dxa" w:w="2417"/>
+            <w:tcW w:type="dxa" w:w="2370"/>
             <w:tcBorders>
               <w:top w:val="single" w:color="D1D5DB" w:sz="4"/>
               <w:left w:val="single" w:color="D1D5DB" w:sz="4"/>
@@ -5147,7 +6057,7 @@
         </w:tc>
         <w:tc>
           <w:tcPr>
-            <w:tcW w:type="dxa" w:w="6119"/>
+            <w:tcW w:type="dxa" w:w="5933"/>
             <w:tcBorders>
               <w:top w:val="single" w:color="D1D5DB" w:sz="4"/>
               <w:left w:val="single" w:color="D1D5DB" w:sz="4"/>
@@ -5175,7 +6085,7 @@
         </w:tc>
         <w:tc>
           <w:tcPr>
-            <w:tcW w:type="dxa" w:w="876"/>
+            <w:tcW w:type="dxa" w:w="1109"/>
             <w:tcBorders>
               <w:top w:val="single" w:color="D1D5DB" w:sz="4"/>
               <w:left w:val="single" w:color="D1D5DB" w:sz="4"/>
@@ -5208,7 +6118,7 @@
         </w:trPr>
         <w:tc>
           <w:tcPr>
-            <w:tcW w:type="dxa" w:w="2417"/>
+            <w:tcW w:type="dxa" w:w="2370"/>
             <w:tcBorders>
               <w:top w:val="single" w:color="D1D5DB" w:sz="4"/>
               <w:left w:val="single" w:color="D1D5DB" w:sz="4"/>
@@ -5238,7 +6148,7 @@
         </w:tc>
         <w:tc>
           <w:tcPr>
-            <w:tcW w:type="dxa" w:w="6119"/>
+            <w:tcW w:type="dxa" w:w="5933"/>
             <w:tcBorders>
               <w:top w:val="single" w:color="D1D5DB" w:sz="4"/>
               <w:left w:val="single" w:color="D1D5DB" w:sz="4"/>
@@ -5266,7 +6176,7 @@
         </w:tc>
         <w:tc>
           <w:tcPr>
-            <w:tcW w:type="dxa" w:w="876"/>
+            <w:tcW w:type="dxa" w:w="1109"/>
             <w:tcBorders>
               <w:top w:val="single" w:color="D1D5DB" w:sz="4"/>
               <w:left w:val="single" w:color="D1D5DB" w:sz="4"/>
@@ -5299,7 +6209,7 @@
         </w:trPr>
         <w:tc>
           <w:tcPr>
-            <w:tcW w:type="dxa" w:w="2417"/>
+            <w:tcW w:type="dxa" w:w="2370"/>
             <w:tcBorders>
               <w:top w:val="single" w:color="D1D5DB" w:sz="4"/>
               <w:left w:val="single" w:color="D1D5DB" w:sz="4"/>
@@ -5329,7 +6239,7 @@
         </w:tc>
         <w:tc>
           <w:tcPr>
-            <w:tcW w:type="dxa" w:w="6119"/>
+            <w:tcW w:type="dxa" w:w="5933"/>
             <w:tcBorders>
               <w:top w:val="single" w:color="D1D5DB" w:sz="4"/>
               <w:left w:val="single" w:color="D1D5DB" w:sz="4"/>
@@ -5357,7 +6267,7 @@
         </w:tc>
         <w:tc>
           <w:tcPr>
-            <w:tcW w:type="dxa" w:w="876"/>
+            <w:tcW w:type="dxa" w:w="1109"/>
             <w:tcBorders>
               <w:top w:val="single" w:color="D1D5DB" w:sz="4"/>
               <w:left w:val="single" w:color="D1D5DB" w:sz="4"/>
@@ -5390,7 +6300,7 @@
         </w:trPr>
         <w:tc>
           <w:tcPr>
-            <w:tcW w:type="dxa" w:w="2417"/>
+            <w:tcW w:type="dxa" w:w="2370"/>
             <w:tcBorders>
               <w:top w:val="single" w:color="D1D5DB" w:sz="4"/>
               <w:left w:val="single" w:color="D1D5DB" w:sz="4"/>
@@ -5420,7 +6330,7 @@
         </w:tc>
         <w:tc>
           <w:tcPr>
-            <w:tcW w:type="dxa" w:w="6119"/>
+            <w:tcW w:type="dxa" w:w="5933"/>
             <w:tcBorders>
               <w:top w:val="single" w:color="D1D5DB" w:sz="4"/>
               <w:left w:val="single" w:color="D1D5DB" w:sz="4"/>
@@ -5448,7 +6358,7 @@
         </w:tc>
         <w:tc>
           <w:tcPr>
-            <w:tcW w:type="dxa" w:w="876"/>
+            <w:tcW w:type="dxa" w:w="1109"/>
             <w:tcBorders>
               <w:top w:val="single" w:color="D1D5DB" w:sz="4"/>
               <w:left w:val="single" w:color="D1D5DB" w:sz="4"/>
@@ -5481,7 +6391,7 @@
         </w:trPr>
         <w:tc>
           <w:tcPr>
-            <w:tcW w:type="dxa" w:w="2417"/>
+            <w:tcW w:type="dxa" w:w="2370"/>
             <w:tcBorders>
               <w:top w:val="single" w:color="D1D5DB" w:sz="4"/>
               <w:left w:val="single" w:color="D1D5DB" w:sz="4"/>
@@ -5511,7 +6421,7 @@
         </w:tc>
         <w:tc>
           <w:tcPr>
-            <w:tcW w:type="dxa" w:w="6119"/>
+            <w:tcW w:type="dxa" w:w="5933"/>
             <w:tcBorders>
               <w:top w:val="single" w:color="D1D5DB" w:sz="4"/>
               <w:left w:val="single" w:color="D1D5DB" w:sz="4"/>
@@ -5539,7 +6449,7 @@
         </w:tc>
         <w:tc>
           <w:tcPr>
-            <w:tcW w:type="dxa" w:w="876"/>
+            <w:tcW w:type="dxa" w:w="1109"/>
             <w:tcBorders>
               <w:top w:val="single" w:color="D1D5DB" w:sz="4"/>
               <w:left w:val="single" w:color="D1D5DB" w:sz="4"/>
@@ -5572,7 +6482,7 @@
         </w:trPr>
         <w:tc>
           <w:tcPr>
-            <w:tcW w:type="dxa" w:w="2417"/>
+            <w:tcW w:type="dxa" w:w="2370"/>
             <w:tcBorders>
               <w:top w:val="single" w:color="D1D5DB" w:sz="4"/>
               <w:left w:val="single" w:color="D1D5DB" w:sz="4"/>
@@ -5602,7 +6512,7 @@
         </w:tc>
         <w:tc>
           <w:tcPr>
-            <w:tcW w:type="dxa" w:w="6119"/>
+            <w:tcW w:type="dxa" w:w="5933"/>
             <w:tcBorders>
               <w:top w:val="single" w:color="D1D5DB" w:sz="4"/>
               <w:left w:val="single" w:color="D1D5DB" w:sz="4"/>
@@ -5630,7 +6540,7 @@
         </w:tc>
         <w:tc>
           <w:tcPr>
-            <w:tcW w:type="dxa" w:w="876"/>
+            <w:tcW w:type="dxa" w:w="1109"/>
             <w:tcBorders>
               <w:top w:val="single" w:color="D1D5DB" w:sz="4"/>
               <w:left w:val="single" w:color="D1D5DB" w:sz="4"/>
@@ -5663,7 +6573,7 @@
         </w:trPr>
         <w:tc>
           <w:tcPr>
-            <w:tcW w:type="dxa" w:w="2417"/>
+            <w:tcW w:type="dxa" w:w="2370"/>
             <w:tcBorders>
               <w:top w:val="single" w:color="D1D5DB" w:sz="4"/>
               <w:left w:val="single" w:color="D1D5DB" w:sz="4"/>
@@ -5693,7 +6603,7 @@
         </w:tc>
         <w:tc>
           <w:tcPr>
-            <w:tcW w:type="dxa" w:w="6119"/>
+            <w:tcW w:type="dxa" w:w="5933"/>
             <w:tcBorders>
               <w:top w:val="single" w:color="D1D5DB" w:sz="4"/>
               <w:left w:val="single" w:color="D1D5DB" w:sz="4"/>
@@ -5721,7 +6631,7 @@
         </w:tc>
         <w:tc>
           <w:tcPr>
-            <w:tcW w:type="dxa" w:w="876"/>
+            <w:tcW w:type="dxa" w:w="1109"/>
             <w:tcBorders>
               <w:top w:val="single" w:color="D1D5DB" w:sz="4"/>
               <w:left w:val="single" w:color="D1D5DB" w:sz="4"/>
@@ -5754,7 +6664,7 @@
         </w:trPr>
         <w:tc>
           <w:tcPr>
-            <w:tcW w:type="dxa" w:w="2417"/>
+            <w:tcW w:type="dxa" w:w="2370"/>
             <w:tcBorders>
               <w:top w:val="single" w:color="D1D5DB" w:sz="4"/>
               <w:left w:val="single" w:color="D1D5DB" w:sz="4"/>
@@ -5784,7 +6694,7 @@
         </w:tc>
         <w:tc>
           <w:tcPr>
-            <w:tcW w:type="dxa" w:w="6119"/>
+            <w:tcW w:type="dxa" w:w="5933"/>
             <w:tcBorders>
               <w:top w:val="single" w:color="D1D5DB" w:sz="4"/>
               <w:left w:val="single" w:color="D1D5DB" w:sz="4"/>
@@ -5812,7 +6722,7 @@
         </w:tc>
         <w:tc>
           <w:tcPr>
-            <w:tcW w:type="dxa" w:w="876"/>
+            <w:tcW w:type="dxa" w:w="1109"/>
             <w:tcBorders>
               <w:top w:val="single" w:color="D1D5DB" w:sz="4"/>
               <w:left w:val="single" w:color="D1D5DB" w:sz="4"/>
@@ -5845,7 +6755,7 @@
         </w:trPr>
         <w:tc>
           <w:tcPr>
-            <w:tcW w:type="dxa" w:w="2417"/>
+            <w:tcW w:type="dxa" w:w="2370"/>
             <w:tcBorders>
               <w:top w:val="single" w:color="D1D5DB" w:sz="4"/>
               <w:left w:val="single" w:color="D1D5DB" w:sz="4"/>
@@ -5875,7 +6785,7 @@
         </w:tc>
         <w:tc>
           <w:tcPr>
-            <w:tcW w:type="dxa" w:w="6119"/>
+            <w:tcW w:type="dxa" w:w="5933"/>
             <w:tcBorders>
               <w:top w:val="single" w:color="D1D5DB" w:sz="4"/>
               <w:left w:val="single" w:color="D1D5DB" w:sz="4"/>
@@ -5903,7 +6813,7 @@
         </w:tc>
         <w:tc>
           <w:tcPr>
-            <w:tcW w:type="dxa" w:w="876"/>
+            <w:tcW w:type="dxa" w:w="1109"/>
             <w:tcBorders>
               <w:top w:val="single" w:color="D1D5DB" w:sz="4"/>
               <w:left w:val="single" w:color="D1D5DB" w:sz="4"/>
@@ -5936,7 +6846,7 @@
         </w:trPr>
         <w:tc>
           <w:tcPr>
-            <w:tcW w:type="dxa" w:w="2417"/>
+            <w:tcW w:type="dxa" w:w="2370"/>
             <w:tcBorders>
               <w:top w:val="single" w:color="D1D5DB" w:sz="4"/>
               <w:left w:val="single" w:color="D1D5DB" w:sz="4"/>
@@ -5966,7 +6876,7 @@
         </w:tc>
         <w:tc>
           <w:tcPr>
-            <w:tcW w:type="dxa" w:w="6119"/>
+            <w:tcW w:type="dxa" w:w="5933"/>
             <w:tcBorders>
               <w:top w:val="single" w:color="D1D5DB" w:sz="4"/>
               <w:left w:val="single" w:color="D1D5DB" w:sz="4"/>
@@ -5994,7 +6904,7 @@
         </w:tc>
         <w:tc>
           <w:tcPr>
-            <w:tcW w:type="dxa" w:w="876"/>
+            <w:tcW w:type="dxa" w:w="1109"/>
             <w:tcBorders>
               <w:top w:val="single" w:color="D1D5DB" w:sz="4"/>
               <w:left w:val="single" w:color="D1D5DB" w:sz="4"/>
@@ -6027,7 +6937,7 @@
         </w:trPr>
         <w:tc>
           <w:tcPr>
-            <w:tcW w:type="dxa" w:w="2417"/>
+            <w:tcW w:type="dxa" w:w="2370"/>
             <w:tcBorders>
               <w:top w:val="single" w:color="D1D5DB" w:sz="4"/>
               <w:left w:val="single" w:color="D1D5DB" w:sz="4"/>
@@ -6057,7 +6967,7 @@
         </w:tc>
         <w:tc>
           <w:tcPr>
-            <w:tcW w:type="dxa" w:w="6119"/>
+            <w:tcW w:type="dxa" w:w="5933"/>
             <w:tcBorders>
               <w:top w:val="single" w:color="D1D5DB" w:sz="4"/>
               <w:left w:val="single" w:color="D1D5DB" w:sz="4"/>
@@ -6085,7 +6995,7 @@
         </w:tc>
         <w:tc>
           <w:tcPr>
-            <w:tcW w:type="dxa" w:w="876"/>
+            <w:tcW w:type="dxa" w:w="1109"/>
             <w:tcBorders>
               <w:top w:val="single" w:color="D1D5DB" w:sz="4"/>
               <w:left w:val="single" w:color="D1D5DB" w:sz="4"/>
@@ -6118,7 +7028,7 @@
         </w:trPr>
         <w:tc>
           <w:tcPr>
-            <w:tcW w:type="dxa" w:w="2417"/>
+            <w:tcW w:type="dxa" w:w="2370"/>
             <w:tcBorders>
               <w:top w:val="single" w:color="D1D5DB" w:sz="4"/>
               <w:left w:val="single" w:color="D1D5DB" w:sz="4"/>
@@ -6148,7 +7058,7 @@
         </w:tc>
         <w:tc>
           <w:tcPr>
-            <w:tcW w:type="dxa" w:w="6119"/>
+            <w:tcW w:type="dxa" w:w="5933"/>
             <w:tcBorders>
               <w:top w:val="single" w:color="D1D5DB" w:sz="4"/>
               <w:left w:val="single" w:color="D1D5DB" w:sz="4"/>
@@ -6176,7 +7086,7 @@
         </w:tc>
         <w:tc>
           <w:tcPr>
-            <w:tcW w:type="dxa" w:w="876"/>
+            <w:tcW w:type="dxa" w:w="1109"/>
             <w:tcBorders>
               <w:top w:val="single" w:color="D1D5DB" w:sz="4"/>
               <w:left w:val="single" w:color="D1D5DB" w:sz="4"/>
@@ -6209,7 +7119,7 @@
         </w:trPr>
         <w:tc>
           <w:tcPr>
-            <w:tcW w:type="dxa" w:w="2417"/>
+            <w:tcW w:type="dxa" w:w="2370"/>
             <w:tcBorders>
               <w:top w:val="single" w:color="D1D5DB" w:sz="4"/>
               <w:left w:val="single" w:color="D1D5DB" w:sz="4"/>
@@ -6239,7 +7149,7 @@
         </w:tc>
         <w:tc>
           <w:tcPr>
-            <w:tcW w:type="dxa" w:w="6119"/>
+            <w:tcW w:type="dxa" w:w="5933"/>
             <w:tcBorders>
               <w:top w:val="single" w:color="D1D5DB" w:sz="4"/>
               <w:left w:val="single" w:color="D1D5DB" w:sz="4"/>
@@ -6267,7 +7177,7 @@
         </w:tc>
         <w:tc>
           <w:tcPr>
-            <w:tcW w:type="dxa" w:w="876"/>
+            <w:tcW w:type="dxa" w:w="1109"/>
             <w:tcBorders>
               <w:top w:val="single" w:color="D1D5DB" w:sz="4"/>
               <w:left w:val="single" w:color="D1D5DB" w:sz="4"/>
@@ -6300,7 +7210,7 @@
         </w:trPr>
         <w:tc>
           <w:tcPr>
-            <w:tcW w:type="dxa" w:w="2417"/>
+            <w:tcW w:type="dxa" w:w="2370"/>
             <w:tcBorders>
               <w:top w:val="single" w:color="D1D5DB" w:sz="4"/>
               <w:left w:val="single" w:color="D1D5DB" w:sz="4"/>
@@ -6330,7 +7240,7 @@
         </w:tc>
         <w:tc>
           <w:tcPr>
-            <w:tcW w:type="dxa" w:w="6119"/>
+            <w:tcW w:type="dxa" w:w="5933"/>
             <w:tcBorders>
               <w:top w:val="single" w:color="D1D5DB" w:sz="4"/>
               <w:left w:val="single" w:color="D1D5DB" w:sz="4"/>
@@ -6358,7 +7268,7 @@
         </w:tc>
         <w:tc>
           <w:tcPr>
-            <w:tcW w:type="dxa" w:w="876"/>
+            <w:tcW w:type="dxa" w:w="1109"/>
             <w:tcBorders>
               <w:top w:val="single" w:color="D1D5DB" w:sz="4"/>
               <w:left w:val="single" w:color="D1D5DB" w:sz="4"/>
@@ -6391,7 +7301,7 @@
         </w:trPr>
         <w:tc>
           <w:tcPr>
-            <w:tcW w:type="dxa" w:w="2417"/>
+            <w:tcW w:type="dxa" w:w="2370"/>
             <w:tcBorders>
               <w:top w:val="single" w:color="D1D5DB" w:sz="4"/>
               <w:left w:val="single" w:color="D1D5DB" w:sz="4"/>
@@ -6421,7 +7331,7 @@
         </w:tc>
         <w:tc>
           <w:tcPr>
-            <w:tcW w:type="dxa" w:w="6119"/>
+            <w:tcW w:type="dxa" w:w="5933"/>
             <w:tcBorders>
               <w:top w:val="single" w:color="D1D5DB" w:sz="4"/>
               <w:left w:val="single" w:color="D1D5DB" w:sz="4"/>
@@ -6449,7 +7359,7 @@
         </w:tc>
         <w:tc>
           <w:tcPr>
-            <w:tcW w:type="dxa" w:w="876"/>
+            <w:tcW w:type="dxa" w:w="1109"/>
             <w:tcBorders>
               <w:top w:val="single" w:color="D1D5DB" w:sz="4"/>
               <w:left w:val="single" w:color="D1D5DB" w:sz="4"/>
@@ -6482,7 +7392,7 @@
         </w:trPr>
         <w:tc>
           <w:tcPr>
-            <w:tcW w:type="dxa" w:w="2417"/>
+            <w:tcW w:type="dxa" w:w="2370"/>
             <w:tcBorders>
               <w:top w:val="single" w:color="D1D5DB" w:sz="4"/>
               <w:left w:val="single" w:color="D1D5DB" w:sz="4"/>
@@ -6512,7 +7422,7 @@
         </w:tc>
         <w:tc>
           <w:tcPr>
-            <w:tcW w:type="dxa" w:w="6119"/>
+            <w:tcW w:type="dxa" w:w="5933"/>
             <w:tcBorders>
               <w:top w:val="single" w:color="D1D5DB" w:sz="4"/>
               <w:left w:val="single" w:color="D1D5DB" w:sz="4"/>
@@ -6540,7 +7450,7 @@
         </w:tc>
         <w:tc>
           <w:tcPr>
-            <w:tcW w:type="dxa" w:w="876"/>
+            <w:tcW w:type="dxa" w:w="1109"/>
             <w:tcBorders>
               <w:top w:val="single" w:color="D1D5DB" w:sz="4"/>
               <w:left w:val="single" w:color="D1D5DB" w:sz="4"/>
@@ -6573,7 +7483,7 @@
         </w:trPr>
         <w:tc>
           <w:tcPr>
-            <w:tcW w:type="dxa" w:w="2417"/>
+            <w:tcW w:type="dxa" w:w="2370"/>
             <w:tcBorders>
               <w:top w:val="single" w:color="D1D5DB" w:sz="4"/>
               <w:left w:val="single" w:color="D1D5DB" w:sz="4"/>
@@ -6603,7 +7513,7 @@
         </w:tc>
         <w:tc>
           <w:tcPr>
-            <w:tcW w:type="dxa" w:w="6119"/>
+            <w:tcW w:type="dxa" w:w="5933"/>
             <w:tcBorders>
               <w:top w:val="single" w:color="D1D5DB" w:sz="4"/>
               <w:left w:val="single" w:color="D1D5DB" w:sz="4"/>
@@ -6631,7 +7541,7 @@
         </w:tc>
         <w:tc>
           <w:tcPr>
-            <w:tcW w:type="dxa" w:w="876"/>
+            <w:tcW w:type="dxa" w:w="1109"/>
             <w:tcBorders>
               <w:top w:val="single" w:color="D1D5DB" w:sz="4"/>
               <w:left w:val="single" w:color="D1D5DB" w:sz="4"/>
@@ -6664,7 +7574,7 @@
         </w:trPr>
         <w:tc>
           <w:tcPr>
-            <w:tcW w:type="dxa" w:w="2417"/>
+            <w:tcW w:type="dxa" w:w="2370"/>
             <w:tcBorders>
               <w:top w:val="single" w:color="D1D5DB" w:sz="4"/>
               <w:left w:val="single" w:color="D1D5DB" w:sz="4"/>
@@ -6694,7 +7604,7 @@
         </w:tc>
         <w:tc>
           <w:tcPr>
-            <w:tcW w:type="dxa" w:w="6119"/>
+            <w:tcW w:type="dxa" w:w="5933"/>
             <w:tcBorders>
               <w:top w:val="single" w:color="D1D5DB" w:sz="4"/>
               <w:left w:val="single" w:color="D1D5DB" w:sz="4"/>
@@ -6722,7 +7632,7 @@
         </w:tc>
         <w:tc>
           <w:tcPr>
-            <w:tcW w:type="dxa" w:w="876"/>
+            <w:tcW w:type="dxa" w:w="1109"/>
             <w:tcBorders>
               <w:top w:val="single" w:color="D1D5DB" w:sz="4"/>
               <w:left w:val="single" w:color="D1D5DB" w:sz="4"/>
@@ -6755,7 +7665,7 @@
         </w:trPr>
         <w:tc>
           <w:tcPr>
-            <w:tcW w:type="dxa" w:w="2417"/>
+            <w:tcW w:type="dxa" w:w="2370"/>
             <w:tcBorders>
               <w:top w:val="single" w:color="D1D5DB" w:sz="4"/>
               <w:left w:val="single" w:color="D1D5DB" w:sz="4"/>
@@ -6785,7 +7695,7 @@
         </w:tc>
         <w:tc>
           <w:tcPr>
-            <w:tcW w:type="dxa" w:w="6119"/>
+            <w:tcW w:type="dxa" w:w="5933"/>
             <w:tcBorders>
               <w:top w:val="single" w:color="D1D5DB" w:sz="4"/>
               <w:left w:val="single" w:color="D1D5DB" w:sz="4"/>
@@ -6813,7 +7723,7 @@
         </w:tc>
         <w:tc>
           <w:tcPr>
-            <w:tcW w:type="dxa" w:w="876"/>
+            <w:tcW w:type="dxa" w:w="1109"/>
             <w:tcBorders>
               <w:top w:val="single" w:color="D1D5DB" w:sz="4"/>
               <w:left w:val="single" w:color="D1D5DB" w:sz="4"/>
@@ -6846,7 +7756,7 @@
         </w:trPr>
         <w:tc>
           <w:tcPr>
-            <w:tcW w:type="dxa" w:w="2417"/>
+            <w:tcW w:type="dxa" w:w="2370"/>
             <w:tcBorders>
               <w:top w:val="single" w:color="D1D5DB" w:sz="4"/>
               <w:left w:val="single" w:color="D1D5DB" w:sz="4"/>
@@ -6876,7 +7786,7 @@
         </w:tc>
         <w:tc>
           <w:tcPr>
-            <w:tcW w:type="dxa" w:w="6119"/>
+            <w:tcW w:type="dxa" w:w="5933"/>
             <w:tcBorders>
               <w:top w:val="single" w:color="D1D5DB" w:sz="4"/>
               <w:left w:val="single" w:color="D1D5DB" w:sz="4"/>
@@ -6904,7 +7814,7 @@
         </w:tc>
         <w:tc>
           <w:tcPr>
-            <w:tcW w:type="dxa" w:w="876"/>
+            <w:tcW w:type="dxa" w:w="1109"/>
             <w:tcBorders>
               <w:top w:val="single" w:color="D1D5DB" w:sz="4"/>
               <w:left w:val="single" w:color="D1D5DB" w:sz="4"/>
@@ -6937,7 +7847,7 @@
         </w:trPr>
         <w:tc>
           <w:tcPr>
-            <w:tcW w:type="dxa" w:w="2417"/>
+            <w:tcW w:type="dxa" w:w="2370"/>
             <w:tcBorders>
               <w:top w:val="single" w:color="D1D5DB" w:sz="4"/>
               <w:left w:val="single" w:color="D1D5DB" w:sz="4"/>
@@ -6967,7 +7877,7 @@
         </w:tc>
         <w:tc>
           <w:tcPr>
-            <w:tcW w:type="dxa" w:w="6119"/>
+            <w:tcW w:type="dxa" w:w="5933"/>
             <w:tcBorders>
               <w:top w:val="single" w:color="D1D5DB" w:sz="4"/>
               <w:left w:val="single" w:color="D1D5DB" w:sz="4"/>
@@ -6995,7 +7905,7 @@
         </w:tc>
         <w:tc>
           <w:tcPr>
-            <w:tcW w:type="dxa" w:w="876"/>
+            <w:tcW w:type="dxa" w:w="1109"/>
             <w:tcBorders>
               <w:top w:val="single" w:color="D1D5DB" w:sz="4"/>
               <w:left w:val="single" w:color="D1D5DB" w:sz="4"/>
@@ -7028,7 +7938,7 @@
         </w:trPr>
         <w:tc>
           <w:tcPr>
-            <w:tcW w:type="dxa" w:w="2417"/>
+            <w:tcW w:type="dxa" w:w="2370"/>
             <w:tcBorders>
               <w:top w:val="single" w:color="D1D5DB" w:sz="4"/>
               <w:left w:val="single" w:color="D1D5DB" w:sz="4"/>
@@ -7058,7 +7968,7 @@
         </w:tc>
         <w:tc>
           <w:tcPr>
-            <w:tcW w:type="dxa" w:w="6119"/>
+            <w:tcW w:type="dxa" w:w="5933"/>
             <w:tcBorders>
               <w:top w:val="single" w:color="D1D5DB" w:sz="4"/>
               <w:left w:val="single" w:color="D1D5DB" w:sz="4"/>
@@ -7086,7 +7996,7 @@
         </w:tc>
         <w:tc>
           <w:tcPr>
-            <w:tcW w:type="dxa" w:w="876"/>
+            <w:tcW w:type="dxa" w:w="1109"/>
             <w:tcBorders>
               <w:top w:val="single" w:color="D1D5DB" w:sz="4"/>
               <w:left w:val="single" w:color="D1D5DB" w:sz="4"/>
@@ -7119,7 +8029,7 @@
         </w:trPr>
         <w:tc>
           <w:tcPr>
-            <w:tcW w:type="dxa" w:w="2417"/>
+            <w:tcW w:type="dxa" w:w="2370"/>
             <w:tcBorders>
               <w:top w:val="single" w:color="D1D5DB" w:sz="4"/>
               <w:left w:val="single" w:color="D1D5DB" w:sz="4"/>
@@ -7149,7 +8059,7 @@
         </w:tc>
         <w:tc>
           <w:tcPr>
-            <w:tcW w:type="dxa" w:w="6119"/>
+            <w:tcW w:type="dxa" w:w="5933"/>
             <w:tcBorders>
               <w:top w:val="single" w:color="D1D5DB" w:sz="4"/>
               <w:left w:val="single" w:color="D1D5DB" w:sz="4"/>
@@ -7177,7 +8087,7 @@
         </w:tc>
         <w:tc>
           <w:tcPr>
-            <w:tcW w:type="dxa" w:w="876"/>
+            <w:tcW w:type="dxa" w:w="1109"/>
             <w:tcBorders>
               <w:top w:val="single" w:color="D1D5DB" w:sz="4"/>
               <w:left w:val="single" w:color="D1D5DB" w:sz="4"/>
@@ -7210,14 +8120,105 @@
         </w:trPr>
         <w:tc>
           <w:tcPr>
-            <w:tcW w:type="dxa" w:w="2417"/>
-            <w:tcBorders>
-              <w:top w:val="single" w:color="D1D5DB" w:sz="4"/>
-              <w:left w:val="single" w:color="D1D5DB" w:sz="4"/>
-              <w:bottom w:val="single" w:color="D1D5DB" w:sz="4"/>
-              <w:right w:val="single" w:color="D1D5DB" w:sz="4"/>
-            </w:tcBorders>
-            <w:shd w:fill="FFFFFF" w:color="auto" w:val="clear"/>
+            <w:tcW w:type="dxa" w:w="2370"/>
+            <w:tcBorders>
+              <w:top w:val="single" w:color="D1D5DB" w:sz="4"/>
+              <w:left w:val="single" w:color="D1D5DB" w:sz="4"/>
+              <w:bottom w:val="single" w:color="D1D5DB" w:sz="4"/>
+              <w:right w:val="single" w:color="D1D5DB" w:sz="4"/>
+            </w:tcBorders>
+            <w:shd w:fill="FFFFFF" w:color="auto" w:val="clear"/>
+            <w:tcMar>
+              <w:top w:type="dxa" w:w="40"/>
+              <w:left w:type="dxa" w:w="120"/>
+              <w:bottom w:type="dxa" w:w="40"/>
+              <w:right w:type="dxa" w:w="120"/>
+            </w:tcMar>
+            <w:vAlign w:val="top"/>
+          </w:tcPr>
+          <w:p>
+            <w:r>
+              <w:rPr>
+                <w:b/>
+                <w:bCs/>
+                <w:sz w:val="20"/>
+                <w:szCs w:val="20"/>
+              </w:rPr>
+              <w:t xml:space="preserve">Passage recall</w:t>
+            </w:r>
+          </w:p>
+        </w:tc>
+        <w:tc>
+          <w:tcPr>
+            <w:tcW w:type="dxa" w:w="5933"/>
+            <w:tcBorders>
+              <w:top w:val="single" w:color="D1D5DB" w:sz="4"/>
+              <w:left w:val="single" w:color="D1D5DB" w:sz="4"/>
+              <w:bottom w:val="single" w:color="D1D5DB" w:sz="4"/>
+              <w:right w:val="single" w:color="D1D5DB" w:sz="4"/>
+            </w:tcBorders>
+            <w:shd w:fill="FFFFFF" w:color="auto" w:val="clear"/>
+            <w:tcMar>
+              <w:top w:type="dxa" w:w="40"/>
+              <w:left w:type="dxa" w:w="120"/>
+              <w:bottom w:type="dxa" w:w="40"/>
+              <w:right w:type="dxa" w:w="120"/>
+            </w:tcMar>
+            <w:vAlign w:val="top"/>
+          </w:tcPr>
+          <w:p>
+            <w:r>
+              <w:rPr>
+                <w:sz w:val="20"/>
+                <w:szCs w:val="20"/>
+              </w:rPr>
+              <w:t xml:space="preserve">Returned relevant passage IDs divided by all independently labelled relevant passage IDs.</w:t>
+            </w:r>
+          </w:p>
+        </w:tc>
+        <w:tc>
+          <w:tcPr>
+            <w:tcW w:type="dxa" w:w="1109"/>
+            <w:tcBorders>
+              <w:top w:val="single" w:color="D1D5DB" w:sz="4"/>
+              <w:left w:val="single" w:color="D1D5DB" w:sz="4"/>
+              <w:bottom w:val="single" w:color="D1D5DB" w:sz="4"/>
+              <w:right w:val="single" w:color="D1D5DB" w:sz="4"/>
+            </w:tcBorders>
+            <w:shd w:fill="FFFFFF" w:color="auto" w:val="clear"/>
+            <w:tcMar>
+              <w:top w:type="dxa" w:w="40"/>
+              <w:left w:type="dxa" w:w="120"/>
+              <w:bottom w:type="dxa" w:w="40"/>
+              <w:right w:type="dxa" w:w="120"/>
+            </w:tcMar>
+            <w:vAlign w:val="top"/>
+          </w:tcPr>
+          <w:p>
+            <w:r>
+              <w:rPr>
+                <w:sz w:val="20"/>
+                <w:szCs w:val="20"/>
+              </w:rPr>
+              <w:t xml:space="preserve">12</w:t>
+            </w:r>
+          </w:p>
+        </w:tc>
+      </w:tr>
+      <w:tr>
+        <w:trPr>
+          <w:cantSplit/>
+        </w:trPr>
+        <w:tc>
+          <w:tcPr>
+            <w:tcW w:type="dxa" w:w="2370"/>
+            <w:tcBorders>
+              <w:top w:val="single" w:color="D1D5DB" w:sz="4"/>
+              <w:left w:val="single" w:color="D1D5DB" w:sz="4"/>
+              <w:bottom w:val="single" w:color="D1D5DB" w:sz="4"/>
+              <w:right w:val="single" w:color="D1D5DB" w:sz="4"/>
+            </w:tcBorders>
+            <w:shd w:fill="EEF0FF" w:color="auto" w:val="clear"/>
             <w:tcMar>
               <w:top w:type="dxa" w:w="40"/>
               <w:left w:type="dxa" w:w="120"/>
@@ -7240,14 +8241,14 @@
         </w:tc>
         <w:tc>
           <w:tcPr>
-            <w:tcW w:type="dxa" w:w="6119"/>
-            <w:tcBorders>
-              <w:top w:val="single" w:color="D1D5DB" w:sz="4"/>
-              <w:left w:val="single" w:color="D1D5DB" w:sz="4"/>
-              <w:bottom w:val="single" w:color="D1D5DB" w:sz="4"/>
-              <w:right w:val="single" w:color="D1D5DB" w:sz="4"/>
-            </w:tcBorders>
-            <w:shd w:fill="FFFFFF" w:color="auto" w:val="clear"/>
+            <w:tcW w:type="dxa" w:w="5933"/>
+            <w:tcBorders>
+              <w:top w:val="single" w:color="D1D5DB" w:sz="4"/>
+              <w:left w:val="single" w:color="D1D5DB" w:sz="4"/>
+              <w:bottom w:val="single" w:color="D1D5DB" w:sz="4"/>
+              <w:right w:val="single" w:color="D1D5DB" w:sz="4"/>
+            </w:tcBorders>
+            <w:shd w:fill="EEF0FF" w:color="auto" w:val="clear"/>
             <w:tcMar>
               <w:top w:type="dxa" w:w="40"/>
               <w:left w:type="dxa" w:w="120"/>
@@ -7268,14 +8269,14 @@
         </w:tc>
         <w:tc>
           <w:tcPr>
-            <w:tcW w:type="dxa" w:w="876"/>
-            <w:tcBorders>
-              <w:top w:val="single" w:color="D1D5DB" w:sz="4"/>
-              <w:left w:val="single" w:color="D1D5DB" w:sz="4"/>
-              <w:bottom w:val="single" w:color="D1D5DB" w:sz="4"/>
-              <w:right w:val="single" w:color="D1D5DB" w:sz="4"/>
-            </w:tcBorders>
-            <w:shd w:fill="FFFFFF" w:color="auto" w:val="clear"/>
+            <w:tcW w:type="dxa" w:w="1109"/>
+            <w:tcBorders>
+              <w:top w:val="single" w:color="D1D5DB" w:sz="4"/>
+              <w:left w:val="single" w:color="D1D5DB" w:sz="4"/>
+              <w:bottom w:val="single" w:color="D1D5DB" w:sz="4"/>
+              <w:right w:val="single" w:color="D1D5DB" w:sz="4"/>
+            </w:tcBorders>
+            <w:shd w:fill="EEF0FF" w:color="auto" w:val="clear"/>
             <w:tcMar>
               <w:top w:type="dxa" w:w="40"/>
               <w:left w:type="dxa" w:w="120"/>
@@ -7301,7 +8302,98 @@
         </w:trPr>
         <w:tc>
           <w:tcPr>
-            <w:tcW w:type="dxa" w:w="2417"/>
+            <w:tcW w:type="dxa" w:w="2370"/>
+            <w:tcBorders>
+              <w:top w:val="single" w:color="D1D5DB" w:sz="4"/>
+              <w:left w:val="single" w:color="D1D5DB" w:sz="4"/>
+              <w:bottom w:val="single" w:color="D1D5DB" w:sz="4"/>
+              <w:right w:val="single" w:color="D1D5DB" w:sz="4"/>
+            </w:tcBorders>
+            <w:shd w:fill="FFFFFF" w:color="auto" w:val="clear"/>
+            <w:tcMar>
+              <w:top w:type="dxa" w:w="40"/>
+              <w:left w:type="dxa" w:w="120"/>
+              <w:bottom w:type="dxa" w:w="40"/>
+              <w:right w:type="dxa" w:w="120"/>
+            </w:tcMar>
+            <w:vAlign w:val="top"/>
+          </w:tcPr>
+          <w:p>
+            <w:r>
+              <w:rPr>
+                <w:b/>
+                <w:bCs/>
+                <w:sz w:val="20"/>
+                <w:szCs w:val="20"/>
+              </w:rPr>
+              <w:t xml:space="preserve">Permission gate</w:t>
+            </w:r>
+          </w:p>
+        </w:tc>
+        <w:tc>
+          <w:tcPr>
+            <w:tcW w:type="dxa" w:w="5933"/>
+            <w:tcBorders>
+              <w:top w:val="single" w:color="D1D5DB" w:sz="4"/>
+              <w:left w:val="single" w:color="D1D5DB" w:sz="4"/>
+              <w:bottom w:val="single" w:color="D1D5DB" w:sz="4"/>
+              <w:right w:val="single" w:color="D1D5DB" w:sz="4"/>
+            </w:tcBorders>
+            <w:shd w:fill="FFFFFF" w:color="auto" w:val="clear"/>
+            <w:tcMar>
+              <w:top w:type="dxa" w:w="40"/>
+              <w:left w:type="dxa" w:w="120"/>
+              <w:bottom w:type="dxa" w:w="40"/>
+              <w:right w:type="dxa" w:w="120"/>
+            </w:tcMar>
+            <w:vAlign w:val="top"/>
+          </w:tcPr>
+          <w:p>
+            <w:r>
+              <w:rPr>
+                <w:sz w:val="20"/>
+                <w:szCs w:val="20"/>
+              </w:rPr>
+              <w:t xml:space="preserve">Application control deciding whether a proposed operation may execute.</w:t>
+            </w:r>
+          </w:p>
+        </w:tc>
+        <w:tc>
+          <w:tcPr>
+            <w:tcW w:type="dxa" w:w="1109"/>
+            <w:tcBorders>
+              <w:top w:val="single" w:color="D1D5DB" w:sz="4"/>
+              <w:left w:val="single" w:color="D1D5DB" w:sz="4"/>
+              <w:bottom w:val="single" w:color="D1D5DB" w:sz="4"/>
+              <w:right w:val="single" w:color="D1D5DB" w:sz="4"/>
+            </w:tcBorders>
+            <w:shd w:fill="FFFFFF" w:color="auto" w:val="clear"/>
+            <w:tcMar>
+              <w:top w:type="dxa" w:w="40"/>
+              <w:left w:type="dxa" w:w="120"/>
+              <w:bottom w:type="dxa" w:w="40"/>
+              <w:right w:type="dxa" w:w="120"/>
+            </w:tcMar>
+            <w:vAlign w:val="top"/>
+          </w:tcPr>
+          <w:p>
+            <w:r>
+              <w:rPr>
+                <w:sz w:val="20"/>
+                <w:szCs w:val="20"/>
+              </w:rPr>
+              <w:t xml:space="preserve">12</w:t>
+            </w:r>
+          </w:p>
+        </w:tc>
+      </w:tr>
+      <w:tr>
+        <w:trPr>
+          <w:cantSplit/>
+        </w:trPr>
+        <w:tc>
+          <w:tcPr>
+            <w:tcW w:type="dxa" w:w="2370"/>
             <w:tcBorders>
               <w:top w:val="single" w:color="D1D5DB" w:sz="4"/>
               <w:left w:val="single" w:color="D1D5DB" w:sz="4"/>
@@ -7331,7 +8423,7 @@
         </w:tc>
         <w:tc>
           <w:tcPr>
-            <w:tcW w:type="dxa" w:w="6119"/>
+            <w:tcW w:type="dxa" w:w="5933"/>
             <w:tcBorders>
               <w:top w:val="single" w:color="D1D5DB" w:sz="4"/>
               <w:left w:val="single" w:color="D1D5DB" w:sz="4"/>
@@ -7359,7 +8451,7 @@
         </w:tc>
         <w:tc>
           <w:tcPr>
-            <w:tcW w:type="dxa" w:w="876"/>
+            <w:tcW w:type="dxa" w:w="1109"/>
             <w:tcBorders>
               <w:top w:val="single" w:color="D1D5DB" w:sz="4"/>
               <w:left w:val="single" w:color="D1D5DB" w:sz="4"/>
@@ -7392,14 +8484,105 @@
         </w:trPr>
         <w:tc>
           <w:tcPr>
-            <w:tcW w:type="dxa" w:w="2417"/>
-            <w:tcBorders>
-              <w:top w:val="single" w:color="D1D5DB" w:sz="4"/>
-              <w:left w:val="single" w:color="D1D5DB" w:sz="4"/>
-              <w:bottom w:val="single" w:color="D1D5DB" w:sz="4"/>
-              <w:right w:val="single" w:color="D1D5DB" w:sz="4"/>
-            </w:tcBorders>
-            <w:shd w:fill="FFFFFF" w:color="auto" w:val="clear"/>
+            <w:tcW w:type="dxa" w:w="2370"/>
+            <w:tcBorders>
+              <w:top w:val="single" w:color="D1D5DB" w:sz="4"/>
+              <w:left w:val="single" w:color="D1D5DB" w:sz="4"/>
+              <w:bottom w:val="single" w:color="D1D5DB" w:sz="4"/>
+              <w:right w:val="single" w:color="D1D5DB" w:sz="4"/>
+            </w:tcBorders>
+            <w:shd w:fill="FFFFFF" w:color="auto" w:val="clear"/>
+            <w:tcMar>
+              <w:top w:type="dxa" w:w="40"/>
+              <w:left w:type="dxa" w:w="120"/>
+              <w:bottom w:type="dxa" w:w="40"/>
+              <w:right w:type="dxa" w:w="120"/>
+            </w:tcMar>
+            <w:vAlign w:val="top"/>
+          </w:tcPr>
+          <w:p>
+            <w:r>
+              <w:rPr>
+                <w:b/>
+                <w:bCs/>
+                <w:sz w:val="20"/>
+                <w:szCs w:val="20"/>
+              </w:rPr>
+              <w:t xml:space="preserve">Policy fallback</w:t>
+            </w:r>
+          </w:p>
+        </w:tc>
+        <w:tc>
+          <w:tcPr>
+            <w:tcW w:type="dxa" w:w="5933"/>
+            <w:tcBorders>
+              <w:top w:val="single" w:color="D1D5DB" w:sz="4"/>
+              <w:left w:val="single" w:color="D1D5DB" w:sz="4"/>
+              <w:bottom w:val="single" w:color="D1D5DB" w:sz="4"/>
+              <w:right w:val="single" w:color="D1D5DB" w:sz="4"/>
+            </w:tcBorders>
+            <w:shd w:fill="FFFFFF" w:color="auto" w:val="clear"/>
+            <w:tcMar>
+              <w:top w:type="dxa" w:w="40"/>
+              <w:left w:type="dxa" w:w="120"/>
+              <w:bottom w:type="dxa" w:w="40"/>
+              <w:right w:type="dxa" w:w="120"/>
+            </w:tcMar>
+            <w:vAlign w:val="top"/>
+          </w:tcPr>
+          <w:p>
+            <w:r>
+              <w:rPr>
+                <w:sz w:val="20"/>
+                <w:szCs w:val="20"/>
+              </w:rPr>
+              <w:t xml:space="preserve">A disclosed fixed local decision route, separate from model planning.</w:t>
+            </w:r>
+          </w:p>
+        </w:tc>
+        <w:tc>
+          <w:tcPr>
+            <w:tcW w:type="dxa" w:w="1109"/>
+            <w:tcBorders>
+              <w:top w:val="single" w:color="D1D5DB" w:sz="4"/>
+              <w:left w:val="single" w:color="D1D5DB" w:sz="4"/>
+              <w:bottom w:val="single" w:color="D1D5DB" w:sz="4"/>
+              <w:right w:val="single" w:color="D1D5DB" w:sz="4"/>
+            </w:tcBorders>
+            <w:shd w:fill="FFFFFF" w:color="auto" w:val="clear"/>
+            <w:tcMar>
+              <w:top w:type="dxa" w:w="40"/>
+              <w:left w:type="dxa" w:w="120"/>
+              <w:bottom w:type="dxa" w:w="40"/>
+              <w:right w:type="dxa" w:w="120"/>
+            </w:tcMar>
+            <w:vAlign w:val="top"/>
+          </w:tcPr>
+          <w:p>
+            <w:r>
+              <w:rPr>
+                <w:sz w:val="20"/>
+                <w:szCs w:val="20"/>
+              </w:rPr>
+              <w:t xml:space="preserve">12</w:t>
+            </w:r>
+          </w:p>
+        </w:tc>
+      </w:tr>
+      <w:tr>
+        <w:trPr>
+          <w:cantSplit/>
+        </w:trPr>
+        <w:tc>
+          <w:tcPr>
+            <w:tcW w:type="dxa" w:w="2370"/>
+            <w:tcBorders>
+              <w:top w:val="single" w:color="D1D5DB" w:sz="4"/>
+              <w:left w:val="single" w:color="D1D5DB" w:sz="4"/>
+              <w:bottom w:val="single" w:color="D1D5DB" w:sz="4"/>
+              <w:right w:val="single" w:color="D1D5DB" w:sz="4"/>
+            </w:tcBorders>
+            <w:shd w:fill="EEF0FF" w:color="auto" w:val="clear"/>
             <w:tcMar>
               <w:top w:type="dxa" w:w="40"/>
               <w:left w:type="dxa" w:w="120"/>
@@ -7422,14 +8605,14 @@
         </w:tc>
         <w:tc>
           <w:tcPr>
-            <w:tcW w:type="dxa" w:w="6119"/>
-            <w:tcBorders>
-              <w:top w:val="single" w:color="D1D5DB" w:sz="4"/>
-              <w:left w:val="single" w:color="D1D5DB" w:sz="4"/>
-              <w:bottom w:val="single" w:color="D1D5DB" w:sz="4"/>
-              <w:right w:val="single" w:color="D1D5DB" w:sz="4"/>
-            </w:tcBorders>
-            <w:shd w:fill="FFFFFF" w:color="auto" w:val="clear"/>
+            <w:tcW w:type="dxa" w:w="5933"/>
+            <w:tcBorders>
+              <w:top w:val="single" w:color="D1D5DB" w:sz="4"/>
+              <w:left w:val="single" w:color="D1D5DB" w:sz="4"/>
+              <w:bottom w:val="single" w:color="D1D5DB" w:sz="4"/>
+              <w:right w:val="single" w:color="D1D5DB" w:sz="4"/>
+            </w:tcBorders>
+            <w:shd w:fill="EEF0FF" w:color="auto" w:val="clear"/>
             <w:tcMar>
               <w:top w:type="dxa" w:w="40"/>
               <w:left w:type="dxa" w:w="120"/>
@@ -7450,14 +8633,14 @@
         </w:tc>
         <w:tc>
           <w:tcPr>
-            <w:tcW w:type="dxa" w:w="876"/>
-            <w:tcBorders>
-              <w:top w:val="single" w:color="D1D5DB" w:sz="4"/>
-              <w:left w:val="single" w:color="D1D5DB" w:sz="4"/>
-              <w:bottom w:val="single" w:color="D1D5DB" w:sz="4"/>
-              <w:right w:val="single" w:color="D1D5DB" w:sz="4"/>
-            </w:tcBorders>
-            <w:shd w:fill="FFFFFF" w:color="auto" w:val="clear"/>
+            <w:tcW w:type="dxa" w:w="1109"/>
+            <w:tcBorders>
+              <w:top w:val="single" w:color="D1D5DB" w:sz="4"/>
+              <w:left w:val="single" w:color="D1D5DB" w:sz="4"/>
+              <w:bottom w:val="single" w:color="D1D5DB" w:sz="4"/>
+              <w:right w:val="single" w:color="D1D5DB" w:sz="4"/>
+            </w:tcBorders>
+            <w:shd w:fill="EEF0FF" w:color="auto" w:val="clear"/>
             <w:tcMar>
               <w:top w:type="dxa" w:w="40"/>
               <w:left w:type="dxa" w:w="120"/>
@@ -7483,14 +8666,14 @@
         </w:trPr>
         <w:tc>
           <w:tcPr>
-            <w:tcW w:type="dxa" w:w="2417"/>
-            <w:tcBorders>
-              <w:top w:val="single" w:color="D1D5DB" w:sz="4"/>
-              <w:left w:val="single" w:color="D1D5DB" w:sz="4"/>
-              <w:bottom w:val="single" w:color="D1D5DB" w:sz="4"/>
-              <w:right w:val="single" w:color="D1D5DB" w:sz="4"/>
-            </w:tcBorders>
-            <w:shd w:fill="EEF0FF" w:color="auto" w:val="clear"/>
+            <w:tcW w:type="dxa" w:w="2370"/>
+            <w:tcBorders>
+              <w:top w:val="single" w:color="D1D5DB" w:sz="4"/>
+              <w:left w:val="single" w:color="D1D5DB" w:sz="4"/>
+              <w:bottom w:val="single" w:color="D1D5DB" w:sz="4"/>
+              <w:right w:val="single" w:color="D1D5DB" w:sz="4"/>
+            </w:tcBorders>
+            <w:shd w:fill="FFFFFF" w:color="auto" w:val="clear"/>
             <w:tcMar>
               <w:top w:type="dxa" w:w="40"/>
               <w:left w:type="dxa" w:w="120"/>
@@ -7513,14 +8696,14 @@
         </w:tc>
         <w:tc>
           <w:tcPr>
-            <w:tcW w:type="dxa" w:w="6119"/>
-            <w:tcBorders>
-              <w:top w:val="single" w:color="D1D5DB" w:sz="4"/>
-              <w:left w:val="single" w:color="D1D5DB" w:sz="4"/>
-              <w:bottom w:val="single" w:color="D1D5DB" w:sz="4"/>
-              <w:right w:val="single" w:color="D1D5DB" w:sz="4"/>
-            </w:tcBorders>
-            <w:shd w:fill="EEF0FF" w:color="auto" w:val="clear"/>
+            <w:tcW w:type="dxa" w:w="5933"/>
+            <w:tcBorders>
+              <w:top w:val="single" w:color="D1D5DB" w:sz="4"/>
+              <w:left w:val="single" w:color="D1D5DB" w:sz="4"/>
+              <w:bottom w:val="single" w:color="D1D5DB" w:sz="4"/>
+              <w:right w:val="single" w:color="D1D5DB" w:sz="4"/>
+            </w:tcBorders>
+            <w:shd w:fill="FFFFFF" w:color="auto" w:val="clear"/>
             <w:tcMar>
               <w:top w:type="dxa" w:w="40"/>
               <w:left w:type="dxa" w:w="120"/>
@@ -7541,14 +8724,14 @@
         </w:tc>
         <w:tc>
           <w:tcPr>
-            <w:tcW w:type="dxa" w:w="876"/>
-            <w:tcBorders>
-              <w:top w:val="single" w:color="D1D5DB" w:sz="4"/>
-              <w:left w:val="single" w:color="D1D5DB" w:sz="4"/>
-              <w:bottom w:val="single" w:color="D1D5DB" w:sz="4"/>
-              <w:right w:val="single" w:color="D1D5DB" w:sz="4"/>
-            </w:tcBorders>
-            <w:shd w:fill="EEF0FF" w:color="auto" w:val="clear"/>
+            <w:tcW w:type="dxa" w:w="1109"/>
+            <w:tcBorders>
+              <w:top w:val="single" w:color="D1D5DB" w:sz="4"/>
+              <w:left w:val="single" w:color="D1D5DB" w:sz="4"/>
+              <w:bottom w:val="single" w:color="D1D5DB" w:sz="4"/>
+              <w:right w:val="single" w:color="D1D5DB" w:sz="4"/>
+            </w:tcBorders>
+            <w:shd w:fill="FFFFFF" w:color="auto" w:val="clear"/>
             <w:tcMar>
               <w:top w:type="dxa" w:w="40"/>
               <w:left w:type="dxa" w:w="120"/>
@@ -7574,14 +8757,14 @@
         </w:trPr>
         <w:tc>
           <w:tcPr>
-            <w:tcW w:type="dxa" w:w="2417"/>
-            <w:tcBorders>
-              <w:top w:val="single" w:color="D1D5DB" w:sz="4"/>
-              <w:left w:val="single" w:color="D1D5DB" w:sz="4"/>
-              <w:bottom w:val="single" w:color="D1D5DB" w:sz="4"/>
-              <w:right w:val="single" w:color="D1D5DB" w:sz="4"/>
-            </w:tcBorders>
-            <w:shd w:fill="FFFFFF" w:color="auto" w:val="clear"/>
+            <w:tcW w:type="dxa" w:w="2370"/>
+            <w:tcBorders>
+              <w:top w:val="single" w:color="D1D5DB" w:sz="4"/>
+              <w:left w:val="single" w:color="D1D5DB" w:sz="4"/>
+              <w:bottom w:val="single" w:color="D1D5DB" w:sz="4"/>
+              <w:right w:val="single" w:color="D1D5DB" w:sz="4"/>
+            </w:tcBorders>
+            <w:shd w:fill="EEF0FF" w:color="auto" w:val="clear"/>
             <w:tcMar>
               <w:top w:type="dxa" w:w="40"/>
               <w:left w:type="dxa" w:w="120"/>
@@ -7604,14 +8787,14 @@
         </w:tc>
         <w:tc>
           <w:tcPr>
-            <w:tcW w:type="dxa" w:w="6119"/>
-            <w:tcBorders>
-              <w:top w:val="single" w:color="D1D5DB" w:sz="4"/>
-              <w:left w:val="single" w:color="D1D5DB" w:sz="4"/>
-              <w:bottom w:val="single" w:color="D1D5DB" w:sz="4"/>
-              <w:right w:val="single" w:color="D1D5DB" w:sz="4"/>
-            </w:tcBorders>
-            <w:shd w:fill="FFFFFF" w:color="auto" w:val="clear"/>
+            <w:tcW w:type="dxa" w:w="5933"/>
+            <w:tcBorders>
+              <w:top w:val="single" w:color="D1D5DB" w:sz="4"/>
+              <w:left w:val="single" w:color="D1D5DB" w:sz="4"/>
+              <w:bottom w:val="single" w:color="D1D5DB" w:sz="4"/>
+              <w:right w:val="single" w:color="D1D5DB" w:sz="4"/>
+            </w:tcBorders>
+            <w:shd w:fill="EEF0FF" w:color="auto" w:val="clear"/>
             <w:tcMar>
               <w:top w:type="dxa" w:w="40"/>
               <w:left w:type="dxa" w:w="120"/>
@@ -7632,14 +8815,14 @@
         </w:tc>
         <w:tc>
           <w:tcPr>
-            <w:tcW w:type="dxa" w:w="876"/>
-            <w:tcBorders>
-              <w:top w:val="single" w:color="D1D5DB" w:sz="4"/>
-              <w:left w:val="single" w:color="D1D5DB" w:sz="4"/>
-              <w:bottom w:val="single" w:color="D1D5DB" w:sz="4"/>
-              <w:right w:val="single" w:color="D1D5DB" w:sz="4"/>
-            </w:tcBorders>
-            <w:shd w:fill="FFFFFF" w:color="auto" w:val="clear"/>
+            <w:tcW w:type="dxa" w:w="1109"/>
+            <w:tcBorders>
+              <w:top w:val="single" w:color="D1D5DB" w:sz="4"/>
+              <w:left w:val="single" w:color="D1D5DB" w:sz="4"/>
+              <w:bottom w:val="single" w:color="D1D5DB" w:sz="4"/>
+              <w:right w:val="single" w:color="D1D5DB" w:sz="4"/>
+            </w:tcBorders>
+            <w:shd w:fill="EEF0FF" w:color="auto" w:val="clear"/>
             <w:tcMar>
               <w:top w:type="dxa" w:w="40"/>
               <w:left w:type="dxa" w:w="120"/>
@@ -7665,14 +8848,14 @@
         </w:trPr>
         <w:tc>
           <w:tcPr>
-            <w:tcW w:type="dxa" w:w="2417"/>
-            <w:tcBorders>
-              <w:top w:val="single" w:color="D1D5DB" w:sz="4"/>
-              <w:left w:val="single" w:color="D1D5DB" w:sz="4"/>
-              <w:bottom w:val="single" w:color="D1D5DB" w:sz="4"/>
-              <w:right w:val="single" w:color="D1D5DB" w:sz="4"/>
-            </w:tcBorders>
-            <w:shd w:fill="EEF0FF" w:color="auto" w:val="clear"/>
+            <w:tcW w:type="dxa" w:w="2370"/>
+            <w:tcBorders>
+              <w:top w:val="single" w:color="D1D5DB" w:sz="4"/>
+              <w:left w:val="single" w:color="D1D5DB" w:sz="4"/>
+              <w:bottom w:val="single" w:color="D1D5DB" w:sz="4"/>
+              <w:right w:val="single" w:color="D1D5DB" w:sz="4"/>
+            </w:tcBorders>
+            <w:shd w:fill="FFFFFF" w:color="auto" w:val="clear"/>
             <w:tcMar>
               <w:top w:type="dxa" w:w="40"/>
               <w:left w:type="dxa" w:w="120"/>
@@ -7695,14 +8878,14 @@
         </w:tc>
         <w:tc>
           <w:tcPr>
-            <w:tcW w:type="dxa" w:w="6119"/>
-            <w:tcBorders>
-              <w:top w:val="single" w:color="D1D5DB" w:sz="4"/>
-              <w:left w:val="single" w:color="D1D5DB" w:sz="4"/>
-              <w:bottom w:val="single" w:color="D1D5DB" w:sz="4"/>
-              <w:right w:val="single" w:color="D1D5DB" w:sz="4"/>
-            </w:tcBorders>
-            <w:shd w:fill="EEF0FF" w:color="auto" w:val="clear"/>
+            <w:tcW w:type="dxa" w:w="5933"/>
+            <w:tcBorders>
+              <w:top w:val="single" w:color="D1D5DB" w:sz="4"/>
+              <w:left w:val="single" w:color="D1D5DB" w:sz="4"/>
+              <w:bottom w:val="single" w:color="D1D5DB" w:sz="4"/>
+              <w:right w:val="single" w:color="D1D5DB" w:sz="4"/>
+            </w:tcBorders>
+            <w:shd w:fill="FFFFFF" w:color="auto" w:val="clear"/>
             <w:tcMar>
               <w:top w:type="dxa" w:w="40"/>
               <w:left w:type="dxa" w:w="120"/>
@@ -7723,14 +8906,14 @@
         </w:tc>
         <w:tc>
           <w:tcPr>
-            <w:tcW w:type="dxa" w:w="876"/>
-            <w:tcBorders>
-              <w:top w:val="single" w:color="D1D5DB" w:sz="4"/>
-              <w:left w:val="single" w:color="D1D5DB" w:sz="4"/>
-              <w:bottom w:val="single" w:color="D1D5DB" w:sz="4"/>
-              <w:right w:val="single" w:color="D1D5DB" w:sz="4"/>
-            </w:tcBorders>
-            <w:shd w:fill="EEF0FF" w:color="auto" w:val="clear"/>
+            <w:tcW w:type="dxa" w:w="1109"/>
+            <w:tcBorders>
+              <w:top w:val="single" w:color="D1D5DB" w:sz="4"/>
+              <w:left w:val="single" w:color="D1D5DB" w:sz="4"/>
+              <w:bottom w:val="single" w:color="D1D5DB" w:sz="4"/>
+              <w:right w:val="single" w:color="D1D5DB" w:sz="4"/>
+            </w:tcBorders>
+            <w:shd w:fill="FFFFFF" w:color="auto" w:val="clear"/>
             <w:tcMar>
               <w:top w:type="dxa" w:w="40"/>
               <w:left w:type="dxa" w:w="120"/>
@@ -7756,14 +8939,14 @@
         </w:trPr>
         <w:tc>
           <w:tcPr>
-            <w:tcW w:type="dxa" w:w="2417"/>
-            <w:tcBorders>
-              <w:top w:val="single" w:color="D1D5DB" w:sz="4"/>
-              <w:left w:val="single" w:color="D1D5DB" w:sz="4"/>
-              <w:bottom w:val="single" w:color="D1D5DB" w:sz="4"/>
-              <w:right w:val="single" w:color="D1D5DB" w:sz="4"/>
-            </w:tcBorders>
-            <w:shd w:fill="FFFFFF" w:color="auto" w:val="clear"/>
+            <w:tcW w:type="dxa" w:w="2370"/>
+            <w:tcBorders>
+              <w:top w:val="single" w:color="D1D5DB" w:sz="4"/>
+              <w:left w:val="single" w:color="D1D5DB" w:sz="4"/>
+              <w:bottom w:val="single" w:color="D1D5DB" w:sz="4"/>
+              <w:right w:val="single" w:color="D1D5DB" w:sz="4"/>
+            </w:tcBorders>
+            <w:shd w:fill="EEF0FF" w:color="auto" w:val="clear"/>
             <w:tcMar>
               <w:top w:type="dxa" w:w="40"/>
               <w:left w:type="dxa" w:w="120"/>
@@ -7786,14 +8969,14 @@
         </w:tc>
         <w:tc>
           <w:tcPr>
-            <w:tcW w:type="dxa" w:w="6119"/>
-            <w:tcBorders>
-              <w:top w:val="single" w:color="D1D5DB" w:sz="4"/>
-              <w:left w:val="single" w:color="D1D5DB" w:sz="4"/>
-              <w:bottom w:val="single" w:color="D1D5DB" w:sz="4"/>
-              <w:right w:val="single" w:color="D1D5DB" w:sz="4"/>
-            </w:tcBorders>
-            <w:shd w:fill="FFFFFF" w:color="auto" w:val="clear"/>
+            <w:tcW w:type="dxa" w:w="5933"/>
+            <w:tcBorders>
+              <w:top w:val="single" w:color="D1D5DB" w:sz="4"/>
+              <w:left w:val="single" w:color="D1D5DB" w:sz="4"/>
+              <w:bottom w:val="single" w:color="D1D5DB" w:sz="4"/>
+              <w:right w:val="single" w:color="D1D5DB" w:sz="4"/>
+            </w:tcBorders>
+            <w:shd w:fill="EEF0FF" w:color="auto" w:val="clear"/>
             <w:tcMar>
               <w:top w:type="dxa" w:w="40"/>
               <w:left w:type="dxa" w:w="120"/>
@@ -7814,14 +8997,14 @@
         </w:tc>
         <w:tc>
           <w:tcPr>
-            <w:tcW w:type="dxa" w:w="876"/>
-            <w:tcBorders>
-              <w:top w:val="single" w:color="D1D5DB" w:sz="4"/>
-              <w:left w:val="single" w:color="D1D5DB" w:sz="4"/>
-              <w:bottom w:val="single" w:color="D1D5DB" w:sz="4"/>
-              <w:right w:val="single" w:color="D1D5DB" w:sz="4"/>
-            </w:tcBorders>
-            <w:shd w:fill="FFFFFF" w:color="auto" w:val="clear"/>
+            <w:tcW w:type="dxa" w:w="1109"/>
+            <w:tcBorders>
+              <w:top w:val="single" w:color="D1D5DB" w:sz="4"/>
+              <w:left w:val="single" w:color="D1D5DB" w:sz="4"/>
+              <w:bottom w:val="single" w:color="D1D5DB" w:sz="4"/>
+              <w:right w:val="single" w:color="D1D5DB" w:sz="4"/>
+            </w:tcBorders>
+            <w:shd w:fill="EEF0FF" w:color="auto" w:val="clear"/>
             <w:tcMar>
               <w:top w:type="dxa" w:w="40"/>
               <w:left w:type="dxa" w:w="120"/>
@@ -7847,14 +9030,14 @@
         </w:trPr>
         <w:tc>
           <w:tcPr>
-            <w:tcW w:type="dxa" w:w="2417"/>
-            <w:tcBorders>
-              <w:top w:val="single" w:color="D1D5DB" w:sz="4"/>
-              <w:left w:val="single" w:color="D1D5DB" w:sz="4"/>
-              <w:bottom w:val="single" w:color="D1D5DB" w:sz="4"/>
-              <w:right w:val="single" w:color="D1D5DB" w:sz="4"/>
-            </w:tcBorders>
-            <w:shd w:fill="EEF0FF" w:color="auto" w:val="clear"/>
+            <w:tcW w:type="dxa" w:w="2370"/>
+            <w:tcBorders>
+              <w:top w:val="single" w:color="D1D5DB" w:sz="4"/>
+              <w:left w:val="single" w:color="D1D5DB" w:sz="4"/>
+              <w:bottom w:val="single" w:color="D1D5DB" w:sz="4"/>
+              <w:right w:val="single" w:color="D1D5DB" w:sz="4"/>
+            </w:tcBorders>
+            <w:shd w:fill="FFFFFF" w:color="auto" w:val="clear"/>
             <w:tcMar>
               <w:top w:type="dxa" w:w="40"/>
               <w:left w:type="dxa" w:w="120"/>
@@ -7877,14 +9060,14 @@
         </w:tc>
         <w:tc>
           <w:tcPr>
-            <w:tcW w:type="dxa" w:w="6119"/>
-            <w:tcBorders>
-              <w:top w:val="single" w:color="D1D5DB" w:sz="4"/>
-              <w:left w:val="single" w:color="D1D5DB" w:sz="4"/>
-              <w:bottom w:val="single" w:color="D1D5DB" w:sz="4"/>
-              <w:right w:val="single" w:color="D1D5DB" w:sz="4"/>
-            </w:tcBorders>
-            <w:shd w:fill="EEF0FF" w:color="auto" w:val="clear"/>
+            <w:tcW w:type="dxa" w:w="5933"/>
+            <w:tcBorders>
+              <w:top w:val="single" w:color="D1D5DB" w:sz="4"/>
+              <w:left w:val="single" w:color="D1D5DB" w:sz="4"/>
+              <w:bottom w:val="single" w:color="D1D5DB" w:sz="4"/>
+              <w:right w:val="single" w:color="D1D5DB" w:sz="4"/>
+            </w:tcBorders>
+            <w:shd w:fill="FFFFFF" w:color="auto" w:val="clear"/>
             <w:tcMar>
               <w:top w:type="dxa" w:w="40"/>
               <w:left w:type="dxa" w:w="120"/>
@@ -7905,14 +9088,14 @@
         </w:tc>
         <w:tc>
           <w:tcPr>
-            <w:tcW w:type="dxa" w:w="876"/>
-            <w:tcBorders>
-              <w:top w:val="single" w:color="D1D5DB" w:sz="4"/>
-              <w:left w:val="single" w:color="D1D5DB" w:sz="4"/>
-              <w:bottom w:val="single" w:color="D1D5DB" w:sz="4"/>
-              <w:right w:val="single" w:color="D1D5DB" w:sz="4"/>
-            </w:tcBorders>
-            <w:shd w:fill="EEF0FF" w:color="auto" w:val="clear"/>
+            <w:tcW w:type="dxa" w:w="1109"/>
+            <w:tcBorders>
+              <w:top w:val="single" w:color="D1D5DB" w:sz="4"/>
+              <w:left w:val="single" w:color="D1D5DB" w:sz="4"/>
+              <w:bottom w:val="single" w:color="D1D5DB" w:sz="4"/>
+              <w:right w:val="single" w:color="D1D5DB" w:sz="4"/>
+            </w:tcBorders>
+            <w:shd w:fill="FFFFFF" w:color="auto" w:val="clear"/>
             <w:tcMar>
               <w:top w:type="dxa" w:w="40"/>
               <w:left w:type="dxa" w:w="120"/>
@@ -7938,14 +9121,14 @@
         </w:trPr>
         <w:tc>
           <w:tcPr>
-            <w:tcW w:type="dxa" w:w="2417"/>
-            <w:tcBorders>
-              <w:top w:val="single" w:color="D1D5DB" w:sz="4"/>
-              <w:left w:val="single" w:color="D1D5DB" w:sz="4"/>
-              <w:bottom w:val="single" w:color="D1D5DB" w:sz="4"/>
-              <w:right w:val="single" w:color="D1D5DB" w:sz="4"/>
-            </w:tcBorders>
-            <w:shd w:fill="FFFFFF" w:color="auto" w:val="clear"/>
+            <w:tcW w:type="dxa" w:w="2370"/>
+            <w:tcBorders>
+              <w:top w:val="single" w:color="D1D5DB" w:sz="4"/>
+              <w:left w:val="single" w:color="D1D5DB" w:sz="4"/>
+              <w:bottom w:val="single" w:color="D1D5DB" w:sz="4"/>
+              <w:right w:val="single" w:color="D1D5DB" w:sz="4"/>
+            </w:tcBorders>
+            <w:shd w:fill="EEF0FF" w:color="auto" w:val="clear"/>
             <w:tcMar>
               <w:top w:type="dxa" w:w="40"/>
               <w:left w:type="dxa" w:w="120"/>
@@ -7968,14 +9151,14 @@
         </w:tc>
         <w:tc>
           <w:tcPr>
-            <w:tcW w:type="dxa" w:w="6119"/>
-            <w:tcBorders>
-              <w:top w:val="single" w:color="D1D5DB" w:sz="4"/>
-              <w:left w:val="single" w:color="D1D5DB" w:sz="4"/>
-              <w:bottom w:val="single" w:color="D1D5DB" w:sz="4"/>
-              <w:right w:val="single" w:color="D1D5DB" w:sz="4"/>
-            </w:tcBorders>
-            <w:shd w:fill="FFFFFF" w:color="auto" w:val="clear"/>
+            <w:tcW w:type="dxa" w:w="5933"/>
+            <w:tcBorders>
+              <w:top w:val="single" w:color="D1D5DB" w:sz="4"/>
+              <w:left w:val="single" w:color="D1D5DB" w:sz="4"/>
+              <w:bottom w:val="single" w:color="D1D5DB" w:sz="4"/>
+              <w:right w:val="single" w:color="D1D5DB" w:sz="4"/>
+            </w:tcBorders>
+            <w:shd w:fill="EEF0FF" w:color="auto" w:val="clear"/>
             <w:tcMar>
               <w:top w:type="dxa" w:w="40"/>
               <w:left w:type="dxa" w:w="120"/>
@@ -7996,14 +9179,14 @@
         </w:tc>
         <w:tc>
           <w:tcPr>
-            <w:tcW w:type="dxa" w:w="876"/>
-            <w:tcBorders>
-              <w:top w:val="single" w:color="D1D5DB" w:sz="4"/>
-              <w:left w:val="single" w:color="D1D5DB" w:sz="4"/>
-              <w:bottom w:val="single" w:color="D1D5DB" w:sz="4"/>
-              <w:right w:val="single" w:color="D1D5DB" w:sz="4"/>
-            </w:tcBorders>
-            <w:shd w:fill="FFFFFF" w:color="auto" w:val="clear"/>
+            <w:tcW w:type="dxa" w:w="1109"/>
+            <w:tcBorders>
+              <w:top w:val="single" w:color="D1D5DB" w:sz="4"/>
+              <w:left w:val="single" w:color="D1D5DB" w:sz="4"/>
+              <w:bottom w:val="single" w:color="D1D5DB" w:sz="4"/>
+              <w:right w:val="single" w:color="D1D5DB" w:sz="4"/>
+            </w:tcBorders>
+            <w:shd w:fill="EEF0FF" w:color="auto" w:val="clear"/>
             <w:tcMar>
               <w:top w:type="dxa" w:w="40"/>
               <w:left w:type="dxa" w:w="120"/>
@@ -8029,14 +9212,14 @@
         </w:trPr>
         <w:tc>
           <w:tcPr>
-            <w:tcW w:type="dxa" w:w="2417"/>
-            <w:tcBorders>
-              <w:top w:val="single" w:color="D1D5DB" w:sz="4"/>
-              <w:left w:val="single" w:color="D1D5DB" w:sz="4"/>
-              <w:bottom w:val="single" w:color="D1D5DB" w:sz="4"/>
-              <w:right w:val="single" w:color="D1D5DB" w:sz="4"/>
-            </w:tcBorders>
-            <w:shd w:fill="EEF0FF" w:color="auto" w:val="clear"/>
+            <w:tcW w:type="dxa" w:w="2370"/>
+            <w:tcBorders>
+              <w:top w:val="single" w:color="D1D5DB" w:sz="4"/>
+              <w:left w:val="single" w:color="D1D5DB" w:sz="4"/>
+              <w:bottom w:val="single" w:color="D1D5DB" w:sz="4"/>
+              <w:right w:val="single" w:color="D1D5DB" w:sz="4"/>
+            </w:tcBorders>
+            <w:shd w:fill="FFFFFF" w:color="auto" w:val="clear"/>
             <w:tcMar>
               <w:top w:type="dxa" w:w="40"/>
               <w:left w:type="dxa" w:w="120"/>
@@ -8059,14 +9242,14 @@
         </w:tc>
         <w:tc>
           <w:tcPr>
-            <w:tcW w:type="dxa" w:w="6119"/>
-            <w:tcBorders>
-              <w:top w:val="single" w:color="D1D5DB" w:sz="4"/>
-              <w:left w:val="single" w:color="D1D5DB" w:sz="4"/>
-              <w:bottom w:val="single" w:color="D1D5DB" w:sz="4"/>
-              <w:right w:val="single" w:color="D1D5DB" w:sz="4"/>
-            </w:tcBorders>
-            <w:shd w:fill="EEF0FF" w:color="auto" w:val="clear"/>
+            <w:tcW w:type="dxa" w:w="5933"/>
+            <w:tcBorders>
+              <w:top w:val="single" w:color="D1D5DB" w:sz="4"/>
+              <w:left w:val="single" w:color="D1D5DB" w:sz="4"/>
+              <w:bottom w:val="single" w:color="D1D5DB" w:sz="4"/>
+              <w:right w:val="single" w:color="D1D5DB" w:sz="4"/>
+            </w:tcBorders>
+            <w:shd w:fill="FFFFFF" w:color="auto" w:val="clear"/>
             <w:tcMar>
               <w:top w:type="dxa" w:w="40"/>
               <w:left w:type="dxa" w:w="120"/>
@@ -8087,14 +9270,14 @@
         </w:tc>
         <w:tc>
           <w:tcPr>
-            <w:tcW w:type="dxa" w:w="876"/>
-            <w:tcBorders>
-              <w:top w:val="single" w:color="D1D5DB" w:sz="4"/>
-              <w:left w:val="single" w:color="D1D5DB" w:sz="4"/>
-              <w:bottom w:val="single" w:color="D1D5DB" w:sz="4"/>
-              <w:right w:val="single" w:color="D1D5DB" w:sz="4"/>
-            </w:tcBorders>
-            <w:shd w:fill="EEF0FF" w:color="auto" w:val="clear"/>
+            <w:tcW w:type="dxa" w:w="1109"/>
+            <w:tcBorders>
+              <w:top w:val="single" w:color="D1D5DB" w:sz="4"/>
+              <w:left w:val="single" w:color="D1D5DB" w:sz="4"/>
+              <w:bottom w:val="single" w:color="D1D5DB" w:sz="4"/>
+              <w:right w:val="single" w:color="D1D5DB" w:sz="4"/>
+            </w:tcBorders>
+            <w:shd w:fill="FFFFFF" w:color="auto" w:val="clear"/>
             <w:tcMar>
               <w:top w:type="dxa" w:w="40"/>
               <w:left w:type="dxa" w:w="120"/>
@@ -8120,14 +9303,14 @@
         </w:trPr>
         <w:tc>
           <w:tcPr>
-            <w:tcW w:type="dxa" w:w="2417"/>
-            <w:tcBorders>
-              <w:top w:val="single" w:color="D1D5DB" w:sz="4"/>
-              <w:left w:val="single" w:color="D1D5DB" w:sz="4"/>
-              <w:bottom w:val="single" w:color="D1D5DB" w:sz="4"/>
-              <w:right w:val="single" w:color="D1D5DB" w:sz="4"/>
-            </w:tcBorders>
-            <w:shd w:fill="FFFFFF" w:color="auto" w:val="clear"/>
+            <w:tcW w:type="dxa" w:w="2370"/>
+            <w:tcBorders>
+              <w:top w:val="single" w:color="D1D5DB" w:sz="4"/>
+              <w:left w:val="single" w:color="D1D5DB" w:sz="4"/>
+              <w:bottom w:val="single" w:color="D1D5DB" w:sz="4"/>
+              <w:right w:val="single" w:color="D1D5DB" w:sz="4"/>
+            </w:tcBorders>
+            <w:shd w:fill="EEF0FF" w:color="auto" w:val="clear"/>
             <w:tcMar>
               <w:top w:type="dxa" w:w="40"/>
               <w:left w:type="dxa" w:w="120"/>
@@ -8150,14 +9333,14 @@
         </w:tc>
         <w:tc>
           <w:tcPr>
-            <w:tcW w:type="dxa" w:w="6119"/>
-            <w:tcBorders>
-              <w:top w:val="single" w:color="D1D5DB" w:sz="4"/>
-              <w:left w:val="single" w:color="D1D5DB" w:sz="4"/>
-              <w:bottom w:val="single" w:color="D1D5DB" w:sz="4"/>
-              <w:right w:val="single" w:color="D1D5DB" w:sz="4"/>
-            </w:tcBorders>
-            <w:shd w:fill="FFFFFF" w:color="auto" w:val="clear"/>
+            <w:tcW w:type="dxa" w:w="5933"/>
+            <w:tcBorders>
+              <w:top w:val="single" w:color="D1D5DB" w:sz="4"/>
+              <w:left w:val="single" w:color="D1D5DB" w:sz="4"/>
+              <w:bottom w:val="single" w:color="D1D5DB" w:sz="4"/>
+              <w:right w:val="single" w:color="D1D5DB" w:sz="4"/>
+            </w:tcBorders>
+            <w:shd w:fill="EEF0FF" w:color="auto" w:val="clear"/>
             <w:tcMar>
               <w:top w:type="dxa" w:w="40"/>
               <w:left w:type="dxa" w:w="120"/>
@@ -8178,14 +9361,14 @@
         </w:tc>
         <w:tc>
           <w:tcPr>
-            <w:tcW w:type="dxa" w:w="876"/>
-            <w:tcBorders>
-              <w:top w:val="single" w:color="D1D5DB" w:sz="4"/>
-              <w:left w:val="single" w:color="D1D5DB" w:sz="4"/>
-              <w:bottom w:val="single" w:color="D1D5DB" w:sz="4"/>
-              <w:right w:val="single" w:color="D1D5DB" w:sz="4"/>
-            </w:tcBorders>
-            <w:shd w:fill="FFFFFF" w:color="auto" w:val="clear"/>
+            <w:tcW w:type="dxa" w:w="1109"/>
+            <w:tcBorders>
+              <w:top w:val="single" w:color="D1D5DB" w:sz="4"/>
+              <w:left w:val="single" w:color="D1D5DB" w:sz="4"/>
+              <w:bottom w:val="single" w:color="D1D5DB" w:sz="4"/>
+              <w:right w:val="single" w:color="D1D5DB" w:sz="4"/>
+            </w:tcBorders>
+            <w:shd w:fill="EEF0FF" w:color="auto" w:val="clear"/>
             <w:tcMar>
               <w:top w:type="dxa" w:w="40"/>
               <w:left w:type="dxa" w:w="120"/>
@@ -8211,14 +9394,14 @@
         </w:trPr>
         <w:tc>
           <w:tcPr>
-            <w:tcW w:type="dxa" w:w="2417"/>
-            <w:tcBorders>
-              <w:top w:val="single" w:color="D1D5DB" w:sz="4"/>
-              <w:left w:val="single" w:color="D1D5DB" w:sz="4"/>
-              <w:bottom w:val="single" w:color="D1D5DB" w:sz="4"/>
-              <w:right w:val="single" w:color="D1D5DB" w:sz="4"/>
-            </w:tcBorders>
-            <w:shd w:fill="EEF0FF" w:color="auto" w:val="clear"/>
+            <w:tcW w:type="dxa" w:w="2370"/>
+            <w:tcBorders>
+              <w:top w:val="single" w:color="D1D5DB" w:sz="4"/>
+              <w:left w:val="single" w:color="D1D5DB" w:sz="4"/>
+              <w:bottom w:val="single" w:color="D1D5DB" w:sz="4"/>
+              <w:right w:val="single" w:color="D1D5DB" w:sz="4"/>
+            </w:tcBorders>
+            <w:shd w:fill="FFFFFF" w:color="auto" w:val="clear"/>
             <w:tcMar>
               <w:top w:type="dxa" w:w="40"/>
               <w:left w:type="dxa" w:w="120"/>
@@ -8241,14 +9424,14 @@
         </w:tc>
         <w:tc>
           <w:tcPr>
-            <w:tcW w:type="dxa" w:w="6119"/>
-            <w:tcBorders>
-              <w:top w:val="single" w:color="D1D5DB" w:sz="4"/>
-              <w:left w:val="single" w:color="D1D5DB" w:sz="4"/>
-              <w:bottom w:val="single" w:color="D1D5DB" w:sz="4"/>
-              <w:right w:val="single" w:color="D1D5DB" w:sz="4"/>
-            </w:tcBorders>
-            <w:shd w:fill="EEF0FF" w:color="auto" w:val="clear"/>
+            <w:tcW w:type="dxa" w:w="5933"/>
+            <w:tcBorders>
+              <w:top w:val="single" w:color="D1D5DB" w:sz="4"/>
+              <w:left w:val="single" w:color="D1D5DB" w:sz="4"/>
+              <w:bottom w:val="single" w:color="D1D5DB" w:sz="4"/>
+              <w:right w:val="single" w:color="D1D5DB" w:sz="4"/>
+            </w:tcBorders>
+            <w:shd w:fill="FFFFFF" w:color="auto" w:val="clear"/>
             <w:tcMar>
               <w:top w:type="dxa" w:w="40"/>
               <w:left w:type="dxa" w:w="120"/>
@@ -8269,14 +9452,14 @@
         </w:tc>
         <w:tc>
           <w:tcPr>
-            <w:tcW w:type="dxa" w:w="876"/>
-            <w:tcBorders>
-              <w:top w:val="single" w:color="D1D5DB" w:sz="4"/>
-              <w:left w:val="single" w:color="D1D5DB" w:sz="4"/>
-              <w:bottom w:val="single" w:color="D1D5DB" w:sz="4"/>
-              <w:right w:val="single" w:color="D1D5DB" w:sz="4"/>
-            </w:tcBorders>
-            <w:shd w:fill="EEF0FF" w:color="auto" w:val="clear"/>
+            <w:tcW w:type="dxa" w:w="1109"/>
+            <w:tcBorders>
+              <w:top w:val="single" w:color="D1D5DB" w:sz="4"/>
+              <w:left w:val="single" w:color="D1D5DB" w:sz="4"/>
+              <w:bottom w:val="single" w:color="D1D5DB" w:sz="4"/>
+              <w:right w:val="single" w:color="D1D5DB" w:sz="4"/>
+            </w:tcBorders>
+            <w:shd w:fill="FFFFFF" w:color="auto" w:val="clear"/>
             <w:tcMar>
               <w:top w:type="dxa" w:w="40"/>
               <w:left w:type="dxa" w:w="120"/>
@@ -8302,14 +9485,14 @@
         </w:trPr>
         <w:tc>
           <w:tcPr>
-            <w:tcW w:type="dxa" w:w="2417"/>
-            <w:tcBorders>
-              <w:top w:val="single" w:color="D1D5DB" w:sz="4"/>
-              <w:left w:val="single" w:color="D1D5DB" w:sz="4"/>
-              <w:bottom w:val="single" w:color="D1D5DB" w:sz="4"/>
-              <w:right w:val="single" w:color="D1D5DB" w:sz="4"/>
-            </w:tcBorders>
-            <w:shd w:fill="FFFFFF" w:color="auto" w:val="clear"/>
+            <w:tcW w:type="dxa" w:w="2370"/>
+            <w:tcBorders>
+              <w:top w:val="single" w:color="D1D5DB" w:sz="4"/>
+              <w:left w:val="single" w:color="D1D5DB" w:sz="4"/>
+              <w:bottom w:val="single" w:color="D1D5DB" w:sz="4"/>
+              <w:right w:val="single" w:color="D1D5DB" w:sz="4"/>
+            </w:tcBorders>
+            <w:shd w:fill="EEF0FF" w:color="auto" w:val="clear"/>
             <w:tcMar>
               <w:top w:type="dxa" w:w="40"/>
               <w:left w:type="dxa" w:w="120"/>
@@ -8332,14 +9515,14 @@
         </w:tc>
         <w:tc>
           <w:tcPr>
-            <w:tcW w:type="dxa" w:w="6119"/>
-            <w:tcBorders>
-              <w:top w:val="single" w:color="D1D5DB" w:sz="4"/>
-              <w:left w:val="single" w:color="D1D5DB" w:sz="4"/>
-              <w:bottom w:val="single" w:color="D1D5DB" w:sz="4"/>
-              <w:right w:val="single" w:color="D1D5DB" w:sz="4"/>
-            </w:tcBorders>
-            <w:shd w:fill="FFFFFF" w:color="auto" w:val="clear"/>
+            <w:tcW w:type="dxa" w:w="5933"/>
+            <w:tcBorders>
+              <w:top w:val="single" w:color="D1D5DB" w:sz="4"/>
+              <w:left w:val="single" w:color="D1D5DB" w:sz="4"/>
+              <w:bottom w:val="single" w:color="D1D5DB" w:sz="4"/>
+              <w:right w:val="single" w:color="D1D5DB" w:sz="4"/>
+            </w:tcBorders>
+            <w:shd w:fill="EEF0FF" w:color="auto" w:val="clear"/>
             <w:tcMar>
               <w:top w:type="dxa" w:w="40"/>
               <w:left w:type="dxa" w:w="120"/>
@@ -8360,14 +9543,14 @@
         </w:tc>
         <w:tc>
           <w:tcPr>
-            <w:tcW w:type="dxa" w:w="876"/>
-            <w:tcBorders>
-              <w:top w:val="single" w:color="D1D5DB" w:sz="4"/>
-              <w:left w:val="single" w:color="D1D5DB" w:sz="4"/>
-              <w:bottom w:val="single" w:color="D1D5DB" w:sz="4"/>
-              <w:right w:val="single" w:color="D1D5DB" w:sz="4"/>
-            </w:tcBorders>
-            <w:shd w:fill="FFFFFF" w:color="auto" w:val="clear"/>
+            <w:tcW w:type="dxa" w:w="1109"/>
+            <w:tcBorders>
+              <w:top w:val="single" w:color="D1D5DB" w:sz="4"/>
+              <w:left w:val="single" w:color="D1D5DB" w:sz="4"/>
+              <w:bottom w:val="single" w:color="D1D5DB" w:sz="4"/>
+              <w:right w:val="single" w:color="D1D5DB" w:sz="4"/>
+            </w:tcBorders>
+            <w:shd w:fill="EEF0FF" w:color="auto" w:val="clear"/>
             <w:tcMar>
               <w:top w:type="dxa" w:w="40"/>
               <w:left w:type="dxa" w:w="120"/>
@@ -8393,14 +9576,14 @@
         </w:trPr>
         <w:tc>
           <w:tcPr>
-            <w:tcW w:type="dxa" w:w="2417"/>
-            <w:tcBorders>
-              <w:top w:val="single" w:color="D1D5DB" w:sz="4"/>
-              <w:left w:val="single" w:color="D1D5DB" w:sz="4"/>
-              <w:bottom w:val="single" w:color="D1D5DB" w:sz="4"/>
-              <w:right w:val="single" w:color="D1D5DB" w:sz="4"/>
-            </w:tcBorders>
-            <w:shd w:fill="EEF0FF" w:color="auto" w:val="clear"/>
+            <w:tcW w:type="dxa" w:w="2370"/>
+            <w:tcBorders>
+              <w:top w:val="single" w:color="D1D5DB" w:sz="4"/>
+              <w:left w:val="single" w:color="D1D5DB" w:sz="4"/>
+              <w:bottom w:val="single" w:color="D1D5DB" w:sz="4"/>
+              <w:right w:val="single" w:color="D1D5DB" w:sz="4"/>
+            </w:tcBorders>
+            <w:shd w:fill="FFFFFF" w:color="auto" w:val="clear"/>
             <w:tcMar>
               <w:top w:type="dxa" w:w="40"/>
               <w:left w:type="dxa" w:w="120"/>
@@ -8423,14 +9606,14 @@
         </w:tc>
         <w:tc>
           <w:tcPr>
-            <w:tcW w:type="dxa" w:w="6119"/>
-            <w:tcBorders>
-              <w:top w:val="single" w:color="D1D5DB" w:sz="4"/>
-              <w:left w:val="single" w:color="D1D5DB" w:sz="4"/>
-              <w:bottom w:val="single" w:color="D1D5DB" w:sz="4"/>
-              <w:right w:val="single" w:color="D1D5DB" w:sz="4"/>
-            </w:tcBorders>
-            <w:shd w:fill="EEF0FF" w:color="auto" w:val="clear"/>
+            <w:tcW w:type="dxa" w:w="5933"/>
+            <w:tcBorders>
+              <w:top w:val="single" w:color="D1D5DB" w:sz="4"/>
+              <w:left w:val="single" w:color="D1D5DB" w:sz="4"/>
+              <w:bottom w:val="single" w:color="D1D5DB" w:sz="4"/>
+              <w:right w:val="single" w:color="D1D5DB" w:sz="4"/>
+            </w:tcBorders>
+            <w:shd w:fill="FFFFFF" w:color="auto" w:val="clear"/>
             <w:tcMar>
               <w:top w:type="dxa" w:w="40"/>
               <w:left w:type="dxa" w:w="120"/>
@@ -8451,14 +9634,14 @@
         </w:tc>
         <w:tc>
           <w:tcPr>
-            <w:tcW w:type="dxa" w:w="876"/>
-            <w:tcBorders>
-              <w:top w:val="single" w:color="D1D5DB" w:sz="4"/>
-              <w:left w:val="single" w:color="D1D5DB" w:sz="4"/>
-              <w:bottom w:val="single" w:color="D1D5DB" w:sz="4"/>
-              <w:right w:val="single" w:color="D1D5DB" w:sz="4"/>
-            </w:tcBorders>
-            <w:shd w:fill="EEF0FF" w:color="auto" w:val="clear"/>
+            <w:tcW w:type="dxa" w:w="1109"/>
+            <w:tcBorders>
+              <w:top w:val="single" w:color="D1D5DB" w:sz="4"/>
+              <w:left w:val="single" w:color="D1D5DB" w:sz="4"/>
+              <w:bottom w:val="single" w:color="D1D5DB" w:sz="4"/>
+              <w:right w:val="single" w:color="D1D5DB" w:sz="4"/>
+            </w:tcBorders>
+            <w:shd w:fill="FFFFFF" w:color="auto" w:val="clear"/>
             <w:tcMar>
               <w:top w:type="dxa" w:w="40"/>
               <w:left w:type="dxa" w:w="120"/>
@@ -8484,14 +9667,14 @@
         </w:trPr>
         <w:tc>
           <w:tcPr>
-            <w:tcW w:type="dxa" w:w="2417"/>
-            <w:tcBorders>
-              <w:top w:val="single" w:color="D1D5DB" w:sz="4"/>
-              <w:left w:val="single" w:color="D1D5DB" w:sz="4"/>
-              <w:bottom w:val="single" w:color="D1D5DB" w:sz="4"/>
-              <w:right w:val="single" w:color="D1D5DB" w:sz="4"/>
-            </w:tcBorders>
-            <w:shd w:fill="FFFFFF" w:color="auto" w:val="clear"/>
+            <w:tcW w:type="dxa" w:w="2370"/>
+            <w:tcBorders>
+              <w:top w:val="single" w:color="D1D5DB" w:sz="4"/>
+              <w:left w:val="single" w:color="D1D5DB" w:sz="4"/>
+              <w:bottom w:val="single" w:color="D1D5DB" w:sz="4"/>
+              <w:right w:val="single" w:color="D1D5DB" w:sz="4"/>
+            </w:tcBorders>
+            <w:shd w:fill="EEF0FF" w:color="auto" w:val="clear"/>
             <w:tcMar>
               <w:top w:type="dxa" w:w="40"/>
               <w:left w:type="dxa" w:w="120"/>
@@ -8514,14 +9697,14 @@
         </w:tc>
         <w:tc>
           <w:tcPr>
-            <w:tcW w:type="dxa" w:w="6119"/>
-            <w:tcBorders>
-              <w:top w:val="single" w:color="D1D5DB" w:sz="4"/>
-              <w:left w:val="single" w:color="D1D5DB" w:sz="4"/>
-              <w:bottom w:val="single" w:color="D1D5DB" w:sz="4"/>
-              <w:right w:val="single" w:color="D1D5DB" w:sz="4"/>
-            </w:tcBorders>
-            <w:shd w:fill="FFFFFF" w:color="auto" w:val="clear"/>
+            <w:tcW w:type="dxa" w:w="5933"/>
+            <w:tcBorders>
+              <w:top w:val="single" w:color="D1D5DB" w:sz="4"/>
+              <w:left w:val="single" w:color="D1D5DB" w:sz="4"/>
+              <w:bottom w:val="single" w:color="D1D5DB" w:sz="4"/>
+              <w:right w:val="single" w:color="D1D5DB" w:sz="4"/>
+            </w:tcBorders>
+            <w:shd w:fill="EEF0FF" w:color="auto" w:val="clear"/>
             <w:tcMar>
               <w:top w:type="dxa" w:w="40"/>
               <w:left w:type="dxa" w:w="120"/>
@@ -8542,14 +9725,14 @@
         </w:tc>
         <w:tc>
           <w:tcPr>
-            <w:tcW w:type="dxa" w:w="876"/>
-            <w:tcBorders>
-              <w:top w:val="single" w:color="D1D5DB" w:sz="4"/>
-              <w:left w:val="single" w:color="D1D5DB" w:sz="4"/>
-              <w:bottom w:val="single" w:color="D1D5DB" w:sz="4"/>
-              <w:right w:val="single" w:color="D1D5DB" w:sz="4"/>
-            </w:tcBorders>
-            <w:shd w:fill="FFFFFF" w:color="auto" w:val="clear"/>
+            <w:tcW w:type="dxa" w:w="1109"/>
+            <w:tcBorders>
+              <w:top w:val="single" w:color="D1D5DB" w:sz="4"/>
+              <w:left w:val="single" w:color="D1D5DB" w:sz="4"/>
+              <w:bottom w:val="single" w:color="D1D5DB" w:sz="4"/>
+              <w:right w:val="single" w:color="D1D5DB" w:sz="4"/>
+            </w:tcBorders>
+            <w:shd w:fill="EEF0FF" w:color="auto" w:val="clear"/>
             <w:tcMar>
               <w:top w:type="dxa" w:w="40"/>
               <w:left w:type="dxa" w:w="120"/>
@@ -8575,14 +9758,14 @@
         </w:trPr>
         <w:tc>
           <w:tcPr>
-            <w:tcW w:type="dxa" w:w="2417"/>
-            <w:tcBorders>
-              <w:top w:val="single" w:color="D1D5DB" w:sz="4"/>
-              <w:left w:val="single" w:color="D1D5DB" w:sz="4"/>
-              <w:bottom w:val="single" w:color="D1D5DB" w:sz="4"/>
-              <w:right w:val="single" w:color="D1D5DB" w:sz="4"/>
-            </w:tcBorders>
-            <w:shd w:fill="EEF0FF" w:color="auto" w:val="clear"/>
+            <w:tcW w:type="dxa" w:w="2370"/>
+            <w:tcBorders>
+              <w:top w:val="single" w:color="D1D5DB" w:sz="4"/>
+              <w:left w:val="single" w:color="D1D5DB" w:sz="4"/>
+              <w:bottom w:val="single" w:color="D1D5DB" w:sz="4"/>
+              <w:right w:val="single" w:color="D1D5DB" w:sz="4"/>
+            </w:tcBorders>
+            <w:shd w:fill="FFFFFF" w:color="auto" w:val="clear"/>
             <w:tcMar>
               <w:top w:type="dxa" w:w="40"/>
               <w:left w:type="dxa" w:w="120"/>
@@ -8605,14 +9788,14 @@
         </w:tc>
         <w:tc>
           <w:tcPr>
-            <w:tcW w:type="dxa" w:w="6119"/>
-            <w:tcBorders>
-              <w:top w:val="single" w:color="D1D5DB" w:sz="4"/>
-              <w:left w:val="single" w:color="D1D5DB" w:sz="4"/>
-              <w:bottom w:val="single" w:color="D1D5DB" w:sz="4"/>
-              <w:right w:val="single" w:color="D1D5DB" w:sz="4"/>
-            </w:tcBorders>
-            <w:shd w:fill="EEF0FF" w:color="auto" w:val="clear"/>
+            <w:tcW w:type="dxa" w:w="5933"/>
+            <w:tcBorders>
+              <w:top w:val="single" w:color="D1D5DB" w:sz="4"/>
+              <w:left w:val="single" w:color="D1D5DB" w:sz="4"/>
+              <w:bottom w:val="single" w:color="D1D5DB" w:sz="4"/>
+              <w:right w:val="single" w:color="D1D5DB" w:sz="4"/>
+            </w:tcBorders>
+            <w:shd w:fill="FFFFFF" w:color="auto" w:val="clear"/>
             <w:tcMar>
               <w:top w:type="dxa" w:w="40"/>
               <w:left w:type="dxa" w:w="120"/>
@@ -8633,14 +9816,14 @@
         </w:tc>
         <w:tc>
           <w:tcPr>
-            <w:tcW w:type="dxa" w:w="876"/>
-            <w:tcBorders>
-              <w:top w:val="single" w:color="D1D5DB" w:sz="4"/>
-              <w:left w:val="single" w:color="D1D5DB" w:sz="4"/>
-              <w:bottom w:val="single" w:color="D1D5DB" w:sz="4"/>
-              <w:right w:val="single" w:color="D1D5DB" w:sz="4"/>
-            </w:tcBorders>
-            <w:shd w:fill="EEF0FF" w:color="auto" w:val="clear"/>
+            <w:tcW w:type="dxa" w:w="1109"/>
+            <w:tcBorders>
+              <w:top w:val="single" w:color="D1D5DB" w:sz="4"/>
+              <w:left w:val="single" w:color="D1D5DB" w:sz="4"/>
+              <w:bottom w:val="single" w:color="D1D5DB" w:sz="4"/>
+              <w:right w:val="single" w:color="D1D5DB" w:sz="4"/>
+            </w:tcBorders>
+            <w:shd w:fill="FFFFFF" w:color="auto" w:val="clear"/>
             <w:tcMar>
               <w:top w:type="dxa" w:w="40"/>
               <w:left w:type="dxa" w:w="120"/>
@@ -8666,14 +9849,14 @@
         </w:trPr>
         <w:tc>
           <w:tcPr>
-            <w:tcW w:type="dxa" w:w="2417"/>
-            <w:tcBorders>
-              <w:top w:val="single" w:color="D1D5DB" w:sz="4"/>
-              <w:left w:val="single" w:color="D1D5DB" w:sz="4"/>
-              <w:bottom w:val="single" w:color="D1D5DB" w:sz="4"/>
-              <w:right w:val="single" w:color="D1D5DB" w:sz="4"/>
-            </w:tcBorders>
-            <w:shd w:fill="FFFFFF" w:color="auto" w:val="clear"/>
+            <w:tcW w:type="dxa" w:w="2370"/>
+            <w:tcBorders>
+              <w:top w:val="single" w:color="D1D5DB" w:sz="4"/>
+              <w:left w:val="single" w:color="D1D5DB" w:sz="4"/>
+              <w:bottom w:val="single" w:color="D1D5DB" w:sz="4"/>
+              <w:right w:val="single" w:color="D1D5DB" w:sz="4"/>
+            </w:tcBorders>
+            <w:shd w:fill="EEF0FF" w:color="auto" w:val="clear"/>
             <w:tcMar>
               <w:top w:type="dxa" w:w="40"/>
               <w:left w:type="dxa" w:w="120"/>
@@ -8696,14 +9879,14 @@
         </w:tc>
         <w:tc>
           <w:tcPr>
-            <w:tcW w:type="dxa" w:w="6119"/>
-            <w:tcBorders>
-              <w:top w:val="single" w:color="D1D5DB" w:sz="4"/>
-              <w:left w:val="single" w:color="D1D5DB" w:sz="4"/>
-              <w:bottom w:val="single" w:color="D1D5DB" w:sz="4"/>
-              <w:right w:val="single" w:color="D1D5DB" w:sz="4"/>
-            </w:tcBorders>
-            <w:shd w:fill="FFFFFF" w:color="auto" w:val="clear"/>
+            <w:tcW w:type="dxa" w:w="5933"/>
+            <w:tcBorders>
+              <w:top w:val="single" w:color="D1D5DB" w:sz="4"/>
+              <w:left w:val="single" w:color="D1D5DB" w:sz="4"/>
+              <w:bottom w:val="single" w:color="D1D5DB" w:sz="4"/>
+              <w:right w:val="single" w:color="D1D5DB" w:sz="4"/>
+            </w:tcBorders>
+            <w:shd w:fill="EEF0FF" w:color="auto" w:val="clear"/>
             <w:tcMar>
               <w:top w:type="dxa" w:w="40"/>
               <w:left w:type="dxa" w:w="120"/>
@@ -8724,14 +9907,14 @@
         </w:tc>
         <w:tc>
           <w:tcPr>
-            <w:tcW w:type="dxa" w:w="876"/>
-            <w:tcBorders>
-              <w:top w:val="single" w:color="D1D5DB" w:sz="4"/>
-              <w:left w:val="single" w:color="D1D5DB" w:sz="4"/>
-              <w:bottom w:val="single" w:color="D1D5DB" w:sz="4"/>
-              <w:right w:val="single" w:color="D1D5DB" w:sz="4"/>
-            </w:tcBorders>
-            <w:shd w:fill="FFFFFF" w:color="auto" w:val="clear"/>
+            <w:tcW w:type="dxa" w:w="1109"/>
+            <w:tcBorders>
+              <w:top w:val="single" w:color="D1D5DB" w:sz="4"/>
+              <w:left w:val="single" w:color="D1D5DB" w:sz="4"/>
+              <w:bottom w:val="single" w:color="D1D5DB" w:sz="4"/>
+              <w:right w:val="single" w:color="D1D5DB" w:sz="4"/>
+            </w:tcBorders>
+            <w:shd w:fill="EEF0FF" w:color="auto" w:val="clear"/>
             <w:tcMar>
               <w:top w:type="dxa" w:w="40"/>
               <w:left w:type="dxa" w:w="120"/>
@@ -8757,14 +9940,14 @@
         </w:trPr>
         <w:tc>
           <w:tcPr>
-            <w:tcW w:type="dxa" w:w="2417"/>
-            <w:tcBorders>
-              <w:top w:val="single" w:color="D1D5DB" w:sz="4"/>
-              <w:left w:val="single" w:color="D1D5DB" w:sz="4"/>
-              <w:bottom w:val="single" w:color="D1D5DB" w:sz="4"/>
-              <w:right w:val="single" w:color="D1D5DB" w:sz="4"/>
-            </w:tcBorders>
-            <w:shd w:fill="EEF0FF" w:color="auto" w:val="clear"/>
+            <w:tcW w:type="dxa" w:w="2370"/>
+            <w:tcBorders>
+              <w:top w:val="single" w:color="D1D5DB" w:sz="4"/>
+              <w:left w:val="single" w:color="D1D5DB" w:sz="4"/>
+              <w:bottom w:val="single" w:color="D1D5DB" w:sz="4"/>
+              <w:right w:val="single" w:color="D1D5DB" w:sz="4"/>
+            </w:tcBorders>
+            <w:shd w:fill="FFFFFF" w:color="auto" w:val="clear"/>
             <w:tcMar>
               <w:top w:type="dxa" w:w="40"/>
               <w:left w:type="dxa" w:w="120"/>
@@ -8787,14 +9970,14 @@
         </w:tc>
         <w:tc>
           <w:tcPr>
-            <w:tcW w:type="dxa" w:w="6119"/>
-            <w:tcBorders>
-              <w:top w:val="single" w:color="D1D5DB" w:sz="4"/>
-              <w:left w:val="single" w:color="D1D5DB" w:sz="4"/>
-              <w:bottom w:val="single" w:color="D1D5DB" w:sz="4"/>
-              <w:right w:val="single" w:color="D1D5DB" w:sz="4"/>
-            </w:tcBorders>
-            <w:shd w:fill="EEF0FF" w:color="auto" w:val="clear"/>
+            <w:tcW w:type="dxa" w:w="5933"/>
+            <w:tcBorders>
+              <w:top w:val="single" w:color="D1D5DB" w:sz="4"/>
+              <w:left w:val="single" w:color="D1D5DB" w:sz="4"/>
+              <w:bottom w:val="single" w:color="D1D5DB" w:sz="4"/>
+              <w:right w:val="single" w:color="D1D5DB" w:sz="4"/>
+            </w:tcBorders>
+            <w:shd w:fill="FFFFFF" w:color="auto" w:val="clear"/>
             <w:tcMar>
               <w:top w:type="dxa" w:w="40"/>
               <w:left w:type="dxa" w:w="120"/>
@@ -8815,14 +9998,14 @@
         </w:tc>
         <w:tc>
           <w:tcPr>
-            <w:tcW w:type="dxa" w:w="876"/>
-            <w:tcBorders>
-              <w:top w:val="single" w:color="D1D5DB" w:sz="4"/>
-              <w:left w:val="single" w:color="D1D5DB" w:sz="4"/>
-              <w:bottom w:val="single" w:color="D1D5DB" w:sz="4"/>
-              <w:right w:val="single" w:color="D1D5DB" w:sz="4"/>
-            </w:tcBorders>
-            <w:shd w:fill="EEF0FF" w:color="auto" w:val="clear"/>
+            <w:tcW w:type="dxa" w:w="1109"/>
+            <w:tcBorders>
+              <w:top w:val="single" w:color="D1D5DB" w:sz="4"/>
+              <w:left w:val="single" w:color="D1D5DB" w:sz="4"/>
+              <w:bottom w:val="single" w:color="D1D5DB" w:sz="4"/>
+              <w:right w:val="single" w:color="D1D5DB" w:sz="4"/>
+            </w:tcBorders>
+            <w:shd w:fill="FFFFFF" w:color="auto" w:val="clear"/>
             <w:tcMar>
               <w:top w:type="dxa" w:w="40"/>
               <w:left w:type="dxa" w:w="120"/>
@@ -8848,7 +10031,98 @@
         </w:trPr>
         <w:tc>
           <w:tcPr>
-            <w:tcW w:type="dxa" w:w="2417"/>
+            <w:tcW w:type="dxa" w:w="2370"/>
+            <w:tcBorders>
+              <w:top w:val="single" w:color="D1D5DB" w:sz="4"/>
+              <w:left w:val="single" w:color="D1D5DB" w:sz="4"/>
+              <w:bottom w:val="single" w:color="D1D5DB" w:sz="4"/>
+              <w:right w:val="single" w:color="D1D5DB" w:sz="4"/>
+            </w:tcBorders>
+            <w:shd w:fill="EEF0FF" w:color="auto" w:val="clear"/>
+            <w:tcMar>
+              <w:top w:type="dxa" w:w="40"/>
+              <w:left w:type="dxa" w:w="120"/>
+              <w:bottom w:type="dxa" w:w="40"/>
+              <w:right w:type="dxa" w:w="120"/>
+            </w:tcMar>
+            <w:vAlign w:val="top"/>
+          </w:tcPr>
+          <w:p>
+            <w:r>
+              <w:rPr>
+                <w:b/>
+                <w:bCs/>
+                <w:sz w:val="20"/>
+                <w:szCs w:val="20"/>
+              </w:rPr>
+              <w:t xml:space="preserve">Response cache</w:t>
+            </w:r>
+          </w:p>
+        </w:tc>
+        <w:tc>
+          <w:tcPr>
+            <w:tcW w:type="dxa" w:w="5933"/>
+            <w:tcBorders>
+              <w:top w:val="single" w:color="D1D5DB" w:sz="4"/>
+              <w:left w:val="single" w:color="D1D5DB" w:sz="4"/>
+              <w:bottom w:val="single" w:color="D1D5DB" w:sz="4"/>
+              <w:right w:val="single" w:color="D1D5DB" w:sz="4"/>
+            </w:tcBorders>
+            <w:shd w:fill="EEF0FF" w:color="auto" w:val="clear"/>
+            <w:tcMar>
+              <w:top w:type="dxa" w:w="40"/>
+              <w:left w:type="dxa" w:w="120"/>
+              <w:bottom w:type="dxa" w:w="40"/>
+              <w:right w:type="dxa" w:w="120"/>
+            </w:tcMar>
+            <w:vAlign w:val="top"/>
+          </w:tcPr>
+          <w:p>
+            <w:r>
+              <w:rPr>
+                <w:sz w:val="20"/>
+                <w:szCs w:val="20"/>
+              </w:rPr>
+              <w:t xml:space="preserve">Saved complete answers reused only when all response-changing inputs match.</w:t>
+            </w:r>
+          </w:p>
+        </w:tc>
+        <w:tc>
+          <w:tcPr>
+            <w:tcW w:type="dxa" w:w="1109"/>
+            <w:tcBorders>
+              <w:top w:val="single" w:color="D1D5DB" w:sz="4"/>
+              <w:left w:val="single" w:color="D1D5DB" w:sz="4"/>
+              <w:bottom w:val="single" w:color="D1D5DB" w:sz="4"/>
+              <w:right w:val="single" w:color="D1D5DB" w:sz="4"/>
+            </w:tcBorders>
+            <w:shd w:fill="EEF0FF" w:color="auto" w:val="clear"/>
+            <w:tcMar>
+              <w:top w:type="dxa" w:w="40"/>
+              <w:left w:type="dxa" w:w="120"/>
+              <w:bottom w:type="dxa" w:w="40"/>
+              <w:right w:type="dxa" w:w="120"/>
+            </w:tcMar>
+            <w:vAlign w:val="top"/>
+          </w:tcPr>
+          <w:p>
+            <w:r>
+              <w:rPr>
+                <w:sz w:val="20"/>
+                <w:szCs w:val="20"/>
+              </w:rPr>
+              <w:t xml:space="preserve">11</w:t>
+            </w:r>
+          </w:p>
+        </w:tc>
+      </w:tr>
+      <w:tr>
+        <w:trPr>
+          <w:cantSplit/>
+        </w:trPr>
+        <w:tc>
+          <w:tcPr>
+            <w:tcW w:type="dxa" w:w="2370"/>
             <w:tcBorders>
               <w:top w:val="single" w:color="D1D5DB" w:sz="4"/>
               <w:left w:val="single" w:color="D1D5DB" w:sz="4"/>
@@ -8878,7 +10152,7 @@
         </w:tc>
         <w:tc>
           <w:tcPr>
-            <w:tcW w:type="dxa" w:w="6119"/>
+            <w:tcW w:type="dxa" w:w="5933"/>
             <w:tcBorders>
               <w:top w:val="single" w:color="D1D5DB" w:sz="4"/>
               <w:left w:val="single" w:color="D1D5DB" w:sz="4"/>
@@ -8906,7 +10180,7 @@
         </w:tc>
         <w:tc>
           <w:tcPr>
-            <w:tcW w:type="dxa" w:w="876"/>
+            <w:tcW w:type="dxa" w:w="1109"/>
             <w:tcBorders>
               <w:top w:val="single" w:color="D1D5DB" w:sz="4"/>
               <w:left w:val="single" w:color="D1D5DB" w:sz="4"/>
@@ -8939,7 +10213,7 @@
         </w:trPr>
         <w:tc>
           <w:tcPr>
-            <w:tcW w:type="dxa" w:w="2417"/>
+            <w:tcW w:type="dxa" w:w="2370"/>
             <w:tcBorders>
               <w:top w:val="single" w:color="D1D5DB" w:sz="4"/>
               <w:left w:val="single" w:color="D1D5DB" w:sz="4"/>
@@ -8969,7 +10243,7 @@
         </w:tc>
         <w:tc>
           <w:tcPr>
-            <w:tcW w:type="dxa" w:w="6119"/>
+            <w:tcW w:type="dxa" w:w="5933"/>
             <w:tcBorders>
               <w:top w:val="single" w:color="D1D5DB" w:sz="4"/>
               <w:left w:val="single" w:color="D1D5DB" w:sz="4"/>
@@ -8997,7 +10271,7 @@
         </w:tc>
         <w:tc>
           <w:tcPr>
-            <w:tcW w:type="dxa" w:w="876"/>
+            <w:tcW w:type="dxa" w:w="1109"/>
             <w:tcBorders>
               <w:top w:val="single" w:color="D1D5DB" w:sz="4"/>
               <w:left w:val="single" w:color="D1D5DB" w:sz="4"/>
@@ -9030,7 +10304,7 @@
         </w:trPr>
         <w:tc>
           <w:tcPr>
-            <w:tcW w:type="dxa" w:w="2417"/>
+            <w:tcW w:type="dxa" w:w="2370"/>
             <w:tcBorders>
               <w:top w:val="single" w:color="D1D5DB" w:sz="4"/>
               <w:left w:val="single" w:color="D1D5DB" w:sz="4"/>
@@ -9060,7 +10334,7 @@
         </w:tc>
         <w:tc>
           <w:tcPr>
-            <w:tcW w:type="dxa" w:w="6119"/>
+            <w:tcW w:type="dxa" w:w="5933"/>
             <w:tcBorders>
               <w:top w:val="single" w:color="D1D5DB" w:sz="4"/>
               <w:left w:val="single" w:color="D1D5DB" w:sz="4"/>
@@ -9088,7 +10362,7 @@
         </w:tc>
         <w:tc>
           <w:tcPr>
-            <w:tcW w:type="dxa" w:w="876"/>
+            <w:tcW w:type="dxa" w:w="1109"/>
             <w:tcBorders>
               <w:top w:val="single" w:color="D1D5DB" w:sz="4"/>
               <w:left w:val="single" w:color="D1D5DB" w:sz="4"/>
@@ -9121,7 +10395,7 @@
         </w:trPr>
         <w:tc>
           <w:tcPr>
-            <w:tcW w:type="dxa" w:w="2417"/>
+            <w:tcW w:type="dxa" w:w="2370"/>
             <w:tcBorders>
               <w:top w:val="single" w:color="D1D5DB" w:sz="4"/>
               <w:left w:val="single" w:color="D1D5DB" w:sz="4"/>
@@ -9151,7 +10425,7 @@
         </w:tc>
         <w:tc>
           <w:tcPr>
-            <w:tcW w:type="dxa" w:w="6119"/>
+            <w:tcW w:type="dxa" w:w="5933"/>
             <w:tcBorders>
               <w:top w:val="single" w:color="D1D5DB" w:sz="4"/>
               <w:left w:val="single" w:color="D1D5DB" w:sz="4"/>
@@ -9179,7 +10453,7 @@
         </w:tc>
         <w:tc>
           <w:tcPr>
-            <w:tcW w:type="dxa" w:w="876"/>
+            <w:tcW w:type="dxa" w:w="1109"/>
             <w:tcBorders>
               <w:top w:val="single" w:color="D1D5DB" w:sz="4"/>
               <w:left w:val="single" w:color="D1D5DB" w:sz="4"/>
@@ -9212,7 +10486,7 @@
         </w:trPr>
         <w:tc>
           <w:tcPr>
-            <w:tcW w:type="dxa" w:w="2417"/>
+            <w:tcW w:type="dxa" w:w="2370"/>
             <w:tcBorders>
               <w:top w:val="single" w:color="D1D5DB" w:sz="4"/>
               <w:left w:val="single" w:color="D1D5DB" w:sz="4"/>
@@ -9242,7 +10516,7 @@
         </w:tc>
         <w:tc>
           <w:tcPr>
-            <w:tcW w:type="dxa" w:w="6119"/>
+            <w:tcW w:type="dxa" w:w="5933"/>
             <w:tcBorders>
               <w:top w:val="single" w:color="D1D5DB" w:sz="4"/>
               <w:left w:val="single" w:color="D1D5DB" w:sz="4"/>
@@ -9270,7 +10544,7 @@
         </w:tc>
         <w:tc>
           <w:tcPr>
-            <w:tcW w:type="dxa" w:w="876"/>
+            <w:tcW w:type="dxa" w:w="1109"/>
             <w:tcBorders>
               <w:top w:val="single" w:color="D1D5DB" w:sz="4"/>
               <w:left w:val="single" w:color="D1D5DB" w:sz="4"/>
@@ -9303,7 +10577,7 @@
         </w:trPr>
         <w:tc>
           <w:tcPr>
-            <w:tcW w:type="dxa" w:w="2417"/>
+            <w:tcW w:type="dxa" w:w="2370"/>
             <w:tcBorders>
               <w:top w:val="single" w:color="D1D5DB" w:sz="4"/>
               <w:left w:val="single" w:color="D1D5DB" w:sz="4"/>
@@ -9333,7 +10607,7 @@
         </w:tc>
         <w:tc>
           <w:tcPr>
-            <w:tcW w:type="dxa" w:w="6119"/>
+            <w:tcW w:type="dxa" w:w="5933"/>
             <w:tcBorders>
               <w:top w:val="single" w:color="D1D5DB" w:sz="4"/>
               <w:left w:val="single" w:color="D1D5DB" w:sz="4"/>
@@ -9361,7 +10635,7 @@
         </w:tc>
         <w:tc>
           <w:tcPr>
-            <w:tcW w:type="dxa" w:w="876"/>
+            <w:tcW w:type="dxa" w:w="1109"/>
             <w:tcBorders>
               <w:top w:val="single" w:color="D1D5DB" w:sz="4"/>
               <w:left w:val="single" w:color="D1D5DB" w:sz="4"/>
@@ -9394,7 +10668,7 @@
         </w:trPr>
         <w:tc>
           <w:tcPr>
-            <w:tcW w:type="dxa" w:w="2417"/>
+            <w:tcW w:type="dxa" w:w="2370"/>
             <w:tcBorders>
               <w:top w:val="single" w:color="D1D5DB" w:sz="4"/>
               <w:left w:val="single" w:color="D1D5DB" w:sz="4"/>
@@ -9424,7 +10698,7 @@
         </w:tc>
         <w:tc>
           <w:tcPr>
-            <w:tcW w:type="dxa" w:w="6119"/>
+            <w:tcW w:type="dxa" w:w="5933"/>
             <w:tcBorders>
               <w:top w:val="single" w:color="D1D5DB" w:sz="4"/>
               <w:left w:val="single" w:color="D1D5DB" w:sz="4"/>
@@ -9452,7 +10726,7 @@
         </w:tc>
         <w:tc>
           <w:tcPr>
-            <w:tcW w:type="dxa" w:w="876"/>
+            <w:tcW w:type="dxa" w:w="1109"/>
             <w:tcBorders>
               <w:top w:val="single" w:color="D1D5DB" w:sz="4"/>
               <w:left w:val="single" w:color="D1D5DB" w:sz="4"/>
@@ -9485,7 +10759,7 @@
         </w:trPr>
         <w:tc>
           <w:tcPr>
-            <w:tcW w:type="dxa" w:w="2417"/>
+            <w:tcW w:type="dxa" w:w="2370"/>
             <w:tcBorders>
               <w:top w:val="single" w:color="D1D5DB" w:sz="4"/>
               <w:left w:val="single" w:color="D1D5DB" w:sz="4"/>
@@ -9515,7 +10789,7 @@
         </w:tc>
         <w:tc>
           <w:tcPr>
-            <w:tcW w:type="dxa" w:w="6119"/>
+            <w:tcW w:type="dxa" w:w="5933"/>
             <w:tcBorders>
               <w:top w:val="single" w:color="D1D5DB" w:sz="4"/>
               <w:left w:val="single" w:color="D1D5DB" w:sz="4"/>
@@ -9543,7 +10817,7 @@
         </w:tc>
         <w:tc>
           <w:tcPr>
-            <w:tcW w:type="dxa" w:w="876"/>
+            <w:tcW w:type="dxa" w:w="1109"/>
             <w:tcBorders>
               <w:top w:val="single" w:color="D1D5DB" w:sz="4"/>
               <w:left w:val="single" w:color="D1D5DB" w:sz="4"/>
@@ -9576,14 +10850,105 @@
         </w:trPr>
         <w:tc>
           <w:tcPr>
-            <w:tcW w:type="dxa" w:w="2417"/>
-            <w:tcBorders>
-              <w:top w:val="single" w:color="D1D5DB" w:sz="4"/>
-              <w:left w:val="single" w:color="D1D5DB" w:sz="4"/>
-              <w:bottom w:val="single" w:color="D1D5DB" w:sz="4"/>
-              <w:right w:val="single" w:color="D1D5DB" w:sz="4"/>
-            </w:tcBorders>
-            <w:shd w:fill="FFFFFF" w:color="auto" w:val="clear"/>
+            <w:tcW w:type="dxa" w:w="2370"/>
+            <w:tcBorders>
+              <w:top w:val="single" w:color="D1D5DB" w:sz="4"/>
+              <w:left w:val="single" w:color="D1D5DB" w:sz="4"/>
+              <w:bottom w:val="single" w:color="D1D5DB" w:sz="4"/>
+              <w:right w:val="single" w:color="D1D5DB" w:sz="4"/>
+            </w:tcBorders>
+            <w:shd w:fill="FFFFFF" w:color="auto" w:val="clear"/>
+            <w:tcMar>
+              <w:top w:type="dxa" w:w="40"/>
+              <w:left w:type="dxa" w:w="120"/>
+              <w:bottom w:type="dxa" w:w="40"/>
+              <w:right w:type="dxa" w:w="120"/>
+            </w:tcMar>
+            <w:vAlign w:val="top"/>
+          </w:tcPr>
+          <w:p>
+            <w:r>
+              <w:rPr>
+                <w:b/>
+                <w:bCs/>
+                <w:sz w:val="20"/>
+                <w:szCs w:val="20"/>
+              </w:rPr>
+              <w:t xml:space="preserve">Synthetic traffic</w:t>
+            </w:r>
+          </w:p>
+        </w:tc>
+        <w:tc>
+          <w:tcPr>
+            <w:tcW w:type="dxa" w:w="5933"/>
+            <w:tcBorders>
+              <w:top w:val="single" w:color="D1D5DB" w:sz="4"/>
+              <w:left w:val="single" w:color="D1D5DB" w:sz="4"/>
+              <w:bottom w:val="single" w:color="D1D5DB" w:sz="4"/>
+              <w:right w:val="single" w:color="D1D5DB" w:sz="4"/>
+            </w:tcBorders>
+            <w:shd w:fill="FFFFFF" w:color="auto" w:val="clear"/>
+            <w:tcMar>
+              <w:top w:type="dxa" w:w="40"/>
+              <w:left w:type="dxa" w:w="120"/>
+              <w:bottom w:type="dxa" w:w="40"/>
+              <w:right w:type="dxa" w:w="120"/>
+            </w:tcMar>
+            <w:vAlign w:val="top"/>
+          </w:tcPr>
+          <w:p>
+            <w:r>
+              <w:rPr>
+                <w:sz w:val="20"/>
+                <w:szCs w:val="20"/>
+              </w:rPr>
+              <w:t xml:space="preserve">Invented requests used to exercise an application and its monitoring.</w:t>
+            </w:r>
+          </w:p>
+        </w:tc>
+        <w:tc>
+          <w:tcPr>
+            <w:tcW w:type="dxa" w:w="1109"/>
+            <w:tcBorders>
+              <w:top w:val="single" w:color="D1D5DB" w:sz="4"/>
+              <w:left w:val="single" w:color="D1D5DB" w:sz="4"/>
+              <w:bottom w:val="single" w:color="D1D5DB" w:sz="4"/>
+              <w:right w:val="single" w:color="D1D5DB" w:sz="4"/>
+            </w:tcBorders>
+            <w:shd w:fill="FFFFFF" w:color="auto" w:val="clear"/>
+            <w:tcMar>
+              <w:top w:type="dxa" w:w="40"/>
+              <w:left w:type="dxa" w:w="120"/>
+              <w:bottom w:type="dxa" w:w="40"/>
+              <w:right w:type="dxa" w:w="120"/>
+            </w:tcMar>
+            <w:vAlign w:val="top"/>
+          </w:tcPr>
+          <w:p>
+            <w:r>
+              <w:rPr>
+                <w:sz w:val="20"/>
+                <w:szCs w:val="20"/>
+              </w:rPr>
+              <w:t xml:space="preserve">11</w:t>
+            </w:r>
+          </w:p>
+        </w:tc>
+      </w:tr>
+      <w:tr>
+        <w:trPr>
+          <w:cantSplit/>
+        </w:trPr>
+        <w:tc>
+          <w:tcPr>
+            <w:tcW w:type="dxa" w:w="2370"/>
+            <w:tcBorders>
+              <w:top w:val="single" w:color="D1D5DB" w:sz="4"/>
+              <w:left w:val="single" w:color="D1D5DB" w:sz="4"/>
+              <w:bottom w:val="single" w:color="D1D5DB" w:sz="4"/>
+              <w:right w:val="single" w:color="D1D5DB" w:sz="4"/>
+            </w:tcBorders>
+            <w:shd w:fill="EEF0FF" w:color="auto" w:val="clear"/>
             <w:tcMar>
               <w:top w:type="dxa" w:w="40"/>
               <w:left w:type="dxa" w:w="120"/>
@@ -9606,14 +10971,14 @@
         </w:tc>
         <w:tc>
           <w:tcPr>
-            <w:tcW w:type="dxa" w:w="6119"/>
-            <w:tcBorders>
-              <w:top w:val="single" w:color="D1D5DB" w:sz="4"/>
-              <w:left w:val="single" w:color="D1D5DB" w:sz="4"/>
-              <w:bottom w:val="single" w:color="D1D5DB" w:sz="4"/>
-              <w:right w:val="single" w:color="D1D5DB" w:sz="4"/>
-            </w:tcBorders>
-            <w:shd w:fill="FFFFFF" w:color="auto" w:val="clear"/>
+            <w:tcW w:type="dxa" w:w="5933"/>
+            <w:tcBorders>
+              <w:top w:val="single" w:color="D1D5DB" w:sz="4"/>
+              <w:left w:val="single" w:color="D1D5DB" w:sz="4"/>
+              <w:bottom w:val="single" w:color="D1D5DB" w:sz="4"/>
+              <w:right w:val="single" w:color="D1D5DB" w:sz="4"/>
+            </w:tcBorders>
+            <w:shd w:fill="EEF0FF" w:color="auto" w:val="clear"/>
             <w:tcMar>
               <w:top w:type="dxa" w:w="40"/>
               <w:left w:type="dxa" w:w="120"/>
@@ -9634,14 +10999,14 @@
         </w:tc>
         <w:tc>
           <w:tcPr>
-            <w:tcW w:type="dxa" w:w="876"/>
-            <w:tcBorders>
-              <w:top w:val="single" w:color="D1D5DB" w:sz="4"/>
-              <w:left w:val="single" w:color="D1D5DB" w:sz="4"/>
-              <w:bottom w:val="single" w:color="D1D5DB" w:sz="4"/>
-              <w:right w:val="single" w:color="D1D5DB" w:sz="4"/>
-            </w:tcBorders>
-            <w:shd w:fill="FFFFFF" w:color="auto" w:val="clear"/>
+            <w:tcW w:type="dxa" w:w="1109"/>
+            <w:tcBorders>
+              <w:top w:val="single" w:color="D1D5DB" w:sz="4"/>
+              <w:left w:val="single" w:color="D1D5DB" w:sz="4"/>
+              <w:bottom w:val="single" w:color="D1D5DB" w:sz="4"/>
+              <w:right w:val="single" w:color="D1D5DB" w:sz="4"/>
+            </w:tcBorders>
+            <w:shd w:fill="EEF0FF" w:color="auto" w:val="clear"/>
             <w:tcMar>
               <w:top w:type="dxa" w:w="40"/>
               <w:left w:type="dxa" w:w="120"/>
@@ -9667,14 +11032,14 @@
         </w:trPr>
         <w:tc>
           <w:tcPr>
-            <w:tcW w:type="dxa" w:w="2417"/>
-            <w:tcBorders>
-              <w:top w:val="single" w:color="D1D5DB" w:sz="4"/>
-              <w:left w:val="single" w:color="D1D5DB" w:sz="4"/>
-              <w:bottom w:val="single" w:color="D1D5DB" w:sz="4"/>
-              <w:right w:val="single" w:color="D1D5DB" w:sz="4"/>
-            </w:tcBorders>
-            <w:shd w:fill="EEF0FF" w:color="auto" w:val="clear"/>
+            <w:tcW w:type="dxa" w:w="2370"/>
+            <w:tcBorders>
+              <w:top w:val="single" w:color="D1D5DB" w:sz="4"/>
+              <w:left w:val="single" w:color="D1D5DB" w:sz="4"/>
+              <w:bottom w:val="single" w:color="D1D5DB" w:sz="4"/>
+              <w:right w:val="single" w:color="D1D5DB" w:sz="4"/>
+            </w:tcBorders>
+            <w:shd w:fill="FFFFFF" w:color="auto" w:val="clear"/>
             <w:tcMar>
               <w:top w:type="dxa" w:w="40"/>
               <w:left w:type="dxa" w:w="120"/>
@@ -9697,14 +11062,14 @@
         </w:tc>
         <w:tc>
           <w:tcPr>
-            <w:tcW w:type="dxa" w:w="6119"/>
-            <w:tcBorders>
-              <w:top w:val="single" w:color="D1D5DB" w:sz="4"/>
-              <w:left w:val="single" w:color="D1D5DB" w:sz="4"/>
-              <w:bottom w:val="single" w:color="D1D5DB" w:sz="4"/>
-              <w:right w:val="single" w:color="D1D5DB" w:sz="4"/>
-            </w:tcBorders>
-            <w:shd w:fill="EEF0FF" w:color="auto" w:val="clear"/>
+            <w:tcW w:type="dxa" w:w="5933"/>
+            <w:tcBorders>
+              <w:top w:val="single" w:color="D1D5DB" w:sz="4"/>
+              <w:left w:val="single" w:color="D1D5DB" w:sz="4"/>
+              <w:bottom w:val="single" w:color="D1D5DB" w:sz="4"/>
+              <w:right w:val="single" w:color="D1D5DB" w:sz="4"/>
+            </w:tcBorders>
+            <w:shd w:fill="FFFFFF" w:color="auto" w:val="clear"/>
             <w:tcMar>
               <w:top w:type="dxa" w:w="40"/>
               <w:left w:type="dxa" w:w="120"/>
@@ -9725,14 +11090,14 @@
         </w:tc>
         <w:tc>
           <w:tcPr>
-            <w:tcW w:type="dxa" w:w="876"/>
-            <w:tcBorders>
-              <w:top w:val="single" w:color="D1D5DB" w:sz="4"/>
-              <w:left w:val="single" w:color="D1D5DB" w:sz="4"/>
-              <w:bottom w:val="single" w:color="D1D5DB" w:sz="4"/>
-              <w:right w:val="single" w:color="D1D5DB" w:sz="4"/>
-            </w:tcBorders>
-            <w:shd w:fill="EEF0FF" w:color="auto" w:val="clear"/>
+            <w:tcW w:type="dxa" w:w="1109"/>
+            <w:tcBorders>
+              <w:top w:val="single" w:color="D1D5DB" w:sz="4"/>
+              <w:left w:val="single" w:color="D1D5DB" w:sz="4"/>
+              <w:bottom w:val="single" w:color="D1D5DB" w:sz="4"/>
+              <w:right w:val="single" w:color="D1D5DB" w:sz="4"/>
+            </w:tcBorders>
+            <w:shd w:fill="FFFFFF" w:color="auto" w:val="clear"/>
             <w:tcMar>
               <w:top w:type="dxa" w:w="40"/>
               <w:left w:type="dxa" w:w="120"/>
@@ -9758,14 +11123,14 @@
         </w:trPr>
         <w:tc>
           <w:tcPr>
-            <w:tcW w:type="dxa" w:w="2417"/>
-            <w:tcBorders>
-              <w:top w:val="single" w:color="D1D5DB" w:sz="4"/>
-              <w:left w:val="single" w:color="D1D5DB" w:sz="4"/>
-              <w:bottom w:val="single" w:color="D1D5DB" w:sz="4"/>
-              <w:right w:val="single" w:color="D1D5DB" w:sz="4"/>
-            </w:tcBorders>
-            <w:shd w:fill="FFFFFF" w:color="auto" w:val="clear"/>
+            <w:tcW w:type="dxa" w:w="2370"/>
+            <w:tcBorders>
+              <w:top w:val="single" w:color="D1D5DB" w:sz="4"/>
+              <w:left w:val="single" w:color="D1D5DB" w:sz="4"/>
+              <w:bottom w:val="single" w:color="D1D5DB" w:sz="4"/>
+              <w:right w:val="single" w:color="D1D5DB" w:sz="4"/>
+            </w:tcBorders>
+            <w:shd w:fill="EEF0FF" w:color="auto" w:val="clear"/>
             <w:tcMar>
               <w:top w:type="dxa" w:w="40"/>
               <w:left w:type="dxa" w:w="120"/>
@@ -9788,14 +11153,14 @@
         </w:tc>
         <w:tc>
           <w:tcPr>
-            <w:tcW w:type="dxa" w:w="6119"/>
-            <w:tcBorders>
-              <w:top w:val="single" w:color="D1D5DB" w:sz="4"/>
-              <w:left w:val="single" w:color="D1D5DB" w:sz="4"/>
-              <w:bottom w:val="single" w:color="D1D5DB" w:sz="4"/>
-              <w:right w:val="single" w:color="D1D5DB" w:sz="4"/>
-            </w:tcBorders>
-            <w:shd w:fill="FFFFFF" w:color="auto" w:val="clear"/>
+            <w:tcW w:type="dxa" w:w="5933"/>
+            <w:tcBorders>
+              <w:top w:val="single" w:color="D1D5DB" w:sz="4"/>
+              <w:left w:val="single" w:color="D1D5DB" w:sz="4"/>
+              <w:bottom w:val="single" w:color="D1D5DB" w:sz="4"/>
+              <w:right w:val="single" w:color="D1D5DB" w:sz="4"/>
+            </w:tcBorders>
+            <w:shd w:fill="EEF0FF" w:color="auto" w:val="clear"/>
             <w:tcMar>
               <w:top w:type="dxa" w:w="40"/>
               <w:left w:type="dxa" w:w="120"/>
@@ -9816,14 +11181,14 @@
         </w:tc>
         <w:tc>
           <w:tcPr>
-            <w:tcW w:type="dxa" w:w="876"/>
-            <w:tcBorders>
-              <w:top w:val="single" w:color="D1D5DB" w:sz="4"/>
-              <w:left w:val="single" w:color="D1D5DB" w:sz="4"/>
-              <w:bottom w:val="single" w:color="D1D5DB" w:sz="4"/>
-              <w:right w:val="single" w:color="D1D5DB" w:sz="4"/>
-            </w:tcBorders>
-            <w:shd w:fill="FFFFFF" w:color="auto" w:val="clear"/>
+            <w:tcW w:type="dxa" w:w="1109"/>
+            <w:tcBorders>
+              <w:top w:val="single" w:color="D1D5DB" w:sz="4"/>
+              <w:left w:val="single" w:color="D1D5DB" w:sz="4"/>
+              <w:bottom w:val="single" w:color="D1D5DB" w:sz="4"/>
+              <w:right w:val="single" w:color="D1D5DB" w:sz="4"/>
+            </w:tcBorders>
+            <w:shd w:fill="EEF0FF" w:color="auto" w:val="clear"/>
             <w:tcMar>
               <w:top w:type="dxa" w:w="40"/>
               <w:left w:type="dxa" w:w="120"/>
@@ -9849,7 +11214,98 @@
         </w:trPr>
         <w:tc>
           <w:tcPr>
-            <w:tcW w:type="dxa" w:w="2417"/>
+            <w:tcW w:type="dxa" w:w="2370"/>
+            <w:tcBorders>
+              <w:top w:val="single" w:color="D1D5DB" w:sz="4"/>
+              <w:left w:val="single" w:color="D1D5DB" w:sz="4"/>
+              <w:bottom w:val="single" w:color="D1D5DB" w:sz="4"/>
+              <w:right w:val="single" w:color="D1D5DB" w:sz="4"/>
+            </w:tcBorders>
+            <w:shd w:fill="FFFFFF" w:color="auto" w:val="clear"/>
+            <w:tcMar>
+              <w:top w:type="dxa" w:w="40"/>
+              <w:left w:type="dxa" w:w="120"/>
+              <w:bottom w:type="dxa" w:w="40"/>
+              <w:right w:type="dxa" w:w="120"/>
+            </w:tcMar>
+            <w:vAlign w:val="top"/>
+          </w:tcPr>
+          <w:p>
+            <w:r>
+              <w:rPr>
+                <w:b/>
+                <w:bCs/>
+                <w:sz w:val="20"/>
+                <w:szCs w:val="20"/>
+              </w:rPr>
+              <w:t xml:space="preserve">TestClient</w:t>
+            </w:r>
+          </w:p>
+        </w:tc>
+        <w:tc>
+          <w:tcPr>
+            <w:tcW w:type="dxa" w:w="5933"/>
+            <w:tcBorders>
+              <w:top w:val="single" w:color="D1D5DB" w:sz="4"/>
+              <w:left w:val="single" w:color="D1D5DB" w:sz="4"/>
+              <w:bottom w:val="single" w:color="D1D5DB" w:sz="4"/>
+              <w:right w:val="single" w:color="D1D5DB" w:sz="4"/>
+            </w:tcBorders>
+            <w:shd w:fill="FFFFFF" w:color="auto" w:val="clear"/>
+            <w:tcMar>
+              <w:top w:type="dxa" w:w="40"/>
+              <w:left w:type="dxa" w:w="120"/>
+              <w:bottom w:type="dxa" w:w="40"/>
+              <w:right w:type="dxa" w:w="120"/>
+            </w:tcMar>
+            <w:vAlign w:val="top"/>
+          </w:tcPr>
+          <w:p>
+            <w:r>
+              <w:rPr>
+                <w:sz w:val="20"/>
+                <w:szCs w:val="20"/>
+              </w:rPr>
+              <w:t xml:space="preserve">An in-process HTTP request tester; its timing excludes real network transport.</w:t>
+            </w:r>
+          </w:p>
+        </w:tc>
+        <w:tc>
+          <w:tcPr>
+            <w:tcW w:type="dxa" w:w="1109"/>
+            <w:tcBorders>
+              <w:top w:val="single" w:color="D1D5DB" w:sz="4"/>
+              <w:left w:val="single" w:color="D1D5DB" w:sz="4"/>
+              <w:bottom w:val="single" w:color="D1D5DB" w:sz="4"/>
+              <w:right w:val="single" w:color="D1D5DB" w:sz="4"/>
+            </w:tcBorders>
+            <w:shd w:fill="FFFFFF" w:color="auto" w:val="clear"/>
+            <w:tcMar>
+              <w:top w:type="dxa" w:w="40"/>
+              <w:left w:type="dxa" w:w="120"/>
+              <w:bottom w:type="dxa" w:w="40"/>
+              <w:right w:type="dxa" w:w="120"/>
+            </w:tcMar>
+            <w:vAlign w:val="top"/>
+          </w:tcPr>
+          <w:p>
+            <w:r>
+              <w:rPr>
+                <w:sz w:val="20"/>
+                <w:szCs w:val="20"/>
+              </w:rPr>
+              <w:t xml:space="preserve">11</w:t>
+            </w:r>
+          </w:p>
+        </w:tc>
+      </w:tr>
+      <w:tr>
+        <w:trPr>
+          <w:cantSplit/>
+        </w:trPr>
+        <w:tc>
+          <w:tcPr>
+            <w:tcW w:type="dxa" w:w="2370"/>
             <w:tcBorders>
               <w:top w:val="single" w:color="D1D5DB" w:sz="4"/>
               <w:left w:val="single" w:color="D1D5DB" w:sz="4"/>
@@ -9879,7 +11335,7 @@
         </w:tc>
         <w:tc>
           <w:tcPr>
-            <w:tcW w:type="dxa" w:w="6119"/>
+            <w:tcW w:type="dxa" w:w="5933"/>
             <w:tcBorders>
               <w:top w:val="single" w:color="D1D5DB" w:sz="4"/>
               <w:left w:val="single" w:color="D1D5DB" w:sz="4"/>
@@ -9907,7 +11363,7 @@
         </w:tc>
         <w:tc>
           <w:tcPr>
-            <w:tcW w:type="dxa" w:w="876"/>
+            <w:tcW w:type="dxa" w:w="1109"/>
             <w:tcBorders>
               <w:top w:val="single" w:color="D1D5DB" w:sz="4"/>
               <w:left w:val="single" w:color="D1D5DB" w:sz="4"/>
@@ -9940,7 +11396,7 @@
         </w:trPr>
         <w:tc>
           <w:tcPr>
-            <w:tcW w:type="dxa" w:w="2417"/>
+            <w:tcW w:type="dxa" w:w="2370"/>
             <w:tcBorders>
               <w:top w:val="single" w:color="D1D5DB" w:sz="4"/>
               <w:left w:val="single" w:color="D1D5DB" w:sz="4"/>
@@ -9970,7 +11426,7 @@
         </w:tc>
         <w:tc>
           <w:tcPr>
-            <w:tcW w:type="dxa" w:w="6119"/>
+            <w:tcW w:type="dxa" w:w="5933"/>
             <w:tcBorders>
               <w:top w:val="single" w:color="D1D5DB" w:sz="4"/>
               <w:left w:val="single" w:color="D1D5DB" w:sz="4"/>
@@ -9998,7 +11454,7 @@
         </w:tc>
         <w:tc>
           <w:tcPr>
-            <w:tcW w:type="dxa" w:w="876"/>
+            <w:tcW w:type="dxa" w:w="1109"/>
             <w:tcBorders>
               <w:top w:val="single" w:color="D1D5DB" w:sz="4"/>
               <w:left w:val="single" w:color="D1D5DB" w:sz="4"/>
@@ -10031,7 +11487,7 @@
         </w:trPr>
         <w:tc>
           <w:tcPr>
-            <w:tcW w:type="dxa" w:w="2417"/>
+            <w:tcW w:type="dxa" w:w="2370"/>
             <w:tcBorders>
               <w:top w:val="single" w:color="D1D5DB" w:sz="4"/>
               <w:left w:val="single" w:color="D1D5DB" w:sz="4"/>
@@ -10061,7 +11517,7 @@
         </w:tc>
         <w:tc>
           <w:tcPr>
-            <w:tcW w:type="dxa" w:w="6119"/>
+            <w:tcW w:type="dxa" w:w="5933"/>
             <w:tcBorders>
               <w:top w:val="single" w:color="D1D5DB" w:sz="4"/>
               <w:left w:val="single" w:color="D1D5DB" w:sz="4"/>
@@ -10089,7 +11545,7 @@
         </w:tc>
         <w:tc>
           <w:tcPr>
-            <w:tcW w:type="dxa" w:w="876"/>
+            <w:tcW w:type="dxa" w:w="1109"/>
             <w:tcBorders>
               <w:top w:val="single" w:color="D1D5DB" w:sz="4"/>
               <w:left w:val="single" w:color="D1D5DB" w:sz="4"/>
@@ -10122,7 +11578,7 @@
         </w:trPr>
         <w:tc>
           <w:tcPr>
-            <w:tcW w:type="dxa" w:w="2417"/>
+            <w:tcW w:type="dxa" w:w="2370"/>
             <w:tcBorders>
               <w:top w:val="single" w:color="D1D5DB" w:sz="4"/>
               <w:left w:val="single" w:color="D1D5DB" w:sz="4"/>
@@ -10152,7 +11608,7 @@
         </w:tc>
         <w:tc>
           <w:tcPr>
-            <w:tcW w:type="dxa" w:w="6119"/>
+            <w:tcW w:type="dxa" w:w="5933"/>
             <w:tcBorders>
               <w:top w:val="single" w:color="D1D5DB" w:sz="4"/>
               <w:left w:val="single" w:color="D1D5DB" w:sz="4"/>
@@ -10180,7 +11636,7 @@
         </w:tc>
         <w:tc>
           <w:tcPr>
-            <w:tcW w:type="dxa" w:w="876"/>
+            <w:tcW w:type="dxa" w:w="1109"/>
             <w:tcBorders>
               <w:top w:val="single" w:color="D1D5DB" w:sz="4"/>
               <w:left w:val="single" w:color="D1D5DB" w:sz="4"/>
@@ -10213,7 +11669,7 @@
         </w:trPr>
         <w:tc>
           <w:tcPr>
-            <w:tcW w:type="dxa" w:w="2417"/>
+            <w:tcW w:type="dxa" w:w="2370"/>
             <w:tcBorders>
               <w:top w:val="single" w:color="D1D5DB" w:sz="4"/>
               <w:left w:val="single" w:color="D1D5DB" w:sz="4"/>
@@ -10243,7 +11699,7 @@
         </w:tc>
         <w:tc>
           <w:tcPr>
-            <w:tcW w:type="dxa" w:w="6119"/>
+            <w:tcW w:type="dxa" w:w="5933"/>
             <w:tcBorders>
               <w:top w:val="single" w:color="D1D5DB" w:sz="4"/>
               <w:left w:val="single" w:color="D1D5DB" w:sz="4"/>
@@ -10271,7 +11727,7 @@
         </w:tc>
         <w:tc>
           <w:tcPr>
-            <w:tcW w:type="dxa" w:w="876"/>
+            <w:tcW w:type="dxa" w:w="1109"/>
             <w:tcBorders>
               <w:top w:val="single" w:color="D1D5DB" w:sz="4"/>
               <w:left w:val="single" w:color="D1D5DB" w:sz="4"/>
@@ -10304,7 +11760,7 @@
         </w:trPr>
         <w:tc>
           <w:tcPr>
-            <w:tcW w:type="dxa" w:w="2417"/>
+            <w:tcW w:type="dxa" w:w="2370"/>
             <w:tcBorders>
               <w:top w:val="single" w:color="D1D5DB" w:sz="4"/>
               <w:left w:val="single" w:color="D1D5DB" w:sz="4"/>
@@ -10334,7 +11790,7 @@
         </w:tc>
         <w:tc>
           <w:tcPr>
-            <w:tcW w:type="dxa" w:w="6119"/>
+            <w:tcW w:type="dxa" w:w="5933"/>
             <w:tcBorders>
               <w:top w:val="single" w:color="D1D5DB" w:sz="4"/>
               <w:left w:val="single" w:color="D1D5DB" w:sz="4"/>
@@ -10362,7 +11818,7 @@
         </w:tc>
         <w:tc>
           <w:tcPr>
-            <w:tcW w:type="dxa" w:w="876"/>
+            <w:tcW w:type="dxa" w:w="1109"/>
             <w:tcBorders>
               <w:top w:val="single" w:color="D1D5DB" w:sz="4"/>
               <w:left w:val="single" w:color="D1D5DB" w:sz="4"/>
@@ -10395,14 +11851,105 @@
         </w:trPr>
         <w:tc>
           <w:tcPr>
-            <w:tcW w:type="dxa" w:w="2417"/>
-            <w:tcBorders>
-              <w:top w:val="single" w:color="D1D5DB" w:sz="4"/>
-              <w:left w:val="single" w:color="D1D5DB" w:sz="4"/>
-              <w:bottom w:val="single" w:color="D1D5DB" w:sz="4"/>
-              <w:right w:val="single" w:color="D1D5DB" w:sz="4"/>
-            </w:tcBorders>
-            <w:shd w:fill="EEF0FF" w:color="auto" w:val="clear"/>
+            <w:tcW w:type="dxa" w:w="2370"/>
+            <w:tcBorders>
+              <w:top w:val="single" w:color="D1D5DB" w:sz="4"/>
+              <w:left w:val="single" w:color="D1D5DB" w:sz="4"/>
+              <w:bottom w:val="single" w:color="D1D5DB" w:sz="4"/>
+              <w:right w:val="single" w:color="D1D5DB" w:sz="4"/>
+            </w:tcBorders>
+            <w:shd w:fill="EEF0FF" w:color="auto" w:val="clear"/>
+            <w:tcMar>
+              <w:top w:type="dxa" w:w="40"/>
+              <w:left w:type="dxa" w:w="120"/>
+              <w:bottom w:type="dxa" w:w="40"/>
+              <w:right w:type="dxa" w:w="120"/>
+            </w:tcMar>
+            <w:vAlign w:val="top"/>
+          </w:tcPr>
+          <w:p>
+            <w:r>
+              <w:rPr>
+                <w:b/>
+                <w:bCs/>
+                <w:sz w:val="20"/>
+                <w:szCs w:val="20"/>
+              </w:rPr>
+              <w:t xml:space="preserve">Train/test split</w:t>
+            </w:r>
+          </w:p>
+        </w:tc>
+        <w:tc>
+          <w:tcPr>
+            <w:tcW w:type="dxa" w:w="5933"/>
+            <w:tcBorders>
+              <w:top w:val="single" w:color="D1D5DB" w:sz="4"/>
+              <w:left w:val="single" w:color="D1D5DB" w:sz="4"/>
+              <w:bottom w:val="single" w:color="D1D5DB" w:sz="4"/>
+              <w:right w:val="single" w:color="D1D5DB" w:sz="4"/>
+            </w:tcBorders>
+            <w:shd w:fill="EEF0FF" w:color="auto" w:val="clear"/>
+            <w:tcMar>
+              <w:top w:type="dxa" w:w="40"/>
+              <w:left w:type="dxa" w:w="120"/>
+              <w:bottom w:type="dxa" w:w="40"/>
+              <w:right w:type="dxa" w:w="120"/>
+            </w:tcMar>
+            <w:vAlign w:val="top"/>
+          </w:tcPr>
+          <w:p>
+            <w:r>
+              <w:rPr>
+                <w:sz w:val="20"/>
+                <w:szCs w:val="20"/>
+              </w:rPr>
+              <w:t xml:space="preserve">Separate examples for learning and for the final, fair check.</w:t>
+            </w:r>
+          </w:p>
+        </w:tc>
+        <w:tc>
+          <w:tcPr>
+            <w:tcW w:type="dxa" w:w="1109"/>
+            <w:tcBorders>
+              <w:top w:val="single" w:color="D1D5DB" w:sz="4"/>
+              <w:left w:val="single" w:color="D1D5DB" w:sz="4"/>
+              <w:bottom w:val="single" w:color="D1D5DB" w:sz="4"/>
+              <w:right w:val="single" w:color="D1D5DB" w:sz="4"/>
+            </w:tcBorders>
+            <w:shd w:fill="EEF0FF" w:color="auto" w:val="clear"/>
+            <w:tcMar>
+              <w:top w:type="dxa" w:w="40"/>
+              <w:left w:type="dxa" w:w="120"/>
+              <w:bottom w:type="dxa" w:w="40"/>
+              <w:right w:type="dxa" w:w="120"/>
+            </w:tcMar>
+            <w:vAlign w:val="top"/>
+          </w:tcPr>
+          <w:p>
+            <w:r>
+              <w:rPr>
+                <w:sz w:val="20"/>
+                <w:szCs w:val="20"/>
+              </w:rPr>
+              <w:t xml:space="preserve">8</w:t>
+            </w:r>
+          </w:p>
+        </w:tc>
+      </w:tr>
+      <w:tr>
+        <w:trPr>
+          <w:cantSplit/>
+        </w:trPr>
+        <w:tc>
+          <w:tcPr>
+            <w:tcW w:type="dxa" w:w="2370"/>
+            <w:tcBorders>
+              <w:top w:val="single" w:color="D1D5DB" w:sz="4"/>
+              <w:left w:val="single" w:color="D1D5DB" w:sz="4"/>
+              <w:bottom w:val="single" w:color="D1D5DB" w:sz="4"/>
+              <w:right w:val="single" w:color="D1D5DB" w:sz="4"/>
+            </w:tcBorders>
+            <w:shd w:fill="FFFFFF" w:color="auto" w:val="clear"/>
             <w:tcMar>
               <w:top w:type="dxa" w:w="40"/>
               <w:left w:type="dxa" w:w="120"/>
@@ -10425,14 +11972,14 @@
         </w:tc>
         <w:tc>
           <w:tcPr>
-            <w:tcW w:type="dxa" w:w="6119"/>
-            <w:tcBorders>
-              <w:top w:val="single" w:color="D1D5DB" w:sz="4"/>
-              <w:left w:val="single" w:color="D1D5DB" w:sz="4"/>
-              <w:bottom w:val="single" w:color="D1D5DB" w:sz="4"/>
-              <w:right w:val="single" w:color="D1D5DB" w:sz="4"/>
-            </w:tcBorders>
-            <w:shd w:fill="EEF0FF" w:color="auto" w:val="clear"/>
+            <w:tcW w:type="dxa" w:w="5933"/>
+            <w:tcBorders>
+              <w:top w:val="single" w:color="D1D5DB" w:sz="4"/>
+              <w:left w:val="single" w:color="D1D5DB" w:sz="4"/>
+              <w:bottom w:val="single" w:color="D1D5DB" w:sz="4"/>
+              <w:right w:val="single" w:color="D1D5DB" w:sz="4"/>
+            </w:tcBorders>
+            <w:shd w:fill="FFFFFF" w:color="auto" w:val="clear"/>
             <w:tcMar>
               <w:top w:type="dxa" w:w="40"/>
               <w:left w:type="dxa" w:w="120"/>
@@ -10453,14 +12000,14 @@
         </w:tc>
         <w:tc>
           <w:tcPr>
-            <w:tcW w:type="dxa" w:w="876"/>
-            <w:tcBorders>
-              <w:top w:val="single" w:color="D1D5DB" w:sz="4"/>
-              <w:left w:val="single" w:color="D1D5DB" w:sz="4"/>
-              <w:bottom w:val="single" w:color="D1D5DB" w:sz="4"/>
-              <w:right w:val="single" w:color="D1D5DB" w:sz="4"/>
-            </w:tcBorders>
-            <w:shd w:fill="EEF0FF" w:color="auto" w:val="clear"/>
+            <w:tcW w:type="dxa" w:w="1109"/>
+            <w:tcBorders>
+              <w:top w:val="single" w:color="D1D5DB" w:sz="4"/>
+              <w:left w:val="single" w:color="D1D5DB" w:sz="4"/>
+              <w:bottom w:val="single" w:color="D1D5DB" w:sz="4"/>
+              <w:right w:val="single" w:color="D1D5DB" w:sz="4"/>
+            </w:tcBorders>
+            <w:shd w:fill="FFFFFF" w:color="auto" w:val="clear"/>
             <w:tcMar>
               <w:top w:type="dxa" w:w="40"/>
               <w:left w:type="dxa" w:w="120"/>
@@ -10486,14 +12033,14 @@
         </w:trPr>
         <w:tc>
           <w:tcPr>
-            <w:tcW w:type="dxa" w:w="2417"/>
-            <w:tcBorders>
-              <w:top w:val="single" w:color="D1D5DB" w:sz="4"/>
-              <w:left w:val="single" w:color="D1D5DB" w:sz="4"/>
-              <w:bottom w:val="single" w:color="D1D5DB" w:sz="4"/>
-              <w:right w:val="single" w:color="D1D5DB" w:sz="4"/>
-            </w:tcBorders>
-            <w:shd w:fill="FFFFFF" w:color="auto" w:val="clear"/>
+            <w:tcW w:type="dxa" w:w="2370"/>
+            <w:tcBorders>
+              <w:top w:val="single" w:color="D1D5DB" w:sz="4"/>
+              <w:left w:val="single" w:color="D1D5DB" w:sz="4"/>
+              <w:bottom w:val="single" w:color="D1D5DB" w:sz="4"/>
+              <w:right w:val="single" w:color="D1D5DB" w:sz="4"/>
+            </w:tcBorders>
+            <w:shd w:fill="EEF0FF" w:color="auto" w:val="clear"/>
             <w:tcMar>
               <w:top w:type="dxa" w:w="40"/>
               <w:left w:type="dxa" w:w="120"/>
@@ -10516,14 +12063,14 @@
         </w:tc>
         <w:tc>
           <w:tcPr>
-            <w:tcW w:type="dxa" w:w="6119"/>
-            <w:tcBorders>
-              <w:top w:val="single" w:color="D1D5DB" w:sz="4"/>
-              <w:left w:val="single" w:color="D1D5DB" w:sz="4"/>
-              <w:bottom w:val="single" w:color="D1D5DB" w:sz="4"/>
-              <w:right w:val="single" w:color="D1D5DB" w:sz="4"/>
-            </w:tcBorders>
-            <w:shd w:fill="FFFFFF" w:color="auto" w:val="clear"/>
+            <w:tcW w:type="dxa" w:w="5933"/>
+            <w:tcBorders>
+              <w:top w:val="single" w:color="D1D5DB" w:sz="4"/>
+              <w:left w:val="single" w:color="D1D5DB" w:sz="4"/>
+              <w:bottom w:val="single" w:color="D1D5DB" w:sz="4"/>
+              <w:right w:val="single" w:color="D1D5DB" w:sz="4"/>
+            </w:tcBorders>
+            <w:shd w:fill="EEF0FF" w:color="auto" w:val="clear"/>
             <w:tcMar>
               <w:top w:type="dxa" w:w="40"/>
               <w:left w:type="dxa" w:w="120"/>
@@ -10544,14 +12091,14 @@
         </w:tc>
         <w:tc>
           <w:tcPr>
-            <w:tcW w:type="dxa" w:w="876"/>
-            <w:tcBorders>
-              <w:top w:val="single" w:color="D1D5DB" w:sz="4"/>
-              <w:left w:val="single" w:color="D1D5DB" w:sz="4"/>
-              <w:bottom w:val="single" w:color="D1D5DB" w:sz="4"/>
-              <w:right w:val="single" w:color="D1D5DB" w:sz="4"/>
-            </w:tcBorders>
-            <w:shd w:fill="FFFFFF" w:color="auto" w:val="clear"/>
+            <w:tcW w:type="dxa" w:w="1109"/>
+            <w:tcBorders>
+              <w:top w:val="single" w:color="D1D5DB" w:sz="4"/>
+              <w:left w:val="single" w:color="D1D5DB" w:sz="4"/>
+              <w:bottom w:val="single" w:color="D1D5DB" w:sz="4"/>
+              <w:right w:val="single" w:color="D1D5DB" w:sz="4"/>
+            </w:tcBorders>
+            <w:shd w:fill="EEF0FF" w:color="auto" w:val="clear"/>
             <w:tcMar>
               <w:top w:type="dxa" w:w="40"/>
               <w:left w:type="dxa" w:w="120"/>
@@ -10577,14 +12124,14 @@
         </w:trPr>
         <w:tc>
           <w:tcPr>
-            <w:tcW w:type="dxa" w:w="2417"/>
-            <w:tcBorders>
-              <w:top w:val="single" w:color="D1D5DB" w:sz="4"/>
-              <w:left w:val="single" w:color="D1D5DB" w:sz="4"/>
-              <w:bottom w:val="single" w:color="D1D5DB" w:sz="4"/>
-              <w:right w:val="single" w:color="D1D5DB" w:sz="4"/>
-            </w:tcBorders>
-            <w:shd w:fill="EEF0FF" w:color="auto" w:val="clear"/>
+            <w:tcW w:type="dxa" w:w="2370"/>
+            <w:tcBorders>
+              <w:top w:val="single" w:color="D1D5DB" w:sz="4"/>
+              <w:left w:val="single" w:color="D1D5DB" w:sz="4"/>
+              <w:bottom w:val="single" w:color="D1D5DB" w:sz="4"/>
+              <w:right w:val="single" w:color="D1D5DB" w:sz="4"/>
+            </w:tcBorders>
+            <w:shd w:fill="FFFFFF" w:color="auto" w:val="clear"/>
             <w:tcMar>
               <w:top w:type="dxa" w:w="40"/>
               <w:left w:type="dxa" w:w="120"/>
@@ -10607,14 +12154,14 @@
         </w:tc>
         <w:tc>
           <w:tcPr>
-            <w:tcW w:type="dxa" w:w="6119"/>
-            <w:tcBorders>
-              <w:top w:val="single" w:color="D1D5DB" w:sz="4"/>
-              <w:left w:val="single" w:color="D1D5DB" w:sz="4"/>
-              <w:bottom w:val="single" w:color="D1D5DB" w:sz="4"/>
-              <w:right w:val="single" w:color="D1D5DB" w:sz="4"/>
-            </w:tcBorders>
-            <w:shd w:fill="EEF0FF" w:color="auto" w:val="clear"/>
+            <w:tcW w:type="dxa" w:w="5933"/>
+            <w:tcBorders>
+              <w:top w:val="single" w:color="D1D5DB" w:sz="4"/>
+              <w:left w:val="single" w:color="D1D5DB" w:sz="4"/>
+              <w:bottom w:val="single" w:color="D1D5DB" w:sz="4"/>
+              <w:right w:val="single" w:color="D1D5DB" w:sz="4"/>
+            </w:tcBorders>
+            <w:shd w:fill="FFFFFF" w:color="auto" w:val="clear"/>
             <w:tcMar>
               <w:top w:type="dxa" w:w="40"/>
               <w:left w:type="dxa" w:w="120"/>
@@ -10635,47 +12182,47 @@
         </w:tc>
         <w:tc>
           <w:tcPr>
-            <w:tcW w:type="dxa" w:w="876"/>
-            <w:tcBorders>
-              <w:top w:val="single" w:color="D1D5DB" w:sz="4"/>
-              <w:left w:val="single" w:color="D1D5DB" w:sz="4"/>
-              <w:bottom w:val="single" w:color="D1D5DB" w:sz="4"/>
-              <w:right w:val="single" w:color="D1D5DB" w:sz="4"/>
-            </w:tcBorders>
-            <w:shd w:fill="EEF0FF" w:color="auto" w:val="clear"/>
-            <w:tcMar>
-              <w:top w:type="dxa" w:w="40"/>
-              <w:left w:type="dxa" w:w="120"/>
-              <w:bottom w:type="dxa" w:w="40"/>
-              <w:right w:type="dxa" w:w="120"/>
-            </w:tcMar>
-            <w:vAlign w:val="top"/>
-          </w:tcPr>
-          <w:p>
-            <w:r>
-              <w:rPr>
-                <w:sz w:val="20"/>
-                <w:szCs w:val="20"/>
-              </w:rPr>
-              <w:t xml:space="preserve">5</w:t>
-            </w:r>
-          </w:p>
-        </w:tc>
-      </w:tr>
-      <w:tr>
-        <w:trPr>
-          <w:cantSplit/>
-        </w:trPr>
-        <w:tc>
-          <w:tcPr>
-            <w:tcW w:type="dxa" w:w="2417"/>
-            <w:tcBorders>
-              <w:top w:val="single" w:color="D1D5DB" w:sz="4"/>
-              <w:left w:val="single" w:color="D1D5DB" w:sz="4"/>
-              <w:bottom w:val="single" w:color="D1D5DB" w:sz="4"/>
-              <w:right w:val="single" w:color="D1D5DB" w:sz="4"/>
-            </w:tcBorders>
-            <w:shd w:fill="FFFFFF" w:color="auto" w:val="clear"/>
+            <w:tcW w:type="dxa" w:w="1109"/>
+            <w:tcBorders>
+              <w:top w:val="single" w:color="D1D5DB" w:sz="4"/>
+              <w:left w:val="single" w:color="D1D5DB" w:sz="4"/>
+              <w:bottom w:val="single" w:color="D1D5DB" w:sz="4"/>
+              <w:right w:val="single" w:color="D1D5DB" w:sz="4"/>
+            </w:tcBorders>
+            <w:shd w:fill="FFFFFF" w:color="auto" w:val="clear"/>
+            <w:tcMar>
+              <w:top w:type="dxa" w:w="40"/>
+              <w:left w:type="dxa" w:w="120"/>
+              <w:bottom w:type="dxa" w:w="40"/>
+              <w:right w:type="dxa" w:w="120"/>
+            </w:tcMar>
+            <w:vAlign w:val="top"/>
+          </w:tcPr>
+          <w:p>
+            <w:r>
+              <w:rPr>
+                <w:sz w:val="20"/>
+                <w:szCs w:val="20"/>
+              </w:rPr>
+              <w:t xml:space="preserve">1, 2, 5, 6, 8</w:t>
+            </w:r>
+          </w:p>
+        </w:tc>
+      </w:tr>
+      <w:tr>
+        <w:trPr>
+          <w:cantSplit/>
+        </w:trPr>
+        <w:tc>
+          <w:tcPr>
+            <w:tcW w:type="dxa" w:w="2370"/>
+            <w:tcBorders>
+              <w:top w:val="single" w:color="D1D5DB" w:sz="4"/>
+              <w:left w:val="single" w:color="D1D5DB" w:sz="4"/>
+              <w:bottom w:val="single" w:color="D1D5DB" w:sz="4"/>
+              <w:right w:val="single" w:color="D1D5DB" w:sz="4"/>
+            </w:tcBorders>
+            <w:shd w:fill="EEF0FF" w:color="auto" w:val="clear"/>
             <w:tcMar>
               <w:top w:type="dxa" w:w="40"/>
               <w:left w:type="dxa" w:w="120"/>
@@ -10698,14 +12245,14 @@
         </w:tc>
         <w:tc>
           <w:tcPr>
-            <w:tcW w:type="dxa" w:w="6119"/>
-            <w:tcBorders>
-              <w:top w:val="single" w:color="D1D5DB" w:sz="4"/>
-              <w:left w:val="single" w:color="D1D5DB" w:sz="4"/>
-              <w:bottom w:val="single" w:color="D1D5DB" w:sz="4"/>
-              <w:right w:val="single" w:color="D1D5DB" w:sz="4"/>
-            </w:tcBorders>
-            <w:shd w:fill="FFFFFF" w:color="auto" w:val="clear"/>
+            <w:tcW w:type="dxa" w:w="5933"/>
+            <w:tcBorders>
+              <w:top w:val="single" w:color="D1D5DB" w:sz="4"/>
+              <w:left w:val="single" w:color="D1D5DB" w:sz="4"/>
+              <w:bottom w:val="single" w:color="D1D5DB" w:sz="4"/>
+              <w:right w:val="single" w:color="D1D5DB" w:sz="4"/>
+            </w:tcBorders>
+            <w:shd w:fill="EEF0FF" w:color="auto" w:val="clear"/>
             <w:tcMar>
               <w:top w:type="dxa" w:w="40"/>
               <w:left w:type="dxa" w:w="120"/>
@@ -10726,14 +12273,14 @@
         </w:tc>
         <w:tc>
           <w:tcPr>
-            <w:tcW w:type="dxa" w:w="876"/>
-            <w:tcBorders>
-              <w:top w:val="single" w:color="D1D5DB" w:sz="4"/>
-              <w:left w:val="single" w:color="D1D5DB" w:sz="4"/>
-              <w:bottom w:val="single" w:color="D1D5DB" w:sz="4"/>
-              <w:right w:val="single" w:color="D1D5DB" w:sz="4"/>
-            </w:tcBorders>
-            <w:shd w:fill="FFFFFF" w:color="auto" w:val="clear"/>
+            <w:tcW w:type="dxa" w:w="1109"/>
+            <w:tcBorders>
+              <w:top w:val="single" w:color="D1D5DB" w:sz="4"/>
+              <w:left w:val="single" w:color="D1D5DB" w:sz="4"/>
+              <w:bottom w:val="single" w:color="D1D5DB" w:sz="4"/>
+              <w:right w:val="single" w:color="D1D5DB" w:sz="4"/>
+            </w:tcBorders>
+            <w:shd w:fill="EEF0FF" w:color="auto" w:val="clear"/>
             <w:tcMar>
               <w:top w:type="dxa" w:w="40"/>
               <w:left w:type="dxa" w:w="120"/>
@@ -10759,14 +12306,14 @@
         </w:trPr>
         <w:tc>
           <w:tcPr>
-            <w:tcW w:type="dxa" w:w="2417"/>
-            <w:tcBorders>
-              <w:top w:val="single" w:color="D1D5DB" w:sz="4"/>
-              <w:left w:val="single" w:color="D1D5DB" w:sz="4"/>
-              <w:bottom w:val="single" w:color="D1D5DB" w:sz="4"/>
-              <w:right w:val="single" w:color="D1D5DB" w:sz="4"/>
-            </w:tcBorders>
-            <w:shd w:fill="EEF0FF" w:color="auto" w:val="clear"/>
+            <w:tcW w:type="dxa" w:w="2370"/>
+            <w:tcBorders>
+              <w:top w:val="single" w:color="D1D5DB" w:sz="4"/>
+              <w:left w:val="single" w:color="D1D5DB" w:sz="4"/>
+              <w:bottom w:val="single" w:color="D1D5DB" w:sz="4"/>
+              <w:right w:val="single" w:color="D1D5DB" w:sz="4"/>
+            </w:tcBorders>
+            <w:shd w:fill="FFFFFF" w:color="auto" w:val="clear"/>
             <w:tcMar>
               <w:top w:type="dxa" w:w="40"/>
               <w:left w:type="dxa" w:w="120"/>
@@ -10789,14 +12336,14 @@
         </w:tc>
         <w:tc>
           <w:tcPr>
-            <w:tcW w:type="dxa" w:w="6119"/>
-            <w:tcBorders>
-              <w:top w:val="single" w:color="D1D5DB" w:sz="4"/>
-              <w:left w:val="single" w:color="D1D5DB" w:sz="4"/>
-              <w:bottom w:val="single" w:color="D1D5DB" w:sz="4"/>
-              <w:right w:val="single" w:color="D1D5DB" w:sz="4"/>
-            </w:tcBorders>
-            <w:shd w:fill="EEF0FF" w:color="auto" w:val="clear"/>
+            <w:tcW w:type="dxa" w:w="5933"/>
+            <w:tcBorders>
+              <w:top w:val="single" w:color="D1D5DB" w:sz="4"/>
+              <w:left w:val="single" w:color="D1D5DB" w:sz="4"/>
+              <w:bottom w:val="single" w:color="D1D5DB" w:sz="4"/>
+              <w:right w:val="single" w:color="D1D5DB" w:sz="4"/>
+            </w:tcBorders>
+            <w:shd w:fill="FFFFFF" w:color="auto" w:val="clear"/>
             <w:tcMar>
               <w:top w:type="dxa" w:w="40"/>
               <w:left w:type="dxa" w:w="120"/>
@@ -10817,14 +12364,14 @@
         </w:tc>
         <w:tc>
           <w:tcPr>
-            <w:tcW w:type="dxa" w:w="876"/>
-            <w:tcBorders>
-              <w:top w:val="single" w:color="D1D5DB" w:sz="4"/>
-              <w:left w:val="single" w:color="D1D5DB" w:sz="4"/>
-              <w:bottom w:val="single" w:color="D1D5DB" w:sz="4"/>
-              <w:right w:val="single" w:color="D1D5DB" w:sz="4"/>
-            </w:tcBorders>
-            <w:shd w:fill="EEF0FF" w:color="auto" w:val="clear"/>
+            <w:tcW w:type="dxa" w:w="1109"/>
+            <w:tcBorders>
+              <w:top w:val="single" w:color="D1D5DB" w:sz="4"/>
+              <w:left w:val="single" w:color="D1D5DB" w:sz="4"/>
+              <w:bottom w:val="single" w:color="D1D5DB" w:sz="4"/>
+              <w:right w:val="single" w:color="D1D5DB" w:sz="4"/>
+            </w:tcBorders>
+            <w:shd w:fill="FFFFFF" w:color="auto" w:val="clear"/>
             <w:tcMar>
               <w:top w:type="dxa" w:w="40"/>
               <w:left w:type="dxa" w:w="120"/>
@@ -10850,7 +12397,98 @@
         </w:trPr>
         <w:tc>
           <w:tcPr>
-            <w:tcW w:type="dxa" w:w="2417"/>
+            <w:tcW w:type="dxa" w:w="2370"/>
+            <w:tcBorders>
+              <w:top w:val="single" w:color="D1D5DB" w:sz="4"/>
+              <w:left w:val="single" w:color="D1D5DB" w:sz="4"/>
+              <w:bottom w:val="single" w:color="D1D5DB" w:sz="4"/>
+              <w:right w:val="single" w:color="D1D5DB" w:sz="4"/>
+            </w:tcBorders>
+            <w:shd w:fill="EEF0FF" w:color="auto" w:val="clear"/>
+            <w:tcMar>
+              <w:top w:type="dxa" w:w="40"/>
+              <w:left w:type="dxa" w:w="120"/>
+              <w:bottom w:type="dxa" w:w="40"/>
+              <w:right w:type="dxa" w:w="120"/>
+            </w:tcMar>
+            <w:vAlign w:val="top"/>
+          </w:tcPr>
+          <w:p>
+            <w:r>
+              <w:rPr>
+                <w:b/>
+                <w:bCs/>
+                <w:sz w:val="20"/>
+                <w:szCs w:val="20"/>
+              </w:rPr>
+              <w:t xml:space="preserve">TTUR</w:t>
+            </w:r>
+          </w:p>
+        </w:tc>
+        <w:tc>
+          <w:tcPr>
+            <w:tcW w:type="dxa" w:w="5933"/>
+            <w:tcBorders>
+              <w:top w:val="single" w:color="D1D5DB" w:sz="4"/>
+              <w:left w:val="single" w:color="D1D5DB" w:sz="4"/>
+              <w:bottom w:val="single" w:color="D1D5DB" w:sz="4"/>
+              <w:right w:val="single" w:color="D1D5DB" w:sz="4"/>
+            </w:tcBorders>
+            <w:shd w:fill="EEF0FF" w:color="auto" w:val="clear"/>
+            <w:tcMar>
+              <w:top w:type="dxa" w:w="40"/>
+              <w:left w:type="dxa" w:w="120"/>
+              <w:bottom w:type="dxa" w:w="40"/>
+              <w:right w:type="dxa" w:w="120"/>
+            </w:tcMar>
+            <w:vAlign w:val="top"/>
+          </w:tcPr>
+          <w:p>
+            <w:r>
+              <w:rPr>
+                <w:sz w:val="20"/>
+                <w:szCs w:val="20"/>
+              </w:rPr>
+              <w:t xml:space="preserve">Two time-scale update rule: separate learning rates for the generator and discriminator.</w:t>
+            </w:r>
+          </w:p>
+        </w:tc>
+        <w:tc>
+          <w:tcPr>
+            <w:tcW w:type="dxa" w:w="1109"/>
+            <w:tcBorders>
+              <w:top w:val="single" w:color="D1D5DB" w:sz="4"/>
+              <w:left w:val="single" w:color="D1D5DB" w:sz="4"/>
+              <w:bottom w:val="single" w:color="D1D5DB" w:sz="4"/>
+              <w:right w:val="single" w:color="D1D5DB" w:sz="4"/>
+            </w:tcBorders>
+            <w:shd w:fill="EEF0FF" w:color="auto" w:val="clear"/>
+            <w:tcMar>
+              <w:top w:type="dxa" w:w="40"/>
+              <w:left w:type="dxa" w:w="120"/>
+              <w:bottom w:type="dxa" w:w="40"/>
+              <w:right w:type="dxa" w:w="120"/>
+            </w:tcMar>
+            <w:vAlign w:val="top"/>
+          </w:tcPr>
+          <w:p>
+            <w:r>
+              <w:rPr>
+                <w:sz w:val="20"/>
+                <w:szCs w:val="20"/>
+              </w:rPr>
+              <w:t xml:space="preserve">3</w:t>
+            </w:r>
+          </w:p>
+        </w:tc>
+      </w:tr>
+      <w:tr>
+        <w:trPr>
+          <w:cantSplit/>
+        </w:trPr>
+        <w:tc>
+          <w:tcPr>
+            <w:tcW w:type="dxa" w:w="2370"/>
             <w:tcBorders>
               <w:top w:val="single" w:color="D1D5DB" w:sz="4"/>
               <w:left w:val="single" w:color="D1D5DB" w:sz="4"/>
@@ -10880,7 +12518,7 @@
         </w:tc>
         <w:tc>
           <w:tcPr>
-            <w:tcW w:type="dxa" w:w="6119"/>
+            <w:tcW w:type="dxa" w:w="5933"/>
             <w:tcBorders>
               <w:top w:val="single" w:color="D1D5DB" w:sz="4"/>
               <w:left w:val="single" w:color="D1D5DB" w:sz="4"/>
@@ -10908,7 +12546,7 @@
         </w:tc>
         <w:tc>
           <w:tcPr>
-            <w:tcW w:type="dxa" w:w="876"/>
+            <w:tcW w:type="dxa" w:w="1109"/>
             <w:tcBorders>
               <w:top w:val="single" w:color="D1D5DB" w:sz="4"/>
               <w:left w:val="single" w:color="D1D5DB" w:sz="4"/>
@@ -10941,7 +12579,7 @@
         </w:trPr>
         <w:tc>
           <w:tcPr>
-            <w:tcW w:type="dxa" w:w="2417"/>
+            <w:tcW w:type="dxa" w:w="2370"/>
             <w:tcBorders>
               <w:top w:val="single" w:color="D1D5DB" w:sz="4"/>
               <w:left w:val="single" w:color="D1D5DB" w:sz="4"/>
@@ -10971,7 +12609,7 @@
         </w:tc>
         <w:tc>
           <w:tcPr>
-            <w:tcW w:type="dxa" w:w="6119"/>
+            <w:tcW w:type="dxa" w:w="5933"/>
             <w:tcBorders>
               <w:top w:val="single" w:color="D1D5DB" w:sz="4"/>
               <w:left w:val="single" w:color="D1D5DB" w:sz="4"/>
@@ -10999,7 +12637,7 @@
         </w:tc>
         <w:tc>
           <w:tcPr>
-            <w:tcW w:type="dxa" w:w="876"/>
+            <w:tcW w:type="dxa" w:w="1109"/>
             <w:tcBorders>
               <w:top w:val="single" w:color="D1D5DB" w:sz="4"/>
               <w:left w:val="single" w:color="D1D5DB" w:sz="4"/>
@@ -11032,7 +12670,7 @@
         </w:trPr>
         <w:tc>
           <w:tcPr>
-            <w:tcW w:type="dxa" w:w="2417"/>
+            <w:tcW w:type="dxa" w:w="2370"/>
             <w:tcBorders>
               <w:top w:val="single" w:color="D1D5DB" w:sz="4"/>
               <w:left w:val="single" w:color="D1D5DB" w:sz="4"/>
@@ -11062,7 +12700,7 @@
         </w:tc>
         <w:tc>
           <w:tcPr>
-            <w:tcW w:type="dxa" w:w="6119"/>
+            <w:tcW w:type="dxa" w:w="5933"/>
             <w:tcBorders>
               <w:top w:val="single" w:color="D1D5DB" w:sz="4"/>
               <w:left w:val="single" w:color="D1D5DB" w:sz="4"/>
@@ -11090,7 +12728,7 @@
         </w:tc>
         <w:tc>
           <w:tcPr>
-            <w:tcW w:type="dxa" w:w="876"/>
+            <w:tcW w:type="dxa" w:w="1109"/>
             <w:tcBorders>
               <w:top w:val="single" w:color="D1D5DB" w:sz="4"/>
               <w:left w:val="single" w:color="D1D5DB" w:sz="4"/>
@@ -11123,14 +12761,105 @@
         </w:trPr>
         <w:tc>
           <w:tcPr>
-            <w:tcW w:type="dxa" w:w="2417"/>
-            <w:tcBorders>
-              <w:top w:val="single" w:color="D1D5DB" w:sz="4"/>
-              <w:left w:val="single" w:color="D1D5DB" w:sz="4"/>
-              <w:bottom w:val="single" w:color="D1D5DB" w:sz="4"/>
-              <w:right w:val="single" w:color="D1D5DB" w:sz="4"/>
-            </w:tcBorders>
-            <w:shd w:fill="EEF0FF" w:color="auto" w:val="clear"/>
+            <w:tcW w:type="dxa" w:w="2370"/>
+            <w:tcBorders>
+              <w:top w:val="single" w:color="D1D5DB" w:sz="4"/>
+              <w:left w:val="single" w:color="D1D5DB" w:sz="4"/>
+              <w:bottom w:val="single" w:color="D1D5DB" w:sz="4"/>
+              <w:right w:val="single" w:color="D1D5DB" w:sz="4"/>
+            </w:tcBorders>
+            <w:shd w:fill="EEF0FF" w:color="auto" w:val="clear"/>
+            <w:tcMar>
+              <w:top w:type="dxa" w:w="40"/>
+              <w:left w:type="dxa" w:w="120"/>
+              <w:bottom w:type="dxa" w:w="40"/>
+              <w:right w:type="dxa" w:w="120"/>
+            </w:tcMar>
+            <w:vAlign w:val="top"/>
+          </w:tcPr>
+          <w:p>
+            <w:r>
+              <w:rPr>
+                <w:b/>
+                <w:bCs/>
+                <w:sz w:val="20"/>
+                <w:szCs w:val="20"/>
+              </w:rPr>
+              <w:t xml:space="preserve">Warm measurement</w:t>
+            </w:r>
+          </w:p>
+        </w:tc>
+        <w:tc>
+          <w:tcPr>
+            <w:tcW w:type="dxa" w:w="5933"/>
+            <w:tcBorders>
+              <w:top w:val="single" w:color="D1D5DB" w:sz="4"/>
+              <w:left w:val="single" w:color="D1D5DB" w:sz="4"/>
+              <w:bottom w:val="single" w:color="D1D5DB" w:sz="4"/>
+              <w:right w:val="single" w:color="D1D5DB" w:sz="4"/>
+            </w:tcBorders>
+            <w:shd w:fill="EEF0FF" w:color="auto" w:val="clear"/>
+            <w:tcMar>
+              <w:top w:type="dxa" w:w="40"/>
+              <w:left w:type="dxa" w:w="120"/>
+              <w:bottom w:type="dxa" w:w="40"/>
+              <w:right w:type="dxa" w:w="120"/>
+            </w:tcMar>
+            <w:vAlign w:val="top"/>
+          </w:tcPr>
+          <w:p>
+            <w:r>
+              <w:rPr>
+                <w:sz w:val="20"/>
+                <w:szCs w:val="20"/>
+              </w:rPr>
+              <w:t xml:space="preserve">A measurement after specified initialisation or warm-up; state what work it excludes.</w:t>
+            </w:r>
+          </w:p>
+        </w:tc>
+        <w:tc>
+          <w:tcPr>
+            <w:tcW w:type="dxa" w:w="1109"/>
+            <w:tcBorders>
+              <w:top w:val="single" w:color="D1D5DB" w:sz="4"/>
+              <w:left w:val="single" w:color="D1D5DB" w:sz="4"/>
+              <w:bottom w:val="single" w:color="D1D5DB" w:sz="4"/>
+              <w:right w:val="single" w:color="D1D5DB" w:sz="4"/>
+            </w:tcBorders>
+            <w:shd w:fill="EEF0FF" w:color="auto" w:val="clear"/>
+            <w:tcMar>
+              <w:top w:type="dxa" w:w="40"/>
+              <w:left w:type="dxa" w:w="120"/>
+              <w:bottom w:type="dxa" w:w="40"/>
+              <w:right w:type="dxa" w:w="120"/>
+            </w:tcMar>
+            <w:vAlign w:val="top"/>
+          </w:tcPr>
+          <w:p>
+            <w:r>
+              <w:rPr>
+                <w:sz w:val="20"/>
+                <w:szCs w:val="20"/>
+              </w:rPr>
+              <w:t xml:space="preserve">11</w:t>
+            </w:r>
+          </w:p>
+        </w:tc>
+      </w:tr>
+      <w:tr>
+        <w:trPr>
+          <w:cantSplit/>
+        </w:trPr>
+        <w:tc>
+          <w:tcPr>
+            <w:tcW w:type="dxa" w:w="2370"/>
+            <w:tcBorders>
+              <w:top w:val="single" w:color="D1D5DB" w:sz="4"/>
+              <w:left w:val="single" w:color="D1D5DB" w:sz="4"/>
+              <w:bottom w:val="single" w:color="D1D5DB" w:sz="4"/>
+              <w:right w:val="single" w:color="D1D5DB" w:sz="4"/>
+            </w:tcBorders>
+            <w:shd w:fill="FFFFFF" w:color="auto" w:val="clear"/>
             <w:tcMar>
               <w:top w:type="dxa" w:w="40"/>
               <w:left w:type="dxa" w:w="120"/>
@@ -11153,14 +12882,14 @@
         </w:tc>
         <w:tc>
           <w:tcPr>
-            <w:tcW w:type="dxa" w:w="6119"/>
-            <w:tcBorders>
-              <w:top w:val="single" w:color="D1D5DB" w:sz="4"/>
-              <w:left w:val="single" w:color="D1D5DB" w:sz="4"/>
-              <w:bottom w:val="single" w:color="D1D5DB" w:sz="4"/>
-              <w:right w:val="single" w:color="D1D5DB" w:sz="4"/>
-            </w:tcBorders>
-            <w:shd w:fill="EEF0FF" w:color="auto" w:val="clear"/>
+            <w:tcW w:type="dxa" w:w="5933"/>
+            <w:tcBorders>
+              <w:top w:val="single" w:color="D1D5DB" w:sz="4"/>
+              <w:left w:val="single" w:color="D1D5DB" w:sz="4"/>
+              <w:bottom w:val="single" w:color="D1D5DB" w:sz="4"/>
+              <w:right w:val="single" w:color="D1D5DB" w:sz="4"/>
+            </w:tcBorders>
+            <w:shd w:fill="FFFFFF" w:color="auto" w:val="clear"/>
             <w:tcMar>
               <w:top w:type="dxa" w:w="40"/>
               <w:left w:type="dxa" w:w="120"/>
@@ -11181,14 +12910,14 @@
         </w:tc>
         <w:tc>
           <w:tcPr>
-            <w:tcW w:type="dxa" w:w="876"/>
-            <w:tcBorders>
-              <w:top w:val="single" w:color="D1D5DB" w:sz="4"/>
-              <w:left w:val="single" w:color="D1D5DB" w:sz="4"/>
-              <w:bottom w:val="single" w:color="D1D5DB" w:sz="4"/>
-              <w:right w:val="single" w:color="D1D5DB" w:sz="4"/>
-            </w:tcBorders>
-            <w:shd w:fill="EEF0FF" w:color="auto" w:val="clear"/>
+            <w:tcW w:type="dxa" w:w="1109"/>
+            <w:tcBorders>
+              <w:top w:val="single" w:color="D1D5DB" w:sz="4"/>
+              <w:left w:val="single" w:color="D1D5DB" w:sz="4"/>
+              <w:bottom w:val="single" w:color="D1D5DB" w:sz="4"/>
+              <w:right w:val="single" w:color="D1D5DB" w:sz="4"/>
+            </w:tcBorders>
+            <w:shd w:fill="FFFFFF" w:color="auto" w:val="clear"/>
             <w:tcMar>
               <w:top w:type="dxa" w:w="40"/>
               <w:left w:type="dxa" w:w="120"/>
@@ -11214,14 +12943,14 @@
         </w:trPr>
         <w:tc>
           <w:tcPr>
-            <w:tcW w:type="dxa" w:w="2417"/>
-            <w:tcBorders>
-              <w:top w:val="single" w:color="D1D5DB" w:sz="4"/>
-              <w:left w:val="single" w:color="D1D5DB" w:sz="4"/>
-              <w:bottom w:val="single" w:color="D1D5DB" w:sz="4"/>
-              <w:right w:val="single" w:color="D1D5DB" w:sz="4"/>
-            </w:tcBorders>
-            <w:shd w:fill="FFFFFF" w:color="auto" w:val="clear"/>
+            <w:tcW w:type="dxa" w:w="2370"/>
+            <w:tcBorders>
+              <w:top w:val="single" w:color="D1D5DB" w:sz="4"/>
+              <w:left w:val="single" w:color="D1D5DB" w:sz="4"/>
+              <w:bottom w:val="single" w:color="D1D5DB" w:sz="4"/>
+              <w:right w:val="single" w:color="D1D5DB" w:sz="4"/>
+            </w:tcBorders>
+            <w:shd w:fill="EEF0FF" w:color="auto" w:val="clear"/>
             <w:tcMar>
               <w:top w:type="dxa" w:w="40"/>
               <w:left w:type="dxa" w:w="120"/>
@@ -11244,14 +12973,14 @@
         </w:tc>
         <w:tc>
           <w:tcPr>
-            <w:tcW w:type="dxa" w:w="6119"/>
-            <w:tcBorders>
-              <w:top w:val="single" w:color="D1D5DB" w:sz="4"/>
-              <w:left w:val="single" w:color="D1D5DB" w:sz="4"/>
-              <w:bottom w:val="single" w:color="D1D5DB" w:sz="4"/>
-              <w:right w:val="single" w:color="D1D5DB" w:sz="4"/>
-            </w:tcBorders>
-            <w:shd w:fill="FFFFFF" w:color="auto" w:val="clear"/>
+            <w:tcW w:type="dxa" w:w="5933"/>
+            <w:tcBorders>
+              <w:top w:val="single" w:color="D1D5DB" w:sz="4"/>
+              <w:left w:val="single" w:color="D1D5DB" w:sz="4"/>
+              <w:bottom w:val="single" w:color="D1D5DB" w:sz="4"/>
+              <w:right w:val="single" w:color="D1D5DB" w:sz="4"/>
+            </w:tcBorders>
+            <w:shd w:fill="EEF0FF" w:color="auto" w:val="clear"/>
             <w:tcMar>
               <w:top w:type="dxa" w:w="40"/>
               <w:left w:type="dxa" w:w="120"/>
@@ -11272,14 +13001,14 @@
         </w:tc>
         <w:tc>
           <w:tcPr>
-            <w:tcW w:type="dxa" w:w="876"/>
-            <w:tcBorders>
-              <w:top w:val="single" w:color="D1D5DB" w:sz="4"/>
-              <w:left w:val="single" w:color="D1D5DB" w:sz="4"/>
-              <w:bottom w:val="single" w:color="D1D5DB" w:sz="4"/>
-              <w:right w:val="single" w:color="D1D5DB" w:sz="4"/>
-            </w:tcBorders>
-            <w:shd w:fill="FFFFFF" w:color="auto" w:val="clear"/>
+            <w:tcW w:type="dxa" w:w="1109"/>
+            <w:tcBorders>
+              <w:top w:val="single" w:color="D1D5DB" w:sz="4"/>
+              <w:left w:val="single" w:color="D1D5DB" w:sz="4"/>
+              <w:bottom w:val="single" w:color="D1D5DB" w:sz="4"/>
+              <w:right w:val="single" w:color="D1D5DB" w:sz="4"/>
+            </w:tcBorders>
+            <w:shd w:fill="EEF0FF" w:color="auto" w:val="clear"/>
             <w:tcMar>
               <w:top w:type="dxa" w:w="40"/>
               <w:left w:type="dxa" w:w="120"/>
@@ -11305,14 +13034,14 @@
         </w:trPr>
         <w:tc>
           <w:tcPr>
-            <w:tcW w:type="dxa" w:w="2417"/>
-            <w:tcBorders>
-              <w:top w:val="single" w:color="D1D5DB" w:sz="4"/>
-              <w:left w:val="single" w:color="D1D5DB" w:sz="4"/>
-              <w:bottom w:val="single" w:color="D1D5DB" w:sz="4"/>
-              <w:right w:val="single" w:color="D1D5DB" w:sz="4"/>
-            </w:tcBorders>
-            <w:shd w:fill="EEF0FF" w:color="auto" w:val="clear"/>
+            <w:tcW w:type="dxa" w:w="2370"/>
+            <w:tcBorders>
+              <w:top w:val="single" w:color="D1D5DB" w:sz="4"/>
+              <w:left w:val="single" w:color="D1D5DB" w:sz="4"/>
+              <w:bottom w:val="single" w:color="D1D5DB" w:sz="4"/>
+              <w:right w:val="single" w:color="D1D5DB" w:sz="4"/>
+            </w:tcBorders>
+            <w:shd w:fill="FFFFFF" w:color="auto" w:val="clear"/>
             <w:tcMar>
               <w:top w:type="dxa" w:w="40"/>
               <w:left w:type="dxa" w:w="120"/>
@@ -11335,14 +13064,14 @@
         </w:tc>
         <w:tc>
           <w:tcPr>
-            <w:tcW w:type="dxa" w:w="6119"/>
-            <w:tcBorders>
-              <w:top w:val="single" w:color="D1D5DB" w:sz="4"/>
-              <w:left w:val="single" w:color="D1D5DB" w:sz="4"/>
-              <w:bottom w:val="single" w:color="D1D5DB" w:sz="4"/>
-              <w:right w:val="single" w:color="D1D5DB" w:sz="4"/>
-            </w:tcBorders>
-            <w:shd w:fill="EEF0FF" w:color="auto" w:val="clear"/>
+            <w:tcW w:type="dxa" w:w="5933"/>
+            <w:tcBorders>
+              <w:top w:val="single" w:color="D1D5DB" w:sz="4"/>
+              <w:left w:val="single" w:color="D1D5DB" w:sz="4"/>
+              <w:bottom w:val="single" w:color="D1D5DB" w:sz="4"/>
+              <w:right w:val="single" w:color="D1D5DB" w:sz="4"/>
+            </w:tcBorders>
+            <w:shd w:fill="FFFFFF" w:color="auto" w:val="clear"/>
             <w:tcMar>
               <w:top w:type="dxa" w:w="40"/>
               <w:left w:type="dxa" w:w="120"/>
@@ -11363,14 +13092,14 @@
         </w:tc>
         <w:tc>
           <w:tcPr>
-            <w:tcW w:type="dxa" w:w="876"/>
-            <w:tcBorders>
-              <w:top w:val="single" w:color="D1D5DB" w:sz="4"/>
-              <w:left w:val="single" w:color="D1D5DB" w:sz="4"/>
-              <w:bottom w:val="single" w:color="D1D5DB" w:sz="4"/>
-              <w:right w:val="single" w:color="D1D5DB" w:sz="4"/>
-            </w:tcBorders>
-            <w:shd w:fill="EEF0FF" w:color="auto" w:val="clear"/>
+            <w:tcW w:type="dxa" w:w="1109"/>
+            <w:tcBorders>
+              <w:top w:val="single" w:color="D1D5DB" w:sz="4"/>
+              <w:left w:val="single" w:color="D1D5DB" w:sz="4"/>
+              <w:bottom w:val="single" w:color="D1D5DB" w:sz="4"/>
+              <w:right w:val="single" w:color="D1D5DB" w:sz="4"/>
+            </w:tcBorders>
+            <w:shd w:fill="FFFFFF" w:color="auto" w:val="clear"/>
             <w:tcMar>
               <w:top w:type="dxa" w:w="40"/>
               <w:left w:type="dxa" w:w="120"/>
